--- a/VoiceCoder_Documentation.docx
+++ b/VoiceCoder_Documentation.docx
@@ -11748,6 +11748,4649 @@
       </w:pPr>
       <w:r>
         <w:rPr/>
+      </w:r>
+    </w:p>
+    <w:p>
+      <w:pPr>
+        <w:pStyle w:val="Heading1"/>
+        <w:pBdr>
+          <w:bottom w:val="single" w:sz="6" w:space="1" w:color="1E40AF"/>
+        </w:pBdr>
+        <w:bidi w:val="0"/>
+        <w:spacing w:before="360" w:after="160"/>
+        <w:jc w:val="start"/>
+        <w:rPr>
+          <w:rFonts w:ascii="Arial" w:hAnsi="Arial" w:eastAsia="Arial" w:cs="Arial"/>
+          <w:b/>
+          <w:bCs/>
+          <w:color w:val="1E40AF"/>
+          <w:sz w:val="32"/>
+          <w:szCs w:val="32"/>
+        </w:rPr>
+      </w:pPr>
+      <w:r>
+        <w:rPr>
+          <w:rFonts w:ascii="Arial" w:hAnsi="Arial" w:eastAsia="Arial" w:cs="Arial"/>
+          <w:b/>
+          <w:bCs/>
+          <w:color w:val="1E40AF"/>
+          <w:sz w:val="32"/>
+          <w:szCs w:val="32"/>
+        </w:rPr>
+        <w:t>11. Android Application</w:t>
+      </w:r>
+    </w:p>
+    <w:p>
+      <w:pPr>
+        <w:pStyle w:val="Normal"/>
+        <w:bidi w:val="0"/>
+        <w:spacing w:before="60" w:after="60"/>
+        <w:jc w:val="start"/>
+        <w:rPr>
+          <w:rFonts w:ascii="Arial" w:hAnsi="Arial" w:eastAsia="Arial" w:cs="Arial"/>
+          <w:sz w:val="22"/>
+          <w:szCs w:val="22"/>
+        </w:rPr>
+      </w:pPr>
+      <w:r>
+        <w:rPr>
+          <w:rFonts w:eastAsia="Arial" w:cs="Arial"/>
+          <w:sz w:val="22"/>
+          <w:szCs w:val="22"/>
+        </w:rPr>
+        <w:t xml:space="preserve">VoiceCoder AI ships an Android companion app (minimum SDK 24 / Android 7.0) that wraps the Railway-hosted web application in a native WebView. The app provides full access to the VoiceCoder editor, AI chat, cloud files, and code compilation, while adding native Android capabilities — most critically, a native SpeechRecognizer bridge that replaces the browser’s Web Speech API which is not supported in Android WebView.</w:t>
+      </w:r>
+    </w:p>
+    <w:p>
+      <w:pPr>
+        <w:pStyle w:val="Heading2"/>
+        <w:bidi w:val="0"/>
+        <w:spacing w:before="280" w:after="120"/>
+        <w:jc w:val="start"/>
+        <w:rPr>
+          <w:rFonts w:ascii="Arial" w:hAnsi="Arial" w:eastAsia="Arial" w:cs="Arial"/>
+          <w:b/>
+          <w:bCs/>
+          <w:color w:val="1E3A6E"/>
+          <w:sz w:val="26"/>
+          <w:szCs w:val="26"/>
+        </w:rPr>
+      </w:pPr>
+      <w:r>
+        <w:rPr>
+          <w:rFonts w:ascii="Arial" w:hAnsi="Arial" w:eastAsia="Arial" w:cs="Arial"/>
+          <w:b/>
+          <w:bCs/>
+          <w:color w:val="1E3A6E"/>
+          <w:sz w:val="26"/>
+          <w:szCs w:val="26"/>
+        </w:rPr>
+        <w:t>11.1 Overview</w:t>
+      </w:r>
+    </w:p>
+    <w:p>
+      <w:pPr>
+        <w:pStyle w:val="Normal"/>
+        <w:bidi w:val="0"/>
+        <w:spacing w:before="60" w:after="60"/>
+        <w:jc w:val="start"/>
+        <w:rPr>
+          <w:rFonts w:ascii="Arial" w:hAnsi="Arial" w:eastAsia="Arial" w:cs="Arial"/>
+          <w:sz w:val="22"/>
+          <w:szCs w:val="22"/>
+        </w:rPr>
+      </w:pPr>
+      <w:r>
+        <w:rPr>
+          <w:rFonts w:eastAsia="Arial" w:cs="Arial"/>
+          <w:sz w:val="22"/>
+          <w:szCs w:val="22"/>
+        </w:rPr>
+        <w:t xml:space="preserve">The Android app is a WebView wrapper application built with Kotlin and targeting API 34. It loads the live production URL at startup and injects JavaScript polyfills to bridge the gap between the web application’s browser-only APIs and the Android native runtime. All business logic, authentication, file storage, and AI features remain on the server and web frontend — the Android app adds no separate backend.</w:t>
+      </w:r>
+    </w:p>
+    <w:tbl>
+      <w:tblPr>
+        <w:tblW w:w="9360" w:type="dxa"/>
+        <w:jc w:val="start"/>
+        <w:tblInd w:w="0" w:type="dxa"/>
+        <w:tblLayout w:type="fixed"/>
+        <w:tblCellMar>
+          <w:top w:w="80" w:type="dxa"/>
+          <w:start w:w="120" w:type="dxa"/>
+          <w:bottom w:w="80" w:type="dxa"/>
+          <w:end w:w="120" w:type="dxa"/>
+        </w:tblCellMar>
+      </w:tblPr>
+      <w:tblGrid>
+        <w:gridCol w:w="3120"/>
+        <w:gridCol w:w="6240"/>
+      </w:tblGrid>
+      <w:tr>
+        <w:trPr>
+          <w:tblHeader w:val="true"/>
+        </w:trPr>
+        <w:tc>
+          <w:tcPr>
+            <w:tcW w:w="3120" w:type="dxa"/>
+            <w:tcBorders>
+              <w:top w:val="single" w:sz="2" w:space="0" w:color="1E40AF"/>
+              <w:start w:val="single" w:sz="2" w:space="0" w:color="1E40AF"/>
+              <w:bottom w:val="single" w:sz="2" w:space="0" w:color="1E40AF"/>
+              <w:end w:val="single" w:sz="2" w:space="0" w:color="1E40AF"/>
+            </w:tcBorders>
+            <w:shd w:fill="1E40AF" w:val="clear"/>
+          </w:tcPr>
+          <w:p>
+            <w:pPr>
+              <w:pStyle w:val="Normal"/>
+              <w:bidi w:val="0"/>
+              <w:jc w:val="start"/>
+              <w:rPr>
+                <w:rFonts w:ascii="Arial" w:hAnsi="Arial" w:eastAsia="Arial" w:cs="Arial"/>
+                <w:b/>
+                <w:bCs/>
+                <w:color w:val="FFFFFF"/>
+                <w:sz w:val="20"/>
+                <w:szCs w:val="20"/>
+              </w:rPr>
+            </w:pPr>
+            <w:r>
+              <w:rPr>
+                <w:rFonts w:eastAsia="Arial" w:cs="Arial"/>
+                <w:b/>
+                <w:bCs/>
+                <w:color w:val="FFFFFF"/>
+                <w:sz w:val="20"/>
+                <w:szCs w:val="20"/>
+              </w:rPr>
+              <w:t>Property</w:t>
+            </w:r>
+          </w:p>
+        </w:tc>
+        <w:tc>
+          <w:tcPr>
+            <w:tcW w:w="6240" w:type="dxa"/>
+            <w:tcBorders>
+              <w:top w:val="single" w:sz="2" w:space="0" w:color="1E40AF"/>
+              <w:start w:val="single" w:sz="2" w:space="0" w:color="1E40AF"/>
+              <w:bottom w:val="single" w:sz="2" w:space="0" w:color="1E40AF"/>
+              <w:end w:val="single" w:sz="2" w:space="0" w:color="1E40AF"/>
+            </w:tcBorders>
+            <w:shd w:fill="1E40AF" w:val="clear"/>
+          </w:tcPr>
+          <w:p>
+            <w:pPr>
+              <w:pStyle w:val="Normal"/>
+              <w:bidi w:val="0"/>
+              <w:jc w:val="start"/>
+              <w:rPr>
+                <w:rFonts w:ascii="Arial" w:hAnsi="Arial" w:eastAsia="Arial" w:cs="Arial"/>
+                <w:b/>
+                <w:bCs/>
+                <w:color w:val="FFFFFF"/>
+                <w:sz w:val="20"/>
+                <w:szCs w:val="20"/>
+              </w:rPr>
+            </w:pPr>
+            <w:r>
+              <w:rPr>
+                <w:rFonts w:eastAsia="Arial" w:cs="Arial"/>
+                <w:b/>
+                <w:bCs/>
+                <w:color w:val="FFFFFF"/>
+                <w:sz w:val="20"/>
+                <w:szCs w:val="20"/>
+              </w:rPr>
+              <w:t>Value</w:t>
+            </w:r>
+          </w:p>
+        </w:tc>
+      </w:tr>
+      <w:tr>
+        <w:trPr/>
+        <w:tc>
+          <w:tcPr>
+            <w:tcW w:w="3120" w:type="dxa"/>
+            <w:tcBorders>
+              <w:top w:val="single" w:sz="2" w:space="0" w:color="CCCCCC"/>
+              <w:start w:val="single" w:sz="2" w:space="0" w:color="CCCCCC"/>
+              <w:bottom w:val="single" w:sz="2" w:space="0" w:color="CCCCCC"/>
+              <w:end w:val="single" w:sz="2" w:space="0" w:color="CCCCCC"/>
+            </w:tcBorders>
+            <w:shd w:fill="F8FAFC" w:val="clear"/>
+          </w:tcPr>
+          <w:p>
+            <w:pPr>
+              <w:pStyle w:val="Normal"/>
+              <w:bidi w:val="0"/>
+              <w:jc w:val="start"/>
+              <w:rPr>
+                <w:rFonts w:ascii="Arial" w:hAnsi="Arial" w:eastAsia="Arial" w:cs="Arial"/>
+                <w:sz w:val="20"/>
+                <w:szCs w:val="20"/>
+              </w:rPr>
+            </w:pPr>
+            <w:r>
+              <w:rPr>
+                <w:rFonts w:eastAsia="Arial" w:cs="Arial"/>
+                <w:sz w:val="20"/>
+                <w:szCs w:val="20"/>
+              </w:rPr>
+              <w:t xml:space="preserve">Package ID</w:t>
+            </w:r>
+          </w:p>
+        </w:tc>
+        <w:tc>
+          <w:tcPr>
+            <w:tcW w:w="6240" w:type="dxa"/>
+            <w:tcBorders>
+              <w:top w:val="single" w:sz="2" w:space="0" w:color="CCCCCC"/>
+              <w:start w:val="single" w:sz="2" w:space="0" w:color="CCCCCC"/>
+              <w:bottom w:val="single" w:sz="2" w:space="0" w:color="CCCCCC"/>
+              <w:end w:val="single" w:sz="2" w:space="0" w:color="CCCCCC"/>
+            </w:tcBorders>
+            <w:shd w:fill="F8FAFC" w:val="clear"/>
+          </w:tcPr>
+          <w:p>
+            <w:pPr>
+              <w:pStyle w:val="Normal"/>
+              <w:bidi w:val="0"/>
+              <w:jc w:val="start"/>
+              <w:rPr>
+                <w:rFonts w:ascii="Arial" w:hAnsi="Arial" w:eastAsia="Arial" w:cs="Arial"/>
+                <w:sz w:val="20"/>
+                <w:szCs w:val="20"/>
+              </w:rPr>
+            </w:pPr>
+            <w:r>
+              <w:rPr>
+                <w:rFonts w:eastAsia="Arial" w:cs="Arial"/>
+                <w:sz w:val="20"/>
+                <w:szCs w:val="20"/>
+              </w:rPr>
+              <w:t xml:space="preserve">com.voicecoder.app</w:t>
+            </w:r>
+          </w:p>
+        </w:tc>
+      </w:tr>
+      <w:tr>
+        <w:trPr/>
+        <w:tc>
+          <w:tcPr>
+            <w:tcW w:w="3120" w:type="dxa"/>
+            <w:tcBorders>
+              <w:top w:val="single" w:sz="2" w:space="0" w:color="CCCCCC"/>
+              <w:start w:val="single" w:sz="2" w:space="0" w:color="CCCCCC"/>
+              <w:bottom w:val="single" w:sz="2" w:space="0" w:color="CCCCCC"/>
+              <w:end w:val="single" w:sz="2" w:space="0" w:color="CCCCCC"/>
+            </w:tcBorders>
+            <w:shd w:fill="EFF6FF" w:val="clear"/>
+          </w:tcPr>
+          <w:p>
+            <w:pPr>
+              <w:pStyle w:val="Normal"/>
+              <w:bidi w:val="0"/>
+              <w:jc w:val="start"/>
+              <w:rPr>
+                <w:rFonts w:ascii="Arial" w:hAnsi="Arial" w:eastAsia="Arial" w:cs="Arial"/>
+                <w:sz w:val="20"/>
+                <w:szCs w:val="20"/>
+              </w:rPr>
+            </w:pPr>
+            <w:r>
+              <w:rPr>
+                <w:rFonts w:eastAsia="Arial" w:cs="Arial"/>
+                <w:sz w:val="20"/>
+                <w:szCs w:val="20"/>
+              </w:rPr>
+              <w:t xml:space="preserve">Min SDK</w:t>
+            </w:r>
+          </w:p>
+        </w:tc>
+        <w:tc>
+          <w:tcPr>
+            <w:tcW w:w="6240" w:type="dxa"/>
+            <w:tcBorders>
+              <w:top w:val="single" w:sz="2" w:space="0" w:color="CCCCCC"/>
+              <w:start w:val="single" w:sz="2" w:space="0" w:color="CCCCCC"/>
+              <w:bottom w:val="single" w:sz="2" w:space="0" w:color="CCCCCC"/>
+              <w:end w:val="single" w:sz="2" w:space="0" w:color="CCCCCC"/>
+            </w:tcBorders>
+            <w:shd w:fill="EFF6FF" w:val="clear"/>
+          </w:tcPr>
+          <w:p>
+            <w:pPr>
+              <w:pStyle w:val="Normal"/>
+              <w:bidi w:val="0"/>
+              <w:jc w:val="start"/>
+              <w:rPr>
+                <w:rFonts w:ascii="Arial" w:hAnsi="Arial" w:eastAsia="Arial" w:cs="Arial"/>
+                <w:sz w:val="20"/>
+                <w:szCs w:val="20"/>
+              </w:rPr>
+            </w:pPr>
+            <w:r>
+              <w:rPr>
+                <w:rFonts w:eastAsia="Arial" w:cs="Arial"/>
+                <w:sz w:val="20"/>
+                <w:szCs w:val="20"/>
+              </w:rPr>
+              <w:t xml:space="preserve">API 24 (Android 7.0 Nougat)</w:t>
+            </w:r>
+          </w:p>
+        </w:tc>
+      </w:tr>
+      <w:tr>
+        <w:trPr/>
+        <w:tc>
+          <w:tcPr>
+            <w:tcW w:w="3120" w:type="dxa"/>
+            <w:tcBorders>
+              <w:top w:val="single" w:sz="2" w:space="0" w:color="CCCCCC"/>
+              <w:start w:val="single" w:sz="2" w:space="0" w:color="CCCCCC"/>
+              <w:bottom w:val="single" w:sz="2" w:space="0" w:color="CCCCCC"/>
+              <w:end w:val="single" w:sz="2" w:space="0" w:color="CCCCCC"/>
+            </w:tcBorders>
+            <w:shd w:fill="F8FAFC" w:val="clear"/>
+          </w:tcPr>
+          <w:p>
+            <w:pPr>
+              <w:pStyle w:val="Normal"/>
+              <w:bidi w:val="0"/>
+              <w:jc w:val="start"/>
+              <w:rPr>
+                <w:rFonts w:ascii="Arial" w:hAnsi="Arial" w:eastAsia="Arial" w:cs="Arial"/>
+                <w:sz w:val="20"/>
+                <w:szCs w:val="20"/>
+              </w:rPr>
+            </w:pPr>
+            <w:r>
+              <w:rPr>
+                <w:rFonts w:eastAsia="Arial" w:cs="Arial"/>
+                <w:sz w:val="20"/>
+                <w:szCs w:val="20"/>
+              </w:rPr>
+              <w:t xml:space="preserve">Target SDK</w:t>
+            </w:r>
+          </w:p>
+        </w:tc>
+        <w:tc>
+          <w:tcPr>
+            <w:tcW w:w="6240" w:type="dxa"/>
+            <w:tcBorders>
+              <w:top w:val="single" w:sz="2" w:space="0" w:color="CCCCCC"/>
+              <w:start w:val="single" w:sz="2" w:space="0" w:color="CCCCCC"/>
+              <w:bottom w:val="single" w:sz="2" w:space="0" w:color="CCCCCC"/>
+              <w:end w:val="single" w:sz="2" w:space="0" w:color="CCCCCC"/>
+            </w:tcBorders>
+            <w:shd w:fill="F8FAFC" w:val="clear"/>
+          </w:tcPr>
+          <w:p>
+            <w:pPr>
+              <w:pStyle w:val="Normal"/>
+              <w:bidi w:val="0"/>
+              <w:jc w:val="start"/>
+              <w:rPr>
+                <w:rFonts w:ascii="Arial" w:hAnsi="Arial" w:eastAsia="Arial" w:cs="Arial"/>
+                <w:sz w:val="20"/>
+                <w:szCs w:val="20"/>
+              </w:rPr>
+            </w:pPr>
+            <w:r>
+              <w:rPr>
+                <w:rFonts w:eastAsia="Arial" w:cs="Arial"/>
+                <w:sz w:val="20"/>
+                <w:szCs w:val="20"/>
+              </w:rPr>
+              <w:t xml:space="preserve">API 34 (Android 14)</w:t>
+            </w:r>
+          </w:p>
+        </w:tc>
+      </w:tr>
+      <w:tr>
+        <w:trPr/>
+        <w:tc>
+          <w:tcPr>
+            <w:tcW w:w="3120" w:type="dxa"/>
+            <w:tcBorders>
+              <w:top w:val="single" w:sz="2" w:space="0" w:color="CCCCCC"/>
+              <w:start w:val="single" w:sz="2" w:space="0" w:color="CCCCCC"/>
+              <w:bottom w:val="single" w:sz="2" w:space="0" w:color="CCCCCC"/>
+              <w:end w:val="single" w:sz="2" w:space="0" w:color="CCCCCC"/>
+            </w:tcBorders>
+            <w:shd w:fill="EFF6FF" w:val="clear"/>
+          </w:tcPr>
+          <w:p>
+            <w:pPr>
+              <w:pStyle w:val="Normal"/>
+              <w:bidi w:val="0"/>
+              <w:jc w:val="start"/>
+              <w:rPr>
+                <w:rFonts w:ascii="Arial" w:hAnsi="Arial" w:eastAsia="Arial" w:cs="Arial"/>
+                <w:sz w:val="20"/>
+                <w:szCs w:val="20"/>
+              </w:rPr>
+            </w:pPr>
+            <w:r>
+              <w:rPr>
+                <w:rFonts w:eastAsia="Arial" w:cs="Arial"/>
+                <w:sz w:val="20"/>
+                <w:szCs w:val="20"/>
+              </w:rPr>
+              <w:t xml:space="preserve">Language</w:t>
+            </w:r>
+          </w:p>
+        </w:tc>
+        <w:tc>
+          <w:tcPr>
+            <w:tcW w:w="6240" w:type="dxa"/>
+            <w:tcBorders>
+              <w:top w:val="single" w:sz="2" w:space="0" w:color="CCCCCC"/>
+              <w:start w:val="single" w:sz="2" w:space="0" w:color="CCCCCC"/>
+              <w:bottom w:val="single" w:sz="2" w:space="0" w:color="CCCCCC"/>
+              <w:end w:val="single" w:sz="2" w:space="0" w:color="CCCCCC"/>
+            </w:tcBorders>
+            <w:shd w:fill="EFF6FF" w:val="clear"/>
+          </w:tcPr>
+          <w:p>
+            <w:pPr>
+              <w:pStyle w:val="Normal"/>
+              <w:bidi w:val="0"/>
+              <w:jc w:val="start"/>
+              <w:rPr>
+                <w:rFonts w:ascii="Arial" w:hAnsi="Arial" w:eastAsia="Arial" w:cs="Arial"/>
+                <w:sz w:val="20"/>
+                <w:szCs w:val="20"/>
+              </w:rPr>
+            </w:pPr>
+            <w:r>
+              <w:rPr>
+                <w:rFonts w:eastAsia="Arial" w:cs="Arial"/>
+                <w:sz w:val="20"/>
+                <w:szCs w:val="20"/>
+              </w:rPr>
+              <w:t xml:space="preserve">Kotlin</w:t>
+            </w:r>
+          </w:p>
+        </w:tc>
+      </w:tr>
+      <w:tr>
+        <w:trPr/>
+        <w:tc>
+          <w:tcPr>
+            <w:tcW w:w="3120" w:type="dxa"/>
+            <w:tcBorders>
+              <w:top w:val="single" w:sz="2" w:space="0" w:color="CCCCCC"/>
+              <w:start w:val="single" w:sz="2" w:space="0" w:color="CCCCCC"/>
+              <w:bottom w:val="single" w:sz="2" w:space="0" w:color="CCCCCC"/>
+              <w:end w:val="single" w:sz="2" w:space="0" w:color="CCCCCC"/>
+            </w:tcBorders>
+            <w:shd w:fill="F8FAFC" w:val="clear"/>
+          </w:tcPr>
+          <w:p>
+            <w:pPr>
+              <w:pStyle w:val="Normal"/>
+              <w:bidi w:val="0"/>
+              <w:jc w:val="start"/>
+              <w:rPr>
+                <w:rFonts w:ascii="Arial" w:hAnsi="Arial" w:eastAsia="Arial" w:cs="Arial"/>
+                <w:sz w:val="20"/>
+                <w:szCs w:val="20"/>
+              </w:rPr>
+            </w:pPr>
+            <w:r>
+              <w:rPr>
+                <w:rFonts w:eastAsia="Arial" w:cs="Arial"/>
+                <w:sz w:val="20"/>
+                <w:szCs w:val="20"/>
+              </w:rPr>
+              <w:t xml:space="preserve">Architecture</w:t>
+            </w:r>
+          </w:p>
+        </w:tc>
+        <w:tc>
+          <w:tcPr>
+            <w:tcW w:w="6240" w:type="dxa"/>
+            <w:tcBorders>
+              <w:top w:val="single" w:sz="2" w:space="0" w:color="CCCCCC"/>
+              <w:start w:val="single" w:sz="2" w:space="0" w:color="CCCCCC"/>
+              <w:bottom w:val="single" w:sz="2" w:space="0" w:color="CCCCCC"/>
+              <w:end w:val="single" w:sz="2" w:space="0" w:color="CCCCCC"/>
+            </w:tcBorders>
+            <w:shd w:fill="F8FAFC" w:val="clear"/>
+          </w:tcPr>
+          <w:p>
+            <w:pPr>
+              <w:pStyle w:val="Normal"/>
+              <w:bidi w:val="0"/>
+              <w:jc w:val="start"/>
+              <w:rPr>
+                <w:rFonts w:ascii="Arial" w:hAnsi="Arial" w:eastAsia="Arial" w:cs="Arial"/>
+                <w:sz w:val="20"/>
+                <w:szCs w:val="20"/>
+              </w:rPr>
+            </w:pPr>
+            <w:r>
+              <w:rPr>
+                <w:rFonts w:eastAsia="Arial" w:cs="Arial"/>
+                <w:sz w:val="20"/>
+                <w:szCs w:val="20"/>
+              </w:rPr>
+              <w:t xml:space="preserve">Single-activity WebView wrapper</w:t>
+            </w:r>
+          </w:p>
+        </w:tc>
+      </w:tr>
+      <w:tr>
+        <w:trPr/>
+        <w:tc>
+          <w:tcPr>
+            <w:tcW w:w="3120" w:type="dxa"/>
+            <w:tcBorders>
+              <w:top w:val="single" w:sz="2" w:space="0" w:color="CCCCCC"/>
+              <w:start w:val="single" w:sz="2" w:space="0" w:color="CCCCCC"/>
+              <w:bottom w:val="single" w:sz="2" w:space="0" w:color="CCCCCC"/>
+              <w:end w:val="single" w:sz="2" w:space="0" w:color="CCCCCC"/>
+            </w:tcBorders>
+            <w:shd w:fill="EFF6FF" w:val="clear"/>
+          </w:tcPr>
+          <w:p>
+            <w:pPr>
+              <w:pStyle w:val="Normal"/>
+              <w:bidi w:val="0"/>
+              <w:jc w:val="start"/>
+              <w:rPr>
+                <w:rFonts w:ascii="Arial" w:hAnsi="Arial" w:eastAsia="Arial" w:cs="Arial"/>
+                <w:sz w:val="20"/>
+                <w:szCs w:val="20"/>
+              </w:rPr>
+            </w:pPr>
+            <w:r>
+              <w:rPr>
+                <w:rFonts w:eastAsia="Arial" w:cs="Arial"/>
+                <w:sz w:val="20"/>
+                <w:szCs w:val="20"/>
+              </w:rPr>
+              <w:t xml:space="preserve">Production URL</w:t>
+            </w:r>
+          </w:p>
+        </w:tc>
+        <w:tc>
+          <w:tcPr>
+            <w:tcW w:w="6240" w:type="dxa"/>
+            <w:tcBorders>
+              <w:top w:val="single" w:sz="2" w:space="0" w:color="CCCCCC"/>
+              <w:start w:val="single" w:sz="2" w:space="0" w:color="CCCCCC"/>
+              <w:bottom w:val="single" w:sz="2" w:space="0" w:color="CCCCCC"/>
+              <w:end w:val="single" w:sz="2" w:space="0" w:color="CCCCCC"/>
+            </w:tcBorders>
+            <w:shd w:fill="EFF6FF" w:val="clear"/>
+          </w:tcPr>
+          <w:p>
+            <w:pPr>
+              <w:pStyle w:val="Normal"/>
+              <w:bidi w:val="0"/>
+              <w:jc w:val="start"/>
+              <w:rPr>
+                <w:rFonts w:ascii="Arial" w:hAnsi="Arial" w:eastAsia="Arial" w:cs="Arial"/>
+                <w:sz w:val="20"/>
+                <w:szCs w:val="20"/>
+              </w:rPr>
+            </w:pPr>
+            <w:r>
+              <w:rPr>
+                <w:rFonts w:eastAsia="Arial" w:cs="Arial"/>
+                <w:sz w:val="20"/>
+                <w:szCs w:val="20"/>
+              </w:rPr>
+              <w:t xml:space="preserve">https://voicecoderai-production-2d67.up.railway.app</w:t>
+            </w:r>
+          </w:p>
+        </w:tc>
+      </w:tr>
+      <w:tr>
+        <w:trPr/>
+        <w:tc>
+          <w:tcPr>
+            <w:tcW w:w="3120" w:type="dxa"/>
+            <w:tcBorders>
+              <w:top w:val="single" w:sz="2" w:space="0" w:color="CCCCCC"/>
+              <w:start w:val="single" w:sz="2" w:space="0" w:color="CCCCCC"/>
+              <w:bottom w:val="single" w:sz="2" w:space="0" w:color="CCCCCC"/>
+              <w:end w:val="single" w:sz="2" w:space="0" w:color="CCCCCC"/>
+            </w:tcBorders>
+            <w:shd w:fill="F8FAFC" w:val="clear"/>
+          </w:tcPr>
+          <w:p>
+            <w:pPr>
+              <w:pStyle w:val="Normal"/>
+              <w:bidi w:val="0"/>
+              <w:jc w:val="start"/>
+              <w:rPr>
+                <w:rFonts w:ascii="Arial" w:hAnsi="Arial" w:eastAsia="Arial" w:cs="Arial"/>
+                <w:sz w:val="20"/>
+                <w:szCs w:val="20"/>
+              </w:rPr>
+            </w:pPr>
+            <w:r>
+              <w:rPr>
+                <w:rFonts w:eastAsia="Arial" w:cs="Arial"/>
+                <w:sz w:val="20"/>
+                <w:szCs w:val="20"/>
+              </w:rPr>
+              <w:t xml:space="preserve">Build System</w:t>
+            </w:r>
+          </w:p>
+        </w:tc>
+        <w:tc>
+          <w:tcPr>
+            <w:tcW w:w="6240" w:type="dxa"/>
+            <w:tcBorders>
+              <w:top w:val="single" w:sz="2" w:space="0" w:color="CCCCCC"/>
+              <w:start w:val="single" w:sz="2" w:space="0" w:color="CCCCCC"/>
+              <w:bottom w:val="single" w:sz="2" w:space="0" w:color="CCCCCC"/>
+              <w:end w:val="single" w:sz="2" w:space="0" w:color="CCCCCC"/>
+            </w:tcBorders>
+            <w:shd w:fill="F8FAFC" w:val="clear"/>
+          </w:tcPr>
+          <w:p>
+            <w:pPr>
+              <w:pStyle w:val="Normal"/>
+              <w:bidi w:val="0"/>
+              <w:jc w:val="start"/>
+              <w:rPr>
+                <w:rFonts w:ascii="Arial" w:hAnsi="Arial" w:eastAsia="Arial" w:cs="Arial"/>
+                <w:sz w:val="20"/>
+                <w:szCs w:val="20"/>
+              </w:rPr>
+            </w:pPr>
+            <w:r>
+              <w:rPr>
+                <w:rFonts w:eastAsia="Arial" w:cs="Arial"/>
+                <w:sz w:val="20"/>
+                <w:szCs w:val="20"/>
+              </w:rPr>
+              <w:t xml:space="preserve">Gradle 8.4 with Android Gradle Plugin 8.2.2</w:t>
+            </w:r>
+          </w:p>
+        </w:tc>
+      </w:tr>
+    </w:tbl>
+    <w:p>
+      <w:pPr>
+        <w:pStyle w:val="Normal"/>
+        <w:bidi w:val="0"/>
+        <w:spacing w:before="0" w:after="0"/>
+        <w:rPr/>
+      </w:pPr>
+      <w:r>
+        <w:rPr/>
+      </w:r>
+    </w:p>
+    <w:p>
+      <w:pPr>
+        <w:pStyle w:val="Heading2"/>
+        <w:bidi w:val="0"/>
+        <w:spacing w:before="280" w:after="120"/>
+        <w:jc w:val="start"/>
+        <w:rPr>
+          <w:rFonts w:ascii="Arial" w:hAnsi="Arial" w:eastAsia="Arial" w:cs="Arial"/>
+          <w:b/>
+          <w:bCs/>
+          <w:color w:val="1E3A6E"/>
+          <w:sz w:val="26"/>
+          <w:szCs w:val="26"/>
+        </w:rPr>
+      </w:pPr>
+      <w:r>
+        <w:rPr>
+          <w:rFonts w:ascii="Arial" w:hAnsi="Arial" w:eastAsia="Arial" w:cs="Arial"/>
+          <w:b/>
+          <w:bCs/>
+          <w:color w:val="1E3A6E"/>
+          <w:sz w:val="26"/>
+          <w:szCs w:val="26"/>
+        </w:rPr>
+        <w:t>11.2 Project Structure</w:t>
+      </w:r>
+    </w:p>
+    <w:tbl>
+      <w:tblPr>
+        <w:tblW w:w="9360" w:type="dxa"/>
+        <w:jc w:val="start"/>
+        <w:tblInd w:w="0" w:type="dxa"/>
+        <w:tblLayout w:type="fixed"/>
+        <w:tblCellMar>
+          <w:top w:w="80" w:type="dxa"/>
+          <w:start w:w="120" w:type="dxa"/>
+          <w:bottom w:w="80" w:type="dxa"/>
+          <w:end w:w="120" w:type="dxa"/>
+        </w:tblCellMar>
+      </w:tblPr>
+      <w:tblGrid>
+        <w:gridCol w:w="3600"/>
+        <w:gridCol w:w="5760"/>
+      </w:tblGrid>
+      <w:tr>
+        <w:trPr>
+          <w:tblHeader w:val="true"/>
+        </w:trPr>
+        <w:tc>
+          <w:tcPr>
+            <w:tcW w:w="3600" w:type="dxa"/>
+            <w:tcBorders>
+              <w:top w:val="single" w:sz="2" w:space="0" w:color="1E40AF"/>
+              <w:start w:val="single" w:sz="2" w:space="0" w:color="1E40AF"/>
+              <w:bottom w:val="single" w:sz="2" w:space="0" w:color="1E40AF"/>
+              <w:end w:val="single" w:sz="2" w:space="0" w:color="1E40AF"/>
+            </w:tcBorders>
+            <w:shd w:fill="1E40AF" w:val="clear"/>
+          </w:tcPr>
+          <w:p>
+            <w:pPr>
+              <w:pStyle w:val="Normal"/>
+              <w:bidi w:val="0"/>
+              <w:jc w:val="start"/>
+              <w:rPr>
+                <w:rFonts w:ascii="Arial" w:hAnsi="Arial" w:eastAsia="Arial" w:cs="Arial"/>
+                <w:b/>
+                <w:bCs/>
+                <w:color w:val="FFFFFF"/>
+                <w:sz w:val="20"/>
+                <w:szCs w:val="20"/>
+              </w:rPr>
+            </w:pPr>
+            <w:r>
+              <w:rPr>
+                <w:rFonts w:eastAsia="Arial" w:cs="Arial"/>
+                <w:b/>
+                <w:bCs/>
+                <w:color w:val="FFFFFF"/>
+                <w:sz w:val="20"/>
+                <w:szCs w:val="20"/>
+              </w:rPr>
+              <w:t>File / Folder</w:t>
+            </w:r>
+          </w:p>
+        </w:tc>
+        <w:tc>
+          <w:tcPr>
+            <w:tcW w:w="5760" w:type="dxa"/>
+            <w:tcBorders>
+              <w:top w:val="single" w:sz="2" w:space="0" w:color="1E40AF"/>
+              <w:start w:val="single" w:sz="2" w:space="0" w:color="1E40AF"/>
+              <w:bottom w:val="single" w:sz="2" w:space="0" w:color="1E40AF"/>
+              <w:end w:val="single" w:sz="2" w:space="0" w:color="1E40AF"/>
+            </w:tcBorders>
+            <w:shd w:fill="1E40AF" w:val="clear"/>
+          </w:tcPr>
+          <w:p>
+            <w:pPr>
+              <w:pStyle w:val="Normal"/>
+              <w:bidi w:val="0"/>
+              <w:jc w:val="start"/>
+              <w:rPr>
+                <w:rFonts w:ascii="Arial" w:hAnsi="Arial" w:eastAsia="Arial" w:cs="Arial"/>
+                <w:b/>
+                <w:bCs/>
+                <w:color w:val="FFFFFF"/>
+                <w:sz w:val="20"/>
+                <w:szCs w:val="20"/>
+              </w:rPr>
+            </w:pPr>
+            <w:r>
+              <w:rPr>
+                <w:rFonts w:eastAsia="Arial" w:cs="Arial"/>
+                <w:b/>
+                <w:bCs/>
+                <w:color w:val="FFFFFF"/>
+                <w:sz w:val="20"/>
+                <w:szCs w:val="20"/>
+              </w:rPr>
+              <w:t>Description</w:t>
+            </w:r>
+          </w:p>
+        </w:tc>
+      </w:tr>
+      <w:tr>
+        <w:trPr/>
+        <w:tc>
+          <w:tcPr>
+            <w:tcW w:w="3600" w:type="dxa"/>
+            <w:tcBorders>
+              <w:top w:val="single" w:sz="2" w:space="0" w:color="CCCCCC"/>
+              <w:start w:val="single" w:sz="2" w:space="0" w:color="CCCCCC"/>
+              <w:bottom w:val="single" w:sz="2" w:space="0" w:color="CCCCCC"/>
+              <w:end w:val="single" w:sz="2" w:space="0" w:color="CCCCCC"/>
+            </w:tcBorders>
+            <w:shd w:fill="F8FAFC" w:val="clear"/>
+          </w:tcPr>
+          <w:p>
+            <w:pPr>
+              <w:pStyle w:val="Normal"/>
+              <w:bidi w:val="0"/>
+              <w:jc w:val="start"/>
+              <w:rPr>
+                <w:rFonts w:ascii="Arial" w:hAnsi="Arial" w:eastAsia="Arial" w:cs="Arial"/>
+                <w:sz w:val="20"/>
+                <w:szCs w:val="20"/>
+              </w:rPr>
+            </w:pPr>
+            <w:r>
+              <w:rPr>
+                <w:rFonts w:eastAsia="Arial" w:cs="Arial"/>
+                <w:sz w:val="20"/>
+                <w:szCs w:val="20"/>
+              </w:rPr>
+              <w:t xml:space="preserve">app/src/main/java/.../SplashActivity.kt</w:t>
+            </w:r>
+          </w:p>
+        </w:tc>
+        <w:tc>
+          <w:tcPr>
+            <w:tcW w:w="5760" w:type="dxa"/>
+            <w:tcBorders>
+              <w:top w:val="single" w:sz="2" w:space="0" w:color="CCCCCC"/>
+              <w:start w:val="single" w:sz="2" w:space="0" w:color="CCCCCC"/>
+              <w:bottom w:val="single" w:sz="2" w:space="0" w:color="CCCCCC"/>
+              <w:end w:val="single" w:sz="2" w:space="0" w:color="CCCCCC"/>
+            </w:tcBorders>
+            <w:shd w:fill="F8FAFC" w:val="clear"/>
+          </w:tcPr>
+          <w:p>
+            <w:pPr>
+              <w:pStyle w:val="Normal"/>
+              <w:bidi w:val="0"/>
+              <w:jc w:val="start"/>
+              <w:rPr>
+                <w:rFonts w:ascii="Arial" w:hAnsi="Arial" w:eastAsia="Arial" w:cs="Arial"/>
+                <w:sz w:val="20"/>
+                <w:szCs w:val="20"/>
+              </w:rPr>
+            </w:pPr>
+            <w:r>
+              <w:rPr>
+                <w:rFonts w:eastAsia="Arial" w:cs="Arial"/>
+                <w:sz w:val="20"/>
+                <w:szCs w:val="20"/>
+              </w:rPr>
+              <w:t xml:space="preserve">Splash screen shown for 1.6 s on launch before opening MainActivity</w:t>
+            </w:r>
+          </w:p>
+        </w:tc>
+      </w:tr>
+      <w:tr>
+        <w:trPr/>
+        <w:tc>
+          <w:tcPr>
+            <w:tcW w:w="3600" w:type="dxa"/>
+            <w:tcBorders>
+              <w:top w:val="single" w:sz="2" w:space="0" w:color="CCCCCC"/>
+              <w:start w:val="single" w:sz="2" w:space="0" w:color="CCCCCC"/>
+              <w:bottom w:val="single" w:sz="2" w:space="0" w:color="CCCCCC"/>
+              <w:end w:val="single" w:sz="2" w:space="0" w:color="CCCCCC"/>
+            </w:tcBorders>
+            <w:shd w:fill="EFF6FF" w:val="clear"/>
+          </w:tcPr>
+          <w:p>
+            <w:pPr>
+              <w:pStyle w:val="Normal"/>
+              <w:bidi w:val="0"/>
+              <w:jc w:val="start"/>
+              <w:rPr>
+                <w:rFonts w:ascii="Arial" w:hAnsi="Arial" w:eastAsia="Arial" w:cs="Arial"/>
+                <w:sz w:val="20"/>
+                <w:szCs w:val="20"/>
+              </w:rPr>
+            </w:pPr>
+            <w:r>
+              <w:rPr>
+                <w:rFonts w:eastAsia="Arial" w:cs="Arial"/>
+                <w:sz w:val="20"/>
+                <w:szCs w:val="20"/>
+              </w:rPr>
+              <w:t xml:space="preserve">app/src/main/java/.../MainActivity.kt</w:t>
+            </w:r>
+          </w:p>
+        </w:tc>
+        <w:tc>
+          <w:tcPr>
+            <w:tcW w:w="5760" w:type="dxa"/>
+            <w:tcBorders>
+              <w:top w:val="single" w:sz="2" w:space="0" w:color="CCCCCC"/>
+              <w:start w:val="single" w:sz="2" w:space="0" w:color="CCCCCC"/>
+              <w:bottom w:val="single" w:sz="2" w:space="0" w:color="CCCCCC"/>
+              <w:end w:val="single" w:sz="2" w:space="0" w:color="CCCCCC"/>
+            </w:tcBorders>
+            <w:shd w:fill="EFF6FF" w:val="clear"/>
+          </w:tcPr>
+          <w:p>
+            <w:pPr>
+              <w:pStyle w:val="Normal"/>
+              <w:bidi w:val="0"/>
+              <w:jc w:val="start"/>
+              <w:rPr>
+                <w:rFonts w:ascii="Arial" w:hAnsi="Arial" w:eastAsia="Arial" w:cs="Arial"/>
+                <w:sz w:val="20"/>
+                <w:szCs w:val="20"/>
+              </w:rPr>
+            </w:pPr>
+            <w:r>
+              <w:rPr>
+                <w:rFonts w:eastAsia="Arial" w:cs="Arial"/>
+                <w:sz w:val="20"/>
+                <w:szCs w:val="20"/>
+              </w:rPr>
+              <w:t xml:space="preserve">Main activity: WebView setup, HTTP interception, JS injection, lifecycle management</w:t>
+            </w:r>
+          </w:p>
+        </w:tc>
+      </w:tr>
+      <w:tr>
+        <w:trPr/>
+        <w:tc>
+          <w:tcPr>
+            <w:tcW w:w="3600" w:type="dxa"/>
+            <w:tcBorders>
+              <w:top w:val="single" w:sz="2" w:space="0" w:color="CCCCCC"/>
+              <w:start w:val="single" w:sz="2" w:space="0" w:color="CCCCCC"/>
+              <w:bottom w:val="single" w:sz="2" w:space="0" w:color="CCCCCC"/>
+              <w:end w:val="single" w:sz="2" w:space="0" w:color="CCCCCC"/>
+            </w:tcBorders>
+            <w:shd w:fill="F8FAFC" w:val="clear"/>
+          </w:tcPr>
+          <w:p>
+            <w:pPr>
+              <w:pStyle w:val="Normal"/>
+              <w:bidi w:val="0"/>
+              <w:jc w:val="start"/>
+              <w:rPr>
+                <w:rFonts w:ascii="Arial" w:hAnsi="Arial" w:eastAsia="Arial" w:cs="Arial"/>
+                <w:sz w:val="20"/>
+                <w:szCs w:val="20"/>
+              </w:rPr>
+            </w:pPr>
+            <w:r>
+              <w:rPr>
+                <w:rFonts w:eastAsia="Arial" w:cs="Arial"/>
+                <w:sz w:val="20"/>
+                <w:szCs w:val="20"/>
+              </w:rPr>
+              <w:t xml:space="preserve">app/src/main/java/.../SpeechBridge.kt</w:t>
+            </w:r>
+          </w:p>
+        </w:tc>
+        <w:tc>
+          <w:tcPr>
+            <w:tcW w:w="5760" w:type="dxa"/>
+            <w:tcBorders>
+              <w:top w:val="single" w:sz="2" w:space="0" w:color="CCCCCC"/>
+              <w:start w:val="single" w:sz="2" w:space="0" w:color="CCCCCC"/>
+              <w:bottom w:val="single" w:sz="2" w:space="0" w:color="CCCCCC"/>
+              <w:end w:val="single" w:sz="2" w:space="0" w:color="CCCCCC"/>
+            </w:tcBorders>
+            <w:shd w:fill="F8FAFC" w:val="clear"/>
+          </w:tcPr>
+          <w:p>
+            <w:pPr>
+              <w:pStyle w:val="Normal"/>
+              <w:bidi w:val="0"/>
+              <w:jc w:val="start"/>
+              <w:rPr>
+                <w:rFonts w:ascii="Arial" w:hAnsi="Arial" w:eastAsia="Arial" w:cs="Arial"/>
+                <w:sz w:val="20"/>
+                <w:szCs w:val="20"/>
+              </w:rPr>
+            </w:pPr>
+            <w:r>
+              <w:rPr>
+                <w:rFonts w:eastAsia="Arial" w:cs="Arial"/>
+                <w:sz w:val="20"/>
+                <w:szCs w:val="20"/>
+              </w:rPr>
+              <w:t xml:space="preserve">JavascriptInterface that wraps Android SpeechRecognizer and fires JS callbacks</w:t>
+            </w:r>
+          </w:p>
+        </w:tc>
+      </w:tr>
+      <w:tr>
+        <w:trPr/>
+        <w:tc>
+          <w:tcPr>
+            <w:tcW w:w="3600" w:type="dxa"/>
+            <w:tcBorders>
+              <w:top w:val="single" w:sz="2" w:space="0" w:color="CCCCCC"/>
+              <w:start w:val="single" w:sz="2" w:space="0" w:color="CCCCCC"/>
+              <w:bottom w:val="single" w:sz="2" w:space="0" w:color="CCCCCC"/>
+              <w:end w:val="single" w:sz="2" w:space="0" w:color="CCCCCC"/>
+            </w:tcBorders>
+            <w:shd w:fill="EFF6FF" w:val="clear"/>
+          </w:tcPr>
+          <w:p>
+            <w:pPr>
+              <w:pStyle w:val="Normal"/>
+              <w:bidi w:val="0"/>
+              <w:jc w:val="start"/>
+              <w:rPr>
+                <w:rFonts w:ascii="Arial" w:hAnsi="Arial" w:eastAsia="Arial" w:cs="Arial"/>
+                <w:sz w:val="20"/>
+                <w:szCs w:val="20"/>
+              </w:rPr>
+            </w:pPr>
+            <w:r>
+              <w:rPr>
+                <w:rFonts w:eastAsia="Arial" w:cs="Arial"/>
+                <w:sz w:val="20"/>
+                <w:szCs w:val="20"/>
+              </w:rPr>
+              <w:t xml:space="preserve">app/src/main/assets/speech_polyfill.js</w:t>
+            </w:r>
+          </w:p>
+        </w:tc>
+        <w:tc>
+          <w:tcPr>
+            <w:tcW w:w="5760" w:type="dxa"/>
+            <w:tcBorders>
+              <w:top w:val="single" w:sz="2" w:space="0" w:color="CCCCCC"/>
+              <w:start w:val="single" w:sz="2" w:space="0" w:color="CCCCCC"/>
+              <w:bottom w:val="single" w:sz="2" w:space="0" w:color="CCCCCC"/>
+              <w:end w:val="single" w:sz="2" w:space="0" w:color="CCCCCC"/>
+            </w:tcBorders>
+            <w:shd w:fill="EFF6FF" w:val="clear"/>
+          </w:tcPr>
+          <w:p>
+            <w:pPr>
+              <w:pStyle w:val="Normal"/>
+              <w:bidi w:val="0"/>
+              <w:jc w:val="start"/>
+              <w:rPr>
+                <w:rFonts w:ascii="Arial" w:hAnsi="Arial" w:eastAsia="Arial" w:cs="Arial"/>
+                <w:sz w:val="20"/>
+                <w:szCs w:val="20"/>
+              </w:rPr>
+            </w:pPr>
+            <w:r>
+              <w:rPr>
+                <w:rFonts w:eastAsia="Arial" w:cs="Arial"/>
+                <w:sz w:val="20"/>
+                <w:szCs w:val="20"/>
+              </w:rPr>
+              <w:t xml:space="preserve">Polyfill injected into page &lt;head&gt;: defines window.webkitSpeechRecognition using SpeechBridge</w:t>
+            </w:r>
+          </w:p>
+        </w:tc>
+      </w:tr>
+      <w:tr>
+        <w:trPr/>
+        <w:tc>
+          <w:tcPr>
+            <w:tcW w:w="3600" w:type="dxa"/>
+            <w:tcBorders>
+              <w:top w:val="single" w:sz="2" w:space="0" w:color="CCCCCC"/>
+              <w:start w:val="single" w:sz="2" w:space="0" w:color="CCCCCC"/>
+              <w:bottom w:val="single" w:sz="2" w:space="0" w:color="CCCCCC"/>
+              <w:end w:val="single" w:sz="2" w:space="0" w:color="CCCCCC"/>
+            </w:tcBorders>
+            <w:shd w:fill="F8FAFC" w:val="clear"/>
+          </w:tcPr>
+          <w:p>
+            <w:pPr>
+              <w:pStyle w:val="Normal"/>
+              <w:bidi w:val="0"/>
+              <w:jc w:val="start"/>
+              <w:rPr>
+                <w:rFonts w:ascii="Arial" w:hAnsi="Arial" w:eastAsia="Arial" w:cs="Arial"/>
+                <w:sz w:val="20"/>
+                <w:szCs w:val="20"/>
+              </w:rPr>
+            </w:pPr>
+            <w:r>
+              <w:rPr>
+                <w:rFonts w:eastAsia="Arial" w:cs="Arial"/>
+                <w:sz w:val="20"/>
+                <w:szCs w:val="20"/>
+              </w:rPr>
+              <w:t xml:space="preserve">app/src/main/res/layout/activity_main.xml</w:t>
+            </w:r>
+          </w:p>
+        </w:tc>
+        <w:tc>
+          <w:tcPr>
+            <w:tcW w:w="5760" w:type="dxa"/>
+            <w:tcBorders>
+              <w:top w:val="single" w:sz="2" w:space="0" w:color="CCCCCC"/>
+              <w:start w:val="single" w:sz="2" w:space="0" w:color="CCCCCC"/>
+              <w:bottom w:val="single" w:sz="2" w:space="0" w:color="CCCCCC"/>
+              <w:end w:val="single" w:sz="2" w:space="0" w:color="CCCCCC"/>
+            </w:tcBorders>
+            <w:shd w:fill="F8FAFC" w:val="clear"/>
+          </w:tcPr>
+          <w:p>
+            <w:pPr>
+              <w:pStyle w:val="Normal"/>
+              <w:bidi w:val="0"/>
+              <w:jc w:val="start"/>
+              <w:rPr>
+                <w:rFonts w:ascii="Arial" w:hAnsi="Arial" w:eastAsia="Arial" w:cs="Arial"/>
+                <w:sz w:val="20"/>
+                <w:szCs w:val="20"/>
+              </w:rPr>
+            </w:pPr>
+            <w:r>
+              <w:rPr>
+                <w:rFonts w:eastAsia="Arial" w:cs="Arial"/>
+                <w:sz w:val="20"/>
+                <w:szCs w:val="20"/>
+              </w:rPr>
+              <w:t xml:space="preserve">WebView inside SwipeRefreshLayout with an offline error overlay</w:t>
+            </w:r>
+          </w:p>
+        </w:tc>
+      </w:tr>
+      <w:tr>
+        <w:trPr/>
+        <w:tc>
+          <w:tcPr>
+            <w:tcW w:w="3600" w:type="dxa"/>
+            <w:tcBorders>
+              <w:top w:val="single" w:sz="2" w:space="0" w:color="CCCCCC"/>
+              <w:start w:val="single" w:sz="2" w:space="0" w:color="CCCCCC"/>
+              <w:bottom w:val="single" w:sz="2" w:space="0" w:color="CCCCCC"/>
+              <w:end w:val="single" w:sz="2" w:space="0" w:color="CCCCCC"/>
+            </w:tcBorders>
+            <w:shd w:fill="EFF6FF" w:val="clear"/>
+          </w:tcPr>
+          <w:p>
+            <w:pPr>
+              <w:pStyle w:val="Normal"/>
+              <w:bidi w:val="0"/>
+              <w:jc w:val="start"/>
+              <w:rPr>
+                <w:rFonts w:ascii="Arial" w:hAnsi="Arial" w:eastAsia="Arial" w:cs="Arial"/>
+                <w:sz w:val="20"/>
+                <w:szCs w:val="20"/>
+              </w:rPr>
+            </w:pPr>
+            <w:r>
+              <w:rPr>
+                <w:rFonts w:eastAsia="Arial" w:cs="Arial"/>
+                <w:sz w:val="20"/>
+                <w:szCs w:val="20"/>
+              </w:rPr>
+              <w:t xml:space="preserve">app/src/main/res/layout/activity_splash.xml</w:t>
+            </w:r>
+          </w:p>
+        </w:tc>
+        <w:tc>
+          <w:tcPr>
+            <w:tcW w:w="5760" w:type="dxa"/>
+            <w:tcBorders>
+              <w:top w:val="single" w:sz="2" w:space="0" w:color="CCCCCC"/>
+              <w:start w:val="single" w:sz="2" w:space="0" w:color="CCCCCC"/>
+              <w:bottom w:val="single" w:sz="2" w:space="0" w:color="CCCCCC"/>
+              <w:end w:val="single" w:sz="2" w:space="0" w:color="CCCCCC"/>
+            </w:tcBorders>
+            <w:shd w:fill="EFF6FF" w:val="clear"/>
+          </w:tcPr>
+          <w:p>
+            <w:pPr>
+              <w:pStyle w:val="Normal"/>
+              <w:bidi w:val="0"/>
+              <w:jc w:val="start"/>
+              <w:rPr>
+                <w:rFonts w:ascii="Arial" w:hAnsi="Arial" w:eastAsia="Arial" w:cs="Arial"/>
+                <w:sz w:val="20"/>
+                <w:szCs w:val="20"/>
+              </w:rPr>
+            </w:pPr>
+            <w:r>
+              <w:rPr>
+                <w:rFonts w:eastAsia="Arial" w:cs="Arial"/>
+                <w:sz w:val="20"/>
+                <w:szCs w:val="20"/>
+              </w:rPr>
+              <w:t xml:space="preserve">Dark splash layout with VoiceCoder branding</w:t>
+            </w:r>
+          </w:p>
+        </w:tc>
+      </w:tr>
+      <w:tr>
+        <w:trPr/>
+        <w:tc>
+          <w:tcPr>
+            <w:tcW w:w="3600" w:type="dxa"/>
+            <w:tcBorders>
+              <w:top w:val="single" w:sz="2" w:space="0" w:color="CCCCCC"/>
+              <w:start w:val="single" w:sz="2" w:space="0" w:color="CCCCCC"/>
+              <w:bottom w:val="single" w:sz="2" w:space="0" w:color="CCCCCC"/>
+              <w:end w:val="single" w:sz="2" w:space="0" w:color="CCCCCC"/>
+            </w:tcBorders>
+            <w:shd w:fill="F8FAFC" w:val="clear"/>
+          </w:tcPr>
+          <w:p>
+            <w:pPr>
+              <w:pStyle w:val="Normal"/>
+              <w:bidi w:val="0"/>
+              <w:jc w:val="start"/>
+              <w:rPr>
+                <w:rFonts w:ascii="Arial" w:hAnsi="Arial" w:eastAsia="Arial" w:cs="Arial"/>
+                <w:sz w:val="20"/>
+                <w:szCs w:val="20"/>
+              </w:rPr>
+            </w:pPr>
+            <w:r>
+              <w:rPr>
+                <w:rFonts w:eastAsia="Arial" w:cs="Arial"/>
+                <w:sz w:val="20"/>
+                <w:szCs w:val="20"/>
+              </w:rPr>
+              <w:t xml:space="preserve">app/src/main/AndroidManifest.xml</w:t>
+            </w:r>
+          </w:p>
+        </w:tc>
+        <w:tc>
+          <w:tcPr>
+            <w:tcW w:w="5760" w:type="dxa"/>
+            <w:tcBorders>
+              <w:top w:val="single" w:sz="2" w:space="0" w:color="CCCCCC"/>
+              <w:start w:val="single" w:sz="2" w:space="0" w:color="CCCCCC"/>
+              <w:bottom w:val="single" w:sz="2" w:space="0" w:color="CCCCCC"/>
+              <w:end w:val="single" w:sz="2" w:space="0" w:color="CCCCCC"/>
+            </w:tcBorders>
+            <w:shd w:fill="F8FAFC" w:val="clear"/>
+          </w:tcPr>
+          <w:p>
+            <w:pPr>
+              <w:pStyle w:val="Normal"/>
+              <w:bidi w:val="0"/>
+              <w:jc w:val="start"/>
+              <w:rPr>
+                <w:rFonts w:ascii="Arial" w:hAnsi="Arial" w:eastAsia="Arial" w:cs="Arial"/>
+                <w:sz w:val="20"/>
+                <w:szCs w:val="20"/>
+              </w:rPr>
+            </w:pPr>
+            <w:r>
+              <w:rPr>
+                <w:rFonts w:eastAsia="Arial" w:cs="Arial"/>
+                <w:sz w:val="20"/>
+                <w:szCs w:val="20"/>
+              </w:rPr>
+              <w:t xml:space="preserve">Permissions, activity declarations, &lt;queries&gt; intent for RecognitionService</w:t>
+            </w:r>
+          </w:p>
+        </w:tc>
+      </w:tr>
+      <w:tr>
+        <w:trPr/>
+        <w:tc>
+          <w:tcPr>
+            <w:tcW w:w="3600" w:type="dxa"/>
+            <w:tcBorders>
+              <w:top w:val="single" w:sz="2" w:space="0" w:color="CCCCCC"/>
+              <w:start w:val="single" w:sz="2" w:space="0" w:color="CCCCCC"/>
+              <w:bottom w:val="single" w:sz="2" w:space="0" w:color="CCCCCC"/>
+              <w:end w:val="single" w:sz="2" w:space="0" w:color="CCCCCC"/>
+            </w:tcBorders>
+            <w:shd w:fill="EFF6FF" w:val="clear"/>
+          </w:tcPr>
+          <w:p>
+            <w:pPr>
+              <w:pStyle w:val="Normal"/>
+              <w:bidi w:val="0"/>
+              <w:jc w:val="start"/>
+              <w:rPr>
+                <w:rFonts w:ascii="Arial" w:hAnsi="Arial" w:eastAsia="Arial" w:cs="Arial"/>
+                <w:sz w:val="20"/>
+                <w:szCs w:val="20"/>
+              </w:rPr>
+            </w:pPr>
+            <w:r>
+              <w:rPr>
+                <w:rFonts w:eastAsia="Arial" w:cs="Arial"/>
+                <w:sz w:val="20"/>
+                <w:szCs w:val="20"/>
+              </w:rPr>
+              <w:t xml:space="preserve">app/build.gradle</w:t>
+            </w:r>
+          </w:p>
+        </w:tc>
+        <w:tc>
+          <w:tcPr>
+            <w:tcW w:w="5760" w:type="dxa"/>
+            <w:tcBorders>
+              <w:top w:val="single" w:sz="2" w:space="0" w:color="CCCCCC"/>
+              <w:start w:val="single" w:sz="2" w:space="0" w:color="CCCCCC"/>
+              <w:bottom w:val="single" w:sz="2" w:space="0" w:color="CCCCCC"/>
+              <w:end w:val="single" w:sz="2" w:space="0" w:color="CCCCCC"/>
+            </w:tcBorders>
+            <w:shd w:fill="EFF6FF" w:val="clear"/>
+          </w:tcPr>
+          <w:p>
+            <w:pPr>
+              <w:pStyle w:val="Normal"/>
+              <w:bidi w:val="0"/>
+              <w:jc w:val="start"/>
+              <w:rPr>
+                <w:rFonts w:ascii="Arial" w:hAnsi="Arial" w:eastAsia="Arial" w:cs="Arial"/>
+                <w:sz w:val="20"/>
+                <w:szCs w:val="20"/>
+              </w:rPr>
+            </w:pPr>
+            <w:r>
+              <w:rPr>
+                <w:rFonts w:eastAsia="Arial" w:cs="Arial"/>
+                <w:sz w:val="20"/>
+                <w:szCs w:val="20"/>
+              </w:rPr>
+              <w:t xml:space="preserve">Module-level build config: dependencies, compile/target SDK, ProGuard rules</w:t>
+            </w:r>
+          </w:p>
+        </w:tc>
+      </w:tr>
+      <w:tr>
+        <w:trPr/>
+        <w:tc>
+          <w:tcPr>
+            <w:tcW w:w="3600" w:type="dxa"/>
+            <w:tcBorders>
+              <w:top w:val="single" w:sz="2" w:space="0" w:color="CCCCCC"/>
+              <w:start w:val="single" w:sz="2" w:space="0" w:color="CCCCCC"/>
+              <w:bottom w:val="single" w:sz="2" w:space="0" w:color="CCCCCC"/>
+              <w:end w:val="single" w:sz="2" w:space="0" w:color="CCCCCC"/>
+            </w:tcBorders>
+            <w:shd w:fill="F8FAFC" w:val="clear"/>
+          </w:tcPr>
+          <w:p>
+            <w:pPr>
+              <w:pStyle w:val="Normal"/>
+              <w:bidi w:val="0"/>
+              <w:jc w:val="start"/>
+              <w:rPr>
+                <w:rFonts w:ascii="Arial" w:hAnsi="Arial" w:eastAsia="Arial" w:cs="Arial"/>
+                <w:sz w:val="20"/>
+                <w:szCs w:val="20"/>
+              </w:rPr>
+            </w:pPr>
+            <w:r>
+              <w:rPr>
+                <w:rFonts w:eastAsia="Arial" w:cs="Arial"/>
+                <w:sz w:val="20"/>
+                <w:szCs w:val="20"/>
+              </w:rPr>
+              <w:t xml:space="preserve">build.gradle</w:t>
+            </w:r>
+          </w:p>
+        </w:tc>
+        <w:tc>
+          <w:tcPr>
+            <w:tcW w:w="5760" w:type="dxa"/>
+            <w:tcBorders>
+              <w:top w:val="single" w:sz="2" w:space="0" w:color="CCCCCC"/>
+              <w:start w:val="single" w:sz="2" w:space="0" w:color="CCCCCC"/>
+              <w:bottom w:val="single" w:sz="2" w:space="0" w:color="CCCCCC"/>
+              <w:end w:val="single" w:sz="2" w:space="0" w:color="CCCCCC"/>
+            </w:tcBorders>
+            <w:shd w:fill="F8FAFC" w:val="clear"/>
+          </w:tcPr>
+          <w:p>
+            <w:pPr>
+              <w:pStyle w:val="Normal"/>
+              <w:bidi w:val="0"/>
+              <w:jc w:val="start"/>
+              <w:rPr>
+                <w:rFonts w:ascii="Arial" w:hAnsi="Arial" w:eastAsia="Arial" w:cs="Arial"/>
+                <w:sz w:val="20"/>
+                <w:szCs w:val="20"/>
+              </w:rPr>
+            </w:pPr>
+            <w:r>
+              <w:rPr>
+                <w:rFonts w:eastAsia="Arial" w:cs="Arial"/>
+                <w:sz w:val="20"/>
+                <w:szCs w:val="20"/>
+              </w:rPr>
+              <w:t xml:space="preserve">Root build file: AGP and Kotlin plugin versions</w:t>
+            </w:r>
+          </w:p>
+        </w:tc>
+      </w:tr>
+      <w:tr>
+        <w:trPr/>
+        <w:tc>
+          <w:tcPr>
+            <w:tcW w:w="3600" w:type="dxa"/>
+            <w:tcBorders>
+              <w:top w:val="single" w:sz="2" w:space="0" w:color="CCCCCC"/>
+              <w:start w:val="single" w:sz="2" w:space="0" w:color="CCCCCC"/>
+              <w:bottom w:val="single" w:sz="2" w:space="0" w:color="CCCCCC"/>
+              <w:end w:val="single" w:sz="2" w:space="0" w:color="CCCCCC"/>
+            </w:tcBorders>
+            <w:shd w:fill="EFF6FF" w:val="clear"/>
+          </w:tcPr>
+          <w:p>
+            <w:pPr>
+              <w:pStyle w:val="Normal"/>
+              <w:bidi w:val="0"/>
+              <w:jc w:val="start"/>
+              <w:rPr>
+                <w:rFonts w:ascii="Arial" w:hAnsi="Arial" w:eastAsia="Arial" w:cs="Arial"/>
+                <w:sz w:val="20"/>
+                <w:szCs w:val="20"/>
+              </w:rPr>
+            </w:pPr>
+            <w:r>
+              <w:rPr>
+                <w:rFonts w:eastAsia="Arial" w:cs="Arial"/>
+                <w:sz w:val="20"/>
+                <w:szCs w:val="20"/>
+              </w:rPr>
+              <w:t xml:space="preserve">settings.gradle</w:t>
+            </w:r>
+          </w:p>
+        </w:tc>
+        <w:tc>
+          <w:tcPr>
+            <w:tcW w:w="5760" w:type="dxa"/>
+            <w:tcBorders>
+              <w:top w:val="single" w:sz="2" w:space="0" w:color="CCCCCC"/>
+              <w:start w:val="single" w:sz="2" w:space="0" w:color="CCCCCC"/>
+              <w:bottom w:val="single" w:sz="2" w:space="0" w:color="CCCCCC"/>
+              <w:end w:val="single" w:sz="2" w:space="0" w:color="CCCCCC"/>
+            </w:tcBorders>
+            <w:shd w:fill="EFF6FF" w:val="clear"/>
+          </w:tcPr>
+          <w:p>
+            <w:pPr>
+              <w:pStyle w:val="Normal"/>
+              <w:bidi w:val="0"/>
+              <w:jc w:val="start"/>
+              <w:rPr>
+                <w:rFonts w:ascii="Arial" w:hAnsi="Arial" w:eastAsia="Arial" w:cs="Arial"/>
+                <w:sz w:val="20"/>
+                <w:szCs w:val="20"/>
+              </w:rPr>
+            </w:pPr>
+            <w:r>
+              <w:rPr>
+                <w:rFonts w:eastAsia="Arial" w:cs="Arial"/>
+                <w:sz w:val="20"/>
+                <w:szCs w:val="20"/>
+              </w:rPr>
+              <w:t xml:space="preserve">Project name and module inclusion</w:t>
+            </w:r>
+          </w:p>
+        </w:tc>
+      </w:tr>
+      <w:tr>
+        <w:trPr/>
+        <w:tc>
+          <w:tcPr>
+            <w:tcW w:w="3600" w:type="dxa"/>
+            <w:tcBorders>
+              <w:top w:val="single" w:sz="2" w:space="0" w:color="CCCCCC"/>
+              <w:start w:val="single" w:sz="2" w:space="0" w:color="CCCCCC"/>
+              <w:bottom w:val="single" w:sz="2" w:space="0" w:color="CCCCCC"/>
+              <w:end w:val="single" w:sz="2" w:space="0" w:color="CCCCCC"/>
+            </w:tcBorders>
+            <w:shd w:fill="F8FAFC" w:val="clear"/>
+          </w:tcPr>
+          <w:p>
+            <w:pPr>
+              <w:pStyle w:val="Normal"/>
+              <w:bidi w:val="0"/>
+              <w:jc w:val="start"/>
+              <w:rPr>
+                <w:rFonts w:ascii="Arial" w:hAnsi="Arial" w:eastAsia="Arial" w:cs="Arial"/>
+                <w:sz w:val="20"/>
+                <w:szCs w:val="20"/>
+              </w:rPr>
+            </w:pPr>
+            <w:r>
+              <w:rPr>
+                <w:rFonts w:eastAsia="Arial" w:cs="Arial"/>
+                <w:sz w:val="20"/>
+                <w:szCs w:val="20"/>
+              </w:rPr>
+              <w:t xml:space="preserve">gradle/wrapper/gradle-wrapper.properties</w:t>
+            </w:r>
+          </w:p>
+        </w:tc>
+        <w:tc>
+          <w:tcPr>
+            <w:tcW w:w="5760" w:type="dxa"/>
+            <w:tcBorders>
+              <w:top w:val="single" w:sz="2" w:space="0" w:color="CCCCCC"/>
+              <w:start w:val="single" w:sz="2" w:space="0" w:color="CCCCCC"/>
+              <w:bottom w:val="single" w:sz="2" w:space="0" w:color="CCCCCC"/>
+              <w:end w:val="single" w:sz="2" w:space="0" w:color="CCCCCC"/>
+            </w:tcBorders>
+            <w:shd w:fill="F8FAFC" w:val="clear"/>
+          </w:tcPr>
+          <w:p>
+            <w:pPr>
+              <w:pStyle w:val="Normal"/>
+              <w:bidi w:val="0"/>
+              <w:jc w:val="start"/>
+              <w:rPr>
+                <w:rFonts w:ascii="Arial" w:hAnsi="Arial" w:eastAsia="Arial" w:cs="Arial"/>
+                <w:sz w:val="20"/>
+                <w:szCs w:val="20"/>
+              </w:rPr>
+            </w:pPr>
+            <w:r>
+              <w:rPr>
+                <w:rFonts w:eastAsia="Arial" w:cs="Arial"/>
+                <w:sz w:val="20"/>
+                <w:szCs w:val="20"/>
+              </w:rPr>
+              <w:t xml:space="preserve">Pins Gradle distribution to version 8.4</w:t>
+            </w:r>
+          </w:p>
+        </w:tc>
+      </w:tr>
+    </w:tbl>
+    <w:p>
+      <w:pPr>
+        <w:pStyle w:val="Normal"/>
+        <w:bidi w:val="0"/>
+        <w:spacing w:before="0" w:after="0"/>
+        <w:rPr/>
+      </w:pPr>
+      <w:r>
+        <w:rPr/>
+      </w:r>
+    </w:p>
+    <w:p>
+      <w:pPr>
+        <w:pStyle w:val="Heading2"/>
+        <w:bidi w:val="0"/>
+        <w:spacing w:before="280" w:after="120"/>
+        <w:jc w:val="start"/>
+        <w:rPr>
+          <w:rFonts w:ascii="Arial" w:hAnsi="Arial" w:eastAsia="Arial" w:cs="Arial"/>
+          <w:b/>
+          <w:bCs/>
+          <w:color w:val="1E3A6E"/>
+          <w:sz w:val="26"/>
+          <w:szCs w:val="26"/>
+        </w:rPr>
+      </w:pPr>
+      <w:r>
+        <w:rPr>
+          <w:rFonts w:ascii="Arial" w:hAnsi="Arial" w:eastAsia="Arial" w:cs="Arial"/>
+          <w:b/>
+          <w:bCs/>
+          <w:color w:val="1E3A6E"/>
+          <w:sz w:val="26"/>
+          <w:szCs w:val="26"/>
+        </w:rPr>
+        <w:t>11.3 Android Permissions</w:t>
+      </w:r>
+    </w:p>
+    <w:tbl>
+      <w:tblPr>
+        <w:tblW w:w="9360" w:type="dxa"/>
+        <w:jc w:val="start"/>
+        <w:tblInd w:w="0" w:type="dxa"/>
+        <w:tblLayout w:type="fixed"/>
+        <w:tblCellMar>
+          <w:top w:w="80" w:type="dxa"/>
+          <w:start w:w="120" w:type="dxa"/>
+          <w:bottom w:w="80" w:type="dxa"/>
+          <w:end w:w="120" w:type="dxa"/>
+        </w:tblCellMar>
+      </w:tblPr>
+      <w:tblGrid>
+        <w:gridCol w:w="3120"/>
+        <w:gridCol w:w="1800"/>
+        <w:gridCol w:w="4440"/>
+      </w:tblGrid>
+      <w:tr>
+        <w:trPr>
+          <w:tblHeader w:val="true"/>
+        </w:trPr>
+        <w:tc>
+          <w:tcPr>
+            <w:tcW w:w="3120" w:type="dxa"/>
+            <w:tcBorders>
+              <w:top w:val="single" w:sz="2" w:space="0" w:color="1E40AF"/>
+              <w:start w:val="single" w:sz="2" w:space="0" w:color="1E40AF"/>
+              <w:bottom w:val="single" w:sz="2" w:space="0" w:color="1E40AF"/>
+              <w:end w:val="single" w:sz="2" w:space="0" w:color="1E40AF"/>
+            </w:tcBorders>
+            <w:shd w:fill="1E40AF" w:val="clear"/>
+          </w:tcPr>
+          <w:p>
+            <w:pPr>
+              <w:pStyle w:val="Normal"/>
+              <w:bidi w:val="0"/>
+              <w:jc w:val="start"/>
+              <w:rPr>
+                <w:rFonts w:ascii="Arial" w:hAnsi="Arial" w:eastAsia="Arial" w:cs="Arial"/>
+                <w:b/>
+                <w:bCs/>
+                <w:color w:val="FFFFFF"/>
+                <w:sz w:val="20"/>
+                <w:szCs w:val="20"/>
+              </w:rPr>
+            </w:pPr>
+            <w:r>
+              <w:rPr>
+                <w:rFonts w:eastAsia="Arial" w:cs="Arial"/>
+                <w:b/>
+                <w:bCs/>
+                <w:color w:val="FFFFFF"/>
+                <w:sz w:val="20"/>
+                <w:szCs w:val="20"/>
+              </w:rPr>
+              <w:t>Permission</w:t>
+            </w:r>
+          </w:p>
+        </w:tc>
+        <w:tc>
+          <w:tcPr>
+            <w:tcW w:w="1800" w:type="dxa"/>
+            <w:tcBorders>
+              <w:top w:val="single" w:sz="2" w:space="0" w:color="1E40AF"/>
+              <w:start w:val="single" w:sz="2" w:space="0" w:color="1E40AF"/>
+              <w:bottom w:val="single" w:sz="2" w:space="0" w:color="1E40AF"/>
+              <w:end w:val="single" w:sz="2" w:space="0" w:color="1E40AF"/>
+            </w:tcBorders>
+            <w:shd w:fill="1E40AF" w:val="clear"/>
+          </w:tcPr>
+          <w:p>
+            <w:pPr>
+              <w:pStyle w:val="Normal"/>
+              <w:bidi w:val="0"/>
+              <w:jc w:val="start"/>
+              <w:rPr>
+                <w:rFonts w:ascii="Arial" w:hAnsi="Arial" w:eastAsia="Arial" w:cs="Arial"/>
+                <w:b/>
+                <w:bCs/>
+                <w:color w:val="FFFFFF"/>
+                <w:sz w:val="20"/>
+                <w:szCs w:val="20"/>
+              </w:rPr>
+            </w:pPr>
+            <w:r>
+              <w:rPr>
+                <w:rFonts w:eastAsia="Arial" w:cs="Arial"/>
+                <w:b/>
+                <w:bCs/>
+                <w:color w:val="FFFFFF"/>
+                <w:sz w:val="20"/>
+                <w:szCs w:val="20"/>
+              </w:rPr>
+              <w:t>Required</w:t>
+            </w:r>
+          </w:p>
+        </w:tc>
+        <w:tc>
+          <w:tcPr>
+            <w:tcW w:w="4440" w:type="dxa"/>
+            <w:tcBorders>
+              <w:top w:val="single" w:sz="2" w:space="0" w:color="1E40AF"/>
+              <w:start w:val="single" w:sz="2" w:space="0" w:color="1E40AF"/>
+              <w:bottom w:val="single" w:sz="2" w:space="0" w:color="1E40AF"/>
+              <w:end w:val="single" w:sz="2" w:space="0" w:color="1E40AF"/>
+            </w:tcBorders>
+            <w:shd w:fill="1E40AF" w:val="clear"/>
+          </w:tcPr>
+          <w:p>
+            <w:pPr>
+              <w:pStyle w:val="Normal"/>
+              <w:bidi w:val="0"/>
+              <w:jc w:val="start"/>
+              <w:rPr>
+                <w:rFonts w:ascii="Arial" w:hAnsi="Arial" w:eastAsia="Arial" w:cs="Arial"/>
+                <w:b/>
+                <w:bCs/>
+                <w:color w:val="FFFFFF"/>
+                <w:sz w:val="20"/>
+                <w:szCs w:val="20"/>
+              </w:rPr>
+            </w:pPr>
+            <w:r>
+              <w:rPr>
+                <w:rFonts w:eastAsia="Arial" w:cs="Arial"/>
+                <w:b/>
+                <w:bCs/>
+                <w:color w:val="FFFFFF"/>
+                <w:sz w:val="20"/>
+                <w:szCs w:val="20"/>
+              </w:rPr>
+              <w:t>Reason</w:t>
+            </w:r>
+          </w:p>
+        </w:tc>
+      </w:tr>
+      <w:tr>
+        <w:trPr/>
+        <w:tc>
+          <w:tcPr>
+            <w:tcW w:w="3120" w:type="dxa"/>
+            <w:tcBorders>
+              <w:top w:val="single" w:sz="2" w:space="0" w:color="CCCCCC"/>
+              <w:start w:val="single" w:sz="2" w:space="0" w:color="CCCCCC"/>
+              <w:bottom w:val="single" w:sz="2" w:space="0" w:color="CCCCCC"/>
+              <w:end w:val="single" w:sz="2" w:space="0" w:color="CCCCCC"/>
+            </w:tcBorders>
+            <w:shd w:fill="F8FAFC" w:val="clear"/>
+          </w:tcPr>
+          <w:p>
+            <w:pPr>
+              <w:pStyle w:val="Normal"/>
+              <w:bidi w:val="0"/>
+              <w:jc w:val="start"/>
+              <w:rPr>
+                <w:rFonts w:ascii="Arial" w:hAnsi="Arial" w:eastAsia="Arial" w:cs="Arial"/>
+                <w:sz w:val="20"/>
+                <w:szCs w:val="20"/>
+              </w:rPr>
+            </w:pPr>
+            <w:r>
+              <w:rPr>
+                <w:rFonts w:eastAsia="Arial" w:cs="Arial"/>
+                <w:sz w:val="20"/>
+                <w:szCs w:val="20"/>
+              </w:rPr>
+              <w:t xml:space="preserve">INTERNET</w:t>
+            </w:r>
+          </w:p>
+        </w:tc>
+        <w:tc>
+          <w:tcPr>
+            <w:tcW w:w="1800" w:type="dxa"/>
+            <w:tcBorders>
+              <w:top w:val="single" w:sz="2" w:space="0" w:color="CCCCCC"/>
+              <w:start w:val="single" w:sz="2" w:space="0" w:color="CCCCCC"/>
+              <w:bottom w:val="single" w:sz="2" w:space="0" w:color="CCCCCC"/>
+              <w:end w:val="single" w:sz="2" w:space="0" w:color="CCCCCC"/>
+            </w:tcBorders>
+            <w:shd w:fill="F8FAFC" w:val="clear"/>
+          </w:tcPr>
+          <w:p>
+            <w:pPr>
+              <w:pStyle w:val="Normal"/>
+              <w:bidi w:val="0"/>
+              <w:jc w:val="start"/>
+              <w:rPr>
+                <w:rFonts w:ascii="Arial" w:hAnsi="Arial" w:eastAsia="Arial" w:cs="Arial"/>
+                <w:sz w:val="20"/>
+                <w:szCs w:val="20"/>
+              </w:rPr>
+            </w:pPr>
+            <w:r>
+              <w:rPr>
+                <w:rFonts w:eastAsia="Arial" w:cs="Arial"/>
+                <w:sz w:val="20"/>
+                <w:szCs w:val="20"/>
+              </w:rPr>
+              <w:t xml:space="preserve">Yes</w:t>
+            </w:r>
+          </w:p>
+        </w:tc>
+        <w:tc>
+          <w:tcPr>
+            <w:tcW w:w="4440" w:type="dxa"/>
+            <w:tcBorders>
+              <w:top w:val="single" w:sz="2" w:space="0" w:color="CCCCCC"/>
+              <w:start w:val="single" w:sz="2" w:space="0" w:color="CCCCCC"/>
+              <w:bottom w:val="single" w:sz="2" w:space="0" w:color="CCCCCC"/>
+              <w:end w:val="single" w:sz="2" w:space="0" w:color="CCCCCC"/>
+            </w:tcBorders>
+            <w:shd w:fill="F8FAFC" w:val="clear"/>
+          </w:tcPr>
+          <w:p>
+            <w:pPr>
+              <w:pStyle w:val="Normal"/>
+              <w:bidi w:val="0"/>
+              <w:jc w:val="start"/>
+              <w:rPr>
+                <w:rFonts w:ascii="Arial" w:hAnsi="Arial" w:eastAsia="Arial" w:cs="Arial"/>
+                <w:sz w:val="20"/>
+                <w:szCs w:val="20"/>
+              </w:rPr>
+            </w:pPr>
+            <w:r>
+              <w:rPr>
+                <w:rFonts w:eastAsia="Arial" w:cs="Arial"/>
+                <w:sz w:val="20"/>
+                <w:szCs w:val="20"/>
+              </w:rPr>
+              <w:t xml:space="preserve">Load the VoiceCoder web application from Railway</w:t>
+            </w:r>
+          </w:p>
+        </w:tc>
+      </w:tr>
+      <w:tr>
+        <w:trPr/>
+        <w:tc>
+          <w:tcPr>
+            <w:tcW w:w="3120" w:type="dxa"/>
+            <w:tcBorders>
+              <w:top w:val="single" w:sz="2" w:space="0" w:color="CCCCCC"/>
+              <w:start w:val="single" w:sz="2" w:space="0" w:color="CCCCCC"/>
+              <w:bottom w:val="single" w:sz="2" w:space="0" w:color="CCCCCC"/>
+              <w:end w:val="single" w:sz="2" w:space="0" w:color="CCCCCC"/>
+            </w:tcBorders>
+            <w:shd w:fill="EFF6FF" w:val="clear"/>
+          </w:tcPr>
+          <w:p>
+            <w:pPr>
+              <w:pStyle w:val="Normal"/>
+              <w:bidi w:val="0"/>
+              <w:jc w:val="start"/>
+              <w:rPr>
+                <w:rFonts w:ascii="Arial" w:hAnsi="Arial" w:eastAsia="Arial" w:cs="Arial"/>
+                <w:sz w:val="20"/>
+                <w:szCs w:val="20"/>
+              </w:rPr>
+            </w:pPr>
+            <w:r>
+              <w:rPr>
+                <w:rFonts w:eastAsia="Arial" w:cs="Arial"/>
+                <w:sz w:val="20"/>
+                <w:szCs w:val="20"/>
+              </w:rPr>
+              <w:t xml:space="preserve">ACCESS_NETWORK_STATE</w:t>
+            </w:r>
+          </w:p>
+        </w:tc>
+        <w:tc>
+          <w:tcPr>
+            <w:tcW w:w="1800" w:type="dxa"/>
+            <w:tcBorders>
+              <w:top w:val="single" w:sz="2" w:space="0" w:color="CCCCCC"/>
+              <w:start w:val="single" w:sz="2" w:space="0" w:color="CCCCCC"/>
+              <w:bottom w:val="single" w:sz="2" w:space="0" w:color="CCCCCC"/>
+              <w:end w:val="single" w:sz="2" w:space="0" w:color="CCCCCC"/>
+            </w:tcBorders>
+            <w:shd w:fill="EFF6FF" w:val="clear"/>
+          </w:tcPr>
+          <w:p>
+            <w:pPr>
+              <w:pStyle w:val="Normal"/>
+              <w:bidi w:val="0"/>
+              <w:jc w:val="start"/>
+              <w:rPr>
+                <w:rFonts w:ascii="Arial" w:hAnsi="Arial" w:eastAsia="Arial" w:cs="Arial"/>
+                <w:sz w:val="20"/>
+                <w:szCs w:val="20"/>
+              </w:rPr>
+            </w:pPr>
+            <w:r>
+              <w:rPr>
+                <w:rFonts w:eastAsia="Arial" w:cs="Arial"/>
+                <w:sz w:val="20"/>
+                <w:szCs w:val="20"/>
+              </w:rPr>
+              <w:t xml:space="preserve">Yes</w:t>
+            </w:r>
+          </w:p>
+        </w:tc>
+        <w:tc>
+          <w:tcPr>
+            <w:tcW w:w="4440" w:type="dxa"/>
+            <w:tcBorders>
+              <w:top w:val="single" w:sz="2" w:space="0" w:color="CCCCCC"/>
+              <w:start w:val="single" w:sz="2" w:space="0" w:color="CCCCCC"/>
+              <w:bottom w:val="single" w:sz="2" w:space="0" w:color="CCCCCC"/>
+              <w:end w:val="single" w:sz="2" w:space="0" w:color="CCCCCC"/>
+            </w:tcBorders>
+            <w:shd w:fill="EFF6FF" w:val="clear"/>
+          </w:tcPr>
+          <w:p>
+            <w:pPr>
+              <w:pStyle w:val="Normal"/>
+              <w:bidi w:val="0"/>
+              <w:jc w:val="start"/>
+              <w:rPr>
+                <w:rFonts w:ascii="Arial" w:hAnsi="Arial" w:eastAsia="Arial" w:cs="Arial"/>
+                <w:sz w:val="20"/>
+                <w:szCs w:val="20"/>
+              </w:rPr>
+            </w:pPr>
+            <w:r>
+              <w:rPr>
+                <w:rFonts w:eastAsia="Arial" w:cs="Arial"/>
+                <w:sz w:val="20"/>
+                <w:szCs w:val="20"/>
+              </w:rPr>
+              <w:t xml:space="preserve">Detect offline state to show the retry screen</w:t>
+            </w:r>
+          </w:p>
+        </w:tc>
+      </w:tr>
+      <w:tr>
+        <w:trPr/>
+        <w:tc>
+          <w:tcPr>
+            <w:tcW w:w="3120" w:type="dxa"/>
+            <w:tcBorders>
+              <w:top w:val="single" w:sz="2" w:space="0" w:color="CCCCCC"/>
+              <w:start w:val="single" w:sz="2" w:space="0" w:color="CCCCCC"/>
+              <w:bottom w:val="single" w:sz="2" w:space="0" w:color="CCCCCC"/>
+              <w:end w:val="single" w:sz="2" w:space="0" w:color="CCCCCC"/>
+            </w:tcBorders>
+            <w:shd w:fill="F8FAFC" w:val="clear"/>
+          </w:tcPr>
+          <w:p>
+            <w:pPr>
+              <w:pStyle w:val="Normal"/>
+              <w:bidi w:val="0"/>
+              <w:jc w:val="start"/>
+              <w:rPr>
+                <w:rFonts w:ascii="Arial" w:hAnsi="Arial" w:eastAsia="Arial" w:cs="Arial"/>
+                <w:sz w:val="20"/>
+                <w:szCs w:val="20"/>
+              </w:rPr>
+            </w:pPr>
+            <w:r>
+              <w:rPr>
+                <w:rFonts w:eastAsia="Arial" w:cs="Arial"/>
+                <w:sz w:val="20"/>
+                <w:szCs w:val="20"/>
+              </w:rPr>
+              <w:t xml:space="preserve">RECORD_AUDIO</w:t>
+            </w:r>
+          </w:p>
+        </w:tc>
+        <w:tc>
+          <w:tcPr>
+            <w:tcW w:w="1800" w:type="dxa"/>
+            <w:tcBorders>
+              <w:top w:val="single" w:sz="2" w:space="0" w:color="CCCCCC"/>
+              <w:start w:val="single" w:sz="2" w:space="0" w:color="CCCCCC"/>
+              <w:bottom w:val="single" w:sz="2" w:space="0" w:color="CCCCCC"/>
+              <w:end w:val="single" w:sz="2" w:space="0" w:color="CCCCCC"/>
+            </w:tcBorders>
+            <w:shd w:fill="F8FAFC" w:val="clear"/>
+          </w:tcPr>
+          <w:p>
+            <w:pPr>
+              <w:pStyle w:val="Normal"/>
+              <w:bidi w:val="0"/>
+              <w:jc w:val="start"/>
+              <w:rPr>
+                <w:rFonts w:ascii="Arial" w:hAnsi="Arial" w:eastAsia="Arial" w:cs="Arial"/>
+                <w:sz w:val="20"/>
+                <w:szCs w:val="20"/>
+              </w:rPr>
+            </w:pPr>
+            <w:r>
+              <w:rPr>
+                <w:rFonts w:eastAsia="Arial" w:cs="Arial"/>
+                <w:sz w:val="20"/>
+                <w:szCs w:val="20"/>
+              </w:rPr>
+              <w:t xml:space="preserve">Yes</w:t>
+            </w:r>
+          </w:p>
+        </w:tc>
+        <w:tc>
+          <w:tcPr>
+            <w:tcW w:w="4440" w:type="dxa"/>
+            <w:tcBorders>
+              <w:top w:val="single" w:sz="2" w:space="0" w:color="CCCCCC"/>
+              <w:start w:val="single" w:sz="2" w:space="0" w:color="CCCCCC"/>
+              <w:bottom w:val="single" w:sz="2" w:space="0" w:color="CCCCCC"/>
+              <w:end w:val="single" w:sz="2" w:space="0" w:color="CCCCCC"/>
+            </w:tcBorders>
+            <w:shd w:fill="F8FAFC" w:val="clear"/>
+          </w:tcPr>
+          <w:p>
+            <w:pPr>
+              <w:pStyle w:val="Normal"/>
+              <w:bidi w:val="0"/>
+              <w:jc w:val="start"/>
+              <w:rPr>
+                <w:rFonts w:ascii="Arial" w:hAnsi="Arial" w:eastAsia="Arial" w:cs="Arial"/>
+                <w:sz w:val="20"/>
+                <w:szCs w:val="20"/>
+              </w:rPr>
+            </w:pPr>
+            <w:r>
+              <w:rPr>
+                <w:rFonts w:eastAsia="Arial" w:cs="Arial"/>
+                <w:sz w:val="20"/>
+                <w:szCs w:val="20"/>
+              </w:rPr>
+              <w:t xml:space="preserve">Native Android SpeechRecognizer for voice coding</w:t>
+            </w:r>
+          </w:p>
+        </w:tc>
+      </w:tr>
+      <w:tr>
+        <w:trPr/>
+        <w:tc>
+          <w:tcPr>
+            <w:tcW w:w="3120" w:type="dxa"/>
+            <w:tcBorders>
+              <w:top w:val="single" w:sz="2" w:space="0" w:color="CCCCCC"/>
+              <w:start w:val="single" w:sz="2" w:space="0" w:color="CCCCCC"/>
+              <w:bottom w:val="single" w:sz="2" w:space="0" w:color="CCCCCC"/>
+              <w:end w:val="single" w:sz="2" w:space="0" w:color="CCCCCC"/>
+            </w:tcBorders>
+            <w:shd w:fill="EFF6FF" w:val="clear"/>
+          </w:tcPr>
+          <w:p>
+            <w:pPr>
+              <w:pStyle w:val="Normal"/>
+              <w:bidi w:val="0"/>
+              <w:jc w:val="start"/>
+              <w:rPr>
+                <w:rFonts w:ascii="Arial" w:hAnsi="Arial" w:eastAsia="Arial" w:cs="Arial"/>
+                <w:sz w:val="20"/>
+                <w:szCs w:val="20"/>
+              </w:rPr>
+            </w:pPr>
+            <w:r>
+              <w:rPr>
+                <w:rFonts w:eastAsia="Arial" w:cs="Arial"/>
+                <w:sz w:val="20"/>
+                <w:szCs w:val="20"/>
+              </w:rPr>
+              <w:t xml:space="preserve">WRITE_EXTERNAL_STORAGE</w:t>
+            </w:r>
+          </w:p>
+        </w:tc>
+        <w:tc>
+          <w:tcPr>
+            <w:tcW w:w="1800" w:type="dxa"/>
+            <w:tcBorders>
+              <w:top w:val="single" w:sz="2" w:space="0" w:color="CCCCCC"/>
+              <w:start w:val="single" w:sz="2" w:space="0" w:color="CCCCCC"/>
+              <w:bottom w:val="single" w:sz="2" w:space="0" w:color="CCCCCC"/>
+              <w:end w:val="single" w:sz="2" w:space="0" w:color="CCCCCC"/>
+            </w:tcBorders>
+            <w:shd w:fill="EFF6FF" w:val="clear"/>
+          </w:tcPr>
+          <w:p>
+            <w:pPr>
+              <w:pStyle w:val="Normal"/>
+              <w:bidi w:val="0"/>
+              <w:jc w:val="start"/>
+              <w:rPr>
+                <w:rFonts w:ascii="Arial" w:hAnsi="Arial" w:eastAsia="Arial" w:cs="Arial"/>
+                <w:sz w:val="20"/>
+                <w:szCs w:val="20"/>
+              </w:rPr>
+            </w:pPr>
+            <w:r>
+              <w:rPr>
+                <w:rFonts w:eastAsia="Arial" w:cs="Arial"/>
+                <w:sz w:val="20"/>
+                <w:szCs w:val="20"/>
+              </w:rPr>
+              <w:t xml:space="preserve">Optional</w:t>
+            </w:r>
+          </w:p>
+        </w:tc>
+        <w:tc>
+          <w:tcPr>
+            <w:tcW w:w="4440" w:type="dxa"/>
+            <w:tcBorders>
+              <w:top w:val="single" w:sz="2" w:space="0" w:color="CCCCCC"/>
+              <w:start w:val="single" w:sz="2" w:space="0" w:color="CCCCCC"/>
+              <w:bottom w:val="single" w:sz="2" w:space="0" w:color="CCCCCC"/>
+              <w:end w:val="single" w:sz="2" w:space="0" w:color="CCCCCC"/>
+            </w:tcBorders>
+            <w:shd w:fill="EFF6FF" w:val="clear"/>
+          </w:tcPr>
+          <w:p>
+            <w:pPr>
+              <w:pStyle w:val="Normal"/>
+              <w:bidi w:val="0"/>
+              <w:jc w:val="start"/>
+              <w:rPr>
+                <w:rFonts w:ascii="Arial" w:hAnsi="Arial" w:eastAsia="Arial" w:cs="Arial"/>
+                <w:sz w:val="20"/>
+                <w:szCs w:val="20"/>
+              </w:rPr>
+            </w:pPr>
+            <w:r>
+              <w:rPr>
+                <w:rFonts w:eastAsia="Arial" w:cs="Arial"/>
+                <w:sz w:val="20"/>
+                <w:szCs w:val="20"/>
+              </w:rPr>
+              <w:t xml:space="preserve">File downloads (Android 9 and below only; maxSdkVersion 28)</w:t>
+            </w:r>
+          </w:p>
+        </w:tc>
+      </w:tr>
+      <w:tr>
+        <w:trPr/>
+        <w:tc>
+          <w:tcPr>
+            <w:tcW w:w="3120" w:type="dxa"/>
+            <w:tcBorders>
+              <w:top w:val="single" w:sz="2" w:space="0" w:color="CCCCCC"/>
+              <w:start w:val="single" w:sz="2" w:space="0" w:color="CCCCCC"/>
+              <w:bottom w:val="single" w:sz="2" w:space="0" w:color="CCCCCC"/>
+              <w:end w:val="single" w:sz="2" w:space="0" w:color="CCCCCC"/>
+            </w:tcBorders>
+            <w:shd w:fill="F8FAFC" w:val="clear"/>
+          </w:tcPr>
+          <w:p>
+            <w:pPr>
+              <w:pStyle w:val="Normal"/>
+              <w:bidi w:val="0"/>
+              <w:jc w:val="start"/>
+              <w:rPr>
+                <w:rFonts w:ascii="Arial" w:hAnsi="Arial" w:eastAsia="Arial" w:cs="Arial"/>
+                <w:sz w:val="20"/>
+                <w:szCs w:val="20"/>
+              </w:rPr>
+            </w:pPr>
+            <w:r>
+              <w:rPr>
+                <w:rFonts w:eastAsia="Arial" w:cs="Arial"/>
+                <w:sz w:val="20"/>
+                <w:szCs w:val="20"/>
+              </w:rPr>
+              <w:t xml:space="preserve">READ_EXTERNAL_STORAGE</w:t>
+            </w:r>
+          </w:p>
+        </w:tc>
+        <w:tc>
+          <w:tcPr>
+            <w:tcW w:w="1800" w:type="dxa"/>
+            <w:tcBorders>
+              <w:top w:val="single" w:sz="2" w:space="0" w:color="CCCCCC"/>
+              <w:start w:val="single" w:sz="2" w:space="0" w:color="CCCCCC"/>
+              <w:bottom w:val="single" w:sz="2" w:space="0" w:color="CCCCCC"/>
+              <w:end w:val="single" w:sz="2" w:space="0" w:color="CCCCCC"/>
+            </w:tcBorders>
+            <w:shd w:fill="F8FAFC" w:val="clear"/>
+          </w:tcPr>
+          <w:p>
+            <w:pPr>
+              <w:pStyle w:val="Normal"/>
+              <w:bidi w:val="0"/>
+              <w:jc w:val="start"/>
+              <w:rPr>
+                <w:rFonts w:ascii="Arial" w:hAnsi="Arial" w:eastAsia="Arial" w:cs="Arial"/>
+                <w:sz w:val="20"/>
+                <w:szCs w:val="20"/>
+              </w:rPr>
+            </w:pPr>
+            <w:r>
+              <w:rPr>
+                <w:rFonts w:eastAsia="Arial" w:cs="Arial"/>
+                <w:sz w:val="20"/>
+                <w:szCs w:val="20"/>
+              </w:rPr>
+              <w:t xml:space="preserve">Optional</w:t>
+            </w:r>
+          </w:p>
+        </w:tc>
+        <w:tc>
+          <w:tcPr>
+            <w:tcW w:w="4440" w:type="dxa"/>
+            <w:tcBorders>
+              <w:top w:val="single" w:sz="2" w:space="0" w:color="CCCCCC"/>
+              <w:start w:val="single" w:sz="2" w:space="0" w:color="CCCCCC"/>
+              <w:bottom w:val="single" w:sz="2" w:space="0" w:color="CCCCCC"/>
+              <w:end w:val="single" w:sz="2" w:space="0" w:color="CCCCCC"/>
+            </w:tcBorders>
+            <w:shd w:fill="F8FAFC" w:val="clear"/>
+          </w:tcPr>
+          <w:p>
+            <w:pPr>
+              <w:pStyle w:val="Normal"/>
+              <w:bidi w:val="0"/>
+              <w:jc w:val="start"/>
+              <w:rPr>
+                <w:rFonts w:ascii="Arial" w:hAnsi="Arial" w:eastAsia="Arial" w:cs="Arial"/>
+                <w:sz w:val="20"/>
+                <w:szCs w:val="20"/>
+              </w:rPr>
+            </w:pPr>
+            <w:r>
+              <w:rPr>
+                <w:rFonts w:eastAsia="Arial" w:cs="Arial"/>
+                <w:sz w:val="20"/>
+                <w:szCs w:val="20"/>
+              </w:rPr>
+              <w:t xml:space="preserve">File access (Android 12 and below only; maxSdkVersion 32)</w:t>
+            </w:r>
+          </w:p>
+        </w:tc>
+      </w:tr>
+    </w:tbl>
+    <w:p>
+      <w:pPr>
+        <w:pStyle w:val="Normal"/>
+        <w:bidi w:val="0"/>
+        <w:spacing w:before="60" w:after="60"/>
+        <w:jc w:val="start"/>
+        <w:rPr>
+          <w:rFonts w:ascii="Arial" w:hAnsi="Arial" w:eastAsia="Arial" w:cs="Arial"/>
+          <w:sz w:val="22"/>
+          <w:szCs w:val="22"/>
+        </w:rPr>
+      </w:pPr>
+      <w:r>
+        <w:rPr>
+          <w:rFonts w:eastAsia="Arial" w:cs="Arial"/>
+          <w:sz w:val="22"/>
+          <w:szCs w:val="22"/>
+        </w:rPr>
+        <w:t xml:space="preserve">A &lt;queries&gt; block in the manifest declares android.speech.RecognitionService intent so Android Package Manager grants visibility to speech recognition services on API 30+.</w:t>
+      </w:r>
+    </w:p>
+    <w:p>
+      <w:pPr>
+        <w:pStyle w:val="Normal"/>
+        <w:bidi w:val="0"/>
+        <w:spacing w:before="0" w:after="0"/>
+        <w:rPr/>
+      </w:pPr>
+      <w:r>
+        <w:rPr/>
+      </w:r>
+    </w:p>
+    <w:p>
+      <w:pPr>
+        <w:pStyle w:val="Heading2"/>
+        <w:bidi w:val="0"/>
+        <w:spacing w:before="280" w:after="120"/>
+        <w:jc w:val="start"/>
+        <w:rPr>
+          <w:rFonts w:ascii="Arial" w:hAnsi="Arial" w:eastAsia="Arial" w:cs="Arial"/>
+          <w:b/>
+          <w:bCs/>
+          <w:color w:val="1E3A6E"/>
+          <w:sz w:val="26"/>
+          <w:szCs w:val="26"/>
+        </w:rPr>
+      </w:pPr>
+      <w:r>
+        <w:rPr>
+          <w:rFonts w:ascii="Arial" w:hAnsi="Arial" w:eastAsia="Arial" w:cs="Arial"/>
+          <w:b/>
+          <w:bCs/>
+          <w:color w:val="1E3A6E"/>
+          <w:sz w:val="26"/>
+          <w:szCs w:val="26"/>
+        </w:rPr>
+        <w:t>11.4 Native Speech Recognition Bridge</w:t>
+      </w:r>
+    </w:p>
+    <w:p>
+      <w:pPr>
+        <w:pStyle w:val="Normal"/>
+        <w:bidi w:val="0"/>
+        <w:spacing w:before="60" w:after="60"/>
+        <w:jc w:val="start"/>
+        <w:rPr>
+          <w:rFonts w:ascii="Arial" w:hAnsi="Arial" w:eastAsia="Arial" w:cs="Arial"/>
+          <w:sz w:val="22"/>
+          <w:szCs w:val="22"/>
+        </w:rPr>
+      </w:pPr>
+      <w:r>
+        <w:rPr>
+          <w:rFonts w:eastAsia="Arial" w:cs="Arial"/>
+          <w:sz w:val="22"/>
+          <w:szCs w:val="22"/>
+        </w:rPr>
+        <w:t xml:space="preserve">Android WebView does not implement the browser’s Web Speech API (window.webkitSpeechRecognition). The app bridges this gap with a two-part solution:</w:t>
+      </w:r>
+    </w:p>
+    <w:p>
+      <w:pPr>
+        <w:pStyle w:val="ListParagraph"/>
+        <w:numPr>
+          <w:ilvl w:val="0"/>
+          <w:numId w:val="4"/>
+        </w:numPr>
+        <w:bidi w:val="0"/>
+        <w:spacing w:before="40" w:after="40"/>
+        <w:jc w:val="start"/>
+        <w:rPr>
+          <w:rFonts w:ascii="Arial" w:hAnsi="Arial" w:eastAsia="Arial" w:cs="Arial"/>
+          <w:sz w:val="22"/>
+          <w:szCs w:val="22"/>
+        </w:rPr>
+      </w:pPr>
+      <w:r>
+        <w:rPr>
+          <w:rFonts w:eastAsia="Arial" w:cs="Arial"/>
+          <w:sz w:val="22"/>
+          <w:szCs w:val="22"/>
+        </w:rPr>
+        <w:t xml:space="preserve">SpeechBridge.kt exposes a @JavascriptInterface named AndroidSpeechBridge on the window object. It wraps Android’s SpeechRecognizer, handles lifecycle (start / stop / abort), maps Android error codes to Web Speech API error names, and fires JavaScript callbacks via evaluateJavascript.</w:t>
+      </w:r>
+    </w:p>
+    <w:p>
+      <w:pPr>
+        <w:pStyle w:val="ListParagraph"/>
+        <w:numPr>
+          <w:ilvl w:val="0"/>
+          <w:numId w:val="4"/>
+        </w:numPr>
+        <w:bidi w:val="0"/>
+        <w:spacing w:before="40" w:after="40"/>
+        <w:jc w:val="start"/>
+        <w:rPr>
+          <w:rFonts w:ascii="Arial" w:hAnsi="Arial" w:eastAsia="Arial" w:cs="Arial"/>
+          <w:sz w:val="22"/>
+          <w:szCs w:val="22"/>
+        </w:rPr>
+      </w:pPr>
+      <w:r>
+        <w:rPr>
+          <w:rFonts w:eastAsia="Arial" w:cs="Arial"/>
+          <w:sz w:val="22"/>
+          <w:szCs w:val="22"/>
+        </w:rPr>
+        <w:t xml:space="preserve">speech_polyfill.js (injected into &lt;head&gt; before page scripts) defines a class AndroidSpeechRecognition that implements the same interface as webkitSpeechRecognition and delegates all calls to AndroidSpeechBridge. It is assigned to both window.SpeechRecognition and window.webkitSpeechRecognition so existing code requires no changes.</w:t>
+      </w:r>
+    </w:p>
+    <w:p>
+      <w:pPr>
+        <w:pStyle w:val="ListParagraph"/>
+        <w:numPr>
+          <w:ilvl w:val="0"/>
+          <w:numId w:val="4"/>
+        </w:numPr>
+        <w:bidi w:val="0"/>
+        <w:spacing w:before="40" w:after="40"/>
+        <w:jc w:val="start"/>
+        <w:rPr>
+          <w:rFonts w:ascii="Arial" w:hAnsi="Arial" w:eastAsia="Arial" w:cs="Arial"/>
+          <w:sz w:val="22"/>
+          <w:szCs w:val="22"/>
+        </w:rPr>
+      </w:pPr>
+      <w:r>
+        <w:rPr>
+          <w:rFonts w:eastAsia="Arial" w:cs="Arial"/>
+          <w:sz w:val="22"/>
+          <w:szCs w:val="22"/>
+        </w:rPr>
+        <w:t xml:space="preserve">The polyfill is injected via shouldInterceptRequest: the Android app intercepts the HTTP response for the main page, prepends the &lt;script&gt; tag into &lt;head&gt; before any page JavaScript runs, and returns the modified HTML. This ensures the speechSupported flag in the web app evaluates to true at parse time.</w:t>
+      </w:r>
+    </w:p>
+    <w:p>
+      <w:pPr>
+        <w:pStyle w:val="Normal"/>
+        <w:bidi w:val="0"/>
+        <w:spacing w:before="0" w:after="0"/>
+        <w:rPr/>
+      </w:pPr>
+      <w:r>
+        <w:rPr/>
+      </w:r>
+    </w:p>
+    <w:p>
+      <w:pPr>
+        <w:pStyle w:val="Heading2"/>
+        <w:bidi w:val="0"/>
+        <w:spacing w:before="280" w:after="120"/>
+        <w:jc w:val="start"/>
+        <w:rPr>
+          <w:rFonts w:ascii="Arial" w:hAnsi="Arial" w:eastAsia="Arial" w:cs="Arial"/>
+          <w:b/>
+          <w:bCs/>
+          <w:color w:val="1E3A6E"/>
+          <w:sz w:val="26"/>
+          <w:szCs w:val="26"/>
+        </w:rPr>
+      </w:pPr>
+      <w:r>
+        <w:rPr>
+          <w:rFonts w:ascii="Arial" w:hAnsi="Arial" w:eastAsia="Arial" w:cs="Arial"/>
+          <w:b/>
+          <w:bCs/>
+          <w:color w:val="1E3A6E"/>
+          <w:sz w:val="26"/>
+          <w:szCs w:val="26"/>
+        </w:rPr>
+        <w:t>11.5 WebView Polyfill Injections</w:t>
+      </w:r>
+    </w:p>
+    <w:p>
+      <w:pPr>
+        <w:pStyle w:val="Normal"/>
+        <w:bidi w:val="0"/>
+        <w:spacing w:before="60" w:after="60"/>
+        <w:jc w:val="start"/>
+        <w:rPr>
+          <w:rFonts w:ascii="Arial" w:hAnsi="Arial" w:eastAsia="Arial" w:cs="Arial"/>
+          <w:sz w:val="22"/>
+          <w:szCs w:val="22"/>
+        </w:rPr>
+      </w:pPr>
+      <w:r>
+        <w:rPr>
+          <w:rFonts w:eastAsia="Arial" w:cs="Arial"/>
+          <w:sz w:val="22"/>
+          <w:szCs w:val="22"/>
+        </w:rPr>
+        <w:t xml:space="preserve">After every page load, MainActivity.injectPageFixes() runs evaluateJavascript to apply the following fixes:</w:t>
+      </w:r>
+    </w:p>
+    <w:tbl>
+      <w:tblPr>
+        <w:tblW w:w="9360" w:type="dxa"/>
+        <w:jc w:val="start"/>
+        <w:tblInd w:w="0" w:type="dxa"/>
+        <w:tblLayout w:type="fixed"/>
+        <w:tblCellMar>
+          <w:top w:w="80" w:type="dxa"/>
+          <w:start w:w="120" w:type="dxa"/>
+          <w:bottom w:w="80" w:type="dxa"/>
+          <w:end w:w="120" w:type="dxa"/>
+        </w:tblCellMar>
+      </w:tblPr>
+      <w:tblGrid>
+        <w:gridCol w:w="2800"/>
+        <w:gridCol w:w="6560"/>
+      </w:tblGrid>
+      <w:tr>
+        <w:trPr>
+          <w:tblHeader w:val="true"/>
+        </w:trPr>
+        <w:tc>
+          <w:tcPr>
+            <w:tcW w:w="2800" w:type="dxa"/>
+            <w:tcBorders>
+              <w:top w:val="single" w:sz="2" w:space="0" w:color="1E40AF"/>
+              <w:start w:val="single" w:sz="2" w:space="0" w:color="1E40AF"/>
+              <w:bottom w:val="single" w:sz="2" w:space="0" w:color="1E40AF"/>
+              <w:end w:val="single" w:sz="2" w:space="0" w:color="1E40AF"/>
+            </w:tcBorders>
+            <w:shd w:fill="1E40AF" w:val="clear"/>
+          </w:tcPr>
+          <w:p>
+            <w:pPr>
+              <w:pStyle w:val="Normal"/>
+              <w:bidi w:val="0"/>
+              <w:jc w:val="start"/>
+              <w:rPr>
+                <w:rFonts w:ascii="Arial" w:hAnsi="Arial" w:eastAsia="Arial" w:cs="Arial"/>
+                <w:b/>
+                <w:bCs/>
+                <w:color w:val="FFFFFF"/>
+                <w:sz w:val="20"/>
+                <w:szCs w:val="20"/>
+              </w:rPr>
+            </w:pPr>
+            <w:r>
+              <w:rPr>
+                <w:rFonts w:eastAsia="Arial" w:cs="Arial"/>
+                <w:b/>
+                <w:bCs/>
+                <w:color w:val="FFFFFF"/>
+                <w:sz w:val="20"/>
+                <w:szCs w:val="20"/>
+              </w:rPr>
+              <w:t>Fix</w:t>
+            </w:r>
+          </w:p>
+        </w:tc>
+        <w:tc>
+          <w:tcPr>
+            <w:tcW w:w="6560" w:type="dxa"/>
+            <w:tcBorders>
+              <w:top w:val="single" w:sz="2" w:space="0" w:color="1E40AF"/>
+              <w:start w:val="single" w:sz="2" w:space="0" w:color="1E40AF"/>
+              <w:bottom w:val="single" w:sz="2" w:space="0" w:color="1E40AF"/>
+              <w:end w:val="single" w:sz="2" w:space="0" w:color="1E40AF"/>
+            </w:tcBorders>
+            <w:shd w:fill="1E40AF" w:val="clear"/>
+          </w:tcPr>
+          <w:p>
+            <w:pPr>
+              <w:pStyle w:val="Normal"/>
+              <w:bidi w:val="0"/>
+              <w:jc w:val="start"/>
+              <w:rPr>
+                <w:rFonts w:ascii="Arial" w:hAnsi="Arial" w:eastAsia="Arial" w:cs="Arial"/>
+                <w:b/>
+                <w:bCs/>
+                <w:color w:val="FFFFFF"/>
+                <w:sz w:val="20"/>
+                <w:szCs w:val="20"/>
+              </w:rPr>
+            </w:pPr>
+            <w:r>
+              <w:rPr>
+                <w:rFonts w:eastAsia="Arial" w:cs="Arial"/>
+                <w:b/>
+                <w:bCs/>
+                <w:color w:val="FFFFFF"/>
+                <w:sz w:val="20"/>
+                <w:szCs w:val="20"/>
+              </w:rPr>
+              <w:t>Reason</w:t>
+            </w:r>
+          </w:p>
+        </w:tc>
+      </w:tr>
+      <w:tr>
+        <w:trPr/>
+        <w:tc>
+          <w:tcPr>
+            <w:tcW w:w="2800" w:type="dxa"/>
+            <w:tcBorders>
+              <w:top w:val="single" w:sz="2" w:space="0" w:color="CCCCCC"/>
+              <w:start w:val="single" w:sz="2" w:space="0" w:color="CCCCCC"/>
+              <w:bottom w:val="single" w:sz="2" w:space="0" w:color="CCCCCC"/>
+              <w:end w:val="single" w:sz="2" w:space="0" w:color="CCCCCC"/>
+            </w:tcBorders>
+            <w:shd w:fill="F8FAFC" w:val="clear"/>
+          </w:tcPr>
+          <w:p>
+            <w:pPr>
+              <w:pStyle w:val="Normal"/>
+              <w:bidi w:val="0"/>
+              <w:jc w:val="start"/>
+              <w:rPr>
+                <w:rFonts w:ascii="Arial" w:hAnsi="Arial" w:eastAsia="Arial" w:cs="Arial"/>
+                <w:sz w:val="20"/>
+                <w:szCs w:val="20"/>
+              </w:rPr>
+            </w:pPr>
+            <w:r>
+              <w:rPr>
+                <w:rFonts w:eastAsia="Arial" w:cs="Arial"/>
+                <w:sz w:val="20"/>
+                <w:szCs w:val="20"/>
+              </w:rPr>
+              <w:t xml:space="preserve">navigator.mediaDevices.getUserMedia override</w:t>
+            </w:r>
+          </w:p>
+        </w:tc>
+        <w:tc>
+          <w:tcPr>
+            <w:tcW w:w="6560" w:type="dxa"/>
+            <w:tcBorders>
+              <w:top w:val="single" w:sz="2" w:space="0" w:color="CCCCCC"/>
+              <w:start w:val="single" w:sz="2" w:space="0" w:color="CCCCCC"/>
+              <w:bottom w:val="single" w:sz="2" w:space="0" w:color="CCCCCC"/>
+              <w:end w:val="single" w:sz="2" w:space="0" w:color="CCCCCC"/>
+            </w:tcBorders>
+            <w:shd w:fill="F8FAFC" w:val="clear"/>
+          </w:tcPr>
+          <w:p>
+            <w:pPr>
+              <w:pStyle w:val="Normal"/>
+              <w:bidi w:val="0"/>
+              <w:jc w:val="start"/>
+              <w:rPr>
+                <w:rFonts w:ascii="Arial" w:hAnsi="Arial" w:eastAsia="Arial" w:cs="Arial"/>
+                <w:sz w:val="20"/>
+                <w:szCs w:val="20"/>
+              </w:rPr>
+            </w:pPr>
+            <w:r>
+              <w:rPr>
+                <w:rFonts w:eastAsia="Arial" w:cs="Arial"/>
+                <w:sz w:val="20"/>
+                <w:szCs w:val="20"/>
+              </w:rPr>
+              <w:t xml:space="preserve">WebView rejects getUserMedia for audio even after RECORD_AUDIO is granted. The override returns a fake-but-valid MediaStream so the app’s permission check succeeds and proceeds to use SpeechBridge.</w:t>
+            </w:r>
+          </w:p>
+        </w:tc>
+      </w:tr>
+      <w:tr>
+        <w:trPr/>
+        <w:tc>
+          <w:tcPr>
+            <w:tcW w:w="2800" w:type="dxa"/>
+            <w:tcBorders>
+              <w:top w:val="single" w:sz="2" w:space="0" w:color="CCCCCC"/>
+              <w:start w:val="single" w:sz="2" w:space="0" w:color="CCCCCC"/>
+              <w:bottom w:val="single" w:sz="2" w:space="0" w:color="CCCCCC"/>
+              <w:end w:val="single" w:sz="2" w:space="0" w:color="CCCCCC"/>
+            </w:tcBorders>
+            <w:shd w:fill="EFF6FF" w:val="clear"/>
+          </w:tcPr>
+          <w:p>
+            <w:pPr>
+              <w:pStyle w:val="Normal"/>
+              <w:bidi w:val="0"/>
+              <w:jc w:val="start"/>
+              <w:rPr>
+                <w:rFonts w:ascii="Arial" w:hAnsi="Arial" w:eastAsia="Arial" w:cs="Arial"/>
+                <w:sz w:val="20"/>
+                <w:szCs w:val="20"/>
+              </w:rPr>
+            </w:pPr>
+            <w:r>
+              <w:rPr>
+                <w:rFonts w:eastAsia="Arial" w:cs="Arial"/>
+                <w:sz w:val="20"/>
+                <w:szCs w:val="20"/>
+              </w:rPr>
+              <w:t xml:space="preserve">navigator.permissions.query override</w:t>
+            </w:r>
+          </w:p>
+        </w:tc>
+        <w:tc>
+          <w:tcPr>
+            <w:tcW w:w="6560" w:type="dxa"/>
+            <w:tcBorders>
+              <w:top w:val="single" w:sz="2" w:space="0" w:color="CCCCCC"/>
+              <w:start w:val="single" w:sz="2" w:space="0" w:color="CCCCCC"/>
+              <w:bottom w:val="single" w:sz="2" w:space="0" w:color="CCCCCC"/>
+              <w:end w:val="single" w:sz="2" w:space="0" w:color="CCCCCC"/>
+            </w:tcBorders>
+            <w:shd w:fill="EFF6FF" w:val="clear"/>
+          </w:tcPr>
+          <w:p>
+            <w:pPr>
+              <w:pStyle w:val="Normal"/>
+              <w:bidi w:val="0"/>
+              <w:jc w:val="start"/>
+              <w:rPr>
+                <w:rFonts w:ascii="Arial" w:hAnsi="Arial" w:eastAsia="Arial" w:cs="Arial"/>
+                <w:sz w:val="20"/>
+                <w:szCs w:val="20"/>
+              </w:rPr>
+            </w:pPr>
+            <w:r>
+              <w:rPr>
+                <w:rFonts w:eastAsia="Arial" w:cs="Arial"/>
+                <w:sz w:val="20"/>
+                <w:szCs w:val="20"/>
+              </w:rPr>
+              <w:t xml:space="preserve">WebView may report the microphone permission as ‘denied’ even when Android has granted it. The override always returns ‘granted’ for the microphone descriptor.</w:t>
+            </w:r>
+          </w:p>
+        </w:tc>
+      </w:tr>
+      <w:tr>
+        <w:trPr/>
+        <w:tc>
+          <w:tcPr>
+            <w:tcW w:w="2800" w:type="dxa"/>
+            <w:tcBorders>
+              <w:top w:val="single" w:sz="2" w:space="0" w:color="CCCCCC"/>
+              <w:start w:val="single" w:sz="2" w:space="0" w:color="CCCCCC"/>
+              <w:bottom w:val="single" w:sz="2" w:space="0" w:color="CCCCCC"/>
+              <w:end w:val="single" w:sz="2" w:space="0" w:color="CCCCCC"/>
+            </w:tcBorders>
+            <w:shd w:fill="F8FAFC" w:val="clear"/>
+          </w:tcPr>
+          <w:p>
+            <w:pPr>
+              <w:pStyle w:val="Normal"/>
+              <w:bidi w:val="0"/>
+              <w:jc w:val="start"/>
+              <w:rPr>
+                <w:rFonts w:ascii="Arial" w:hAnsi="Arial" w:eastAsia="Arial" w:cs="Arial"/>
+                <w:sz w:val="20"/>
+                <w:szCs w:val="20"/>
+              </w:rPr>
+            </w:pPr>
+            <w:r>
+              <w:rPr>
+                <w:rFonts w:eastAsia="Arial" w:cs="Arial"/>
+                <w:sz w:val="20"/>
+                <w:szCs w:val="20"/>
+              </w:rPr>
+              <w:t xml:space="preserve">speechSupported = true / micPermission = ‘granted’</w:t>
+            </w:r>
+          </w:p>
+        </w:tc>
+        <w:tc>
+          <w:tcPr>
+            <w:tcW w:w="6560" w:type="dxa"/>
+            <w:tcBorders>
+              <w:top w:val="single" w:sz="2" w:space="0" w:color="CCCCCC"/>
+              <w:start w:val="single" w:sz="2" w:space="0" w:color="CCCCCC"/>
+              <w:bottom w:val="single" w:sz="2" w:space="0" w:color="CCCCCC"/>
+              <w:end w:val="single" w:sz="2" w:space="0" w:color="CCCCCC"/>
+            </w:tcBorders>
+            <w:shd w:fill="F8FAFC" w:val="clear"/>
+          </w:tcPr>
+          <w:p>
+            <w:pPr>
+              <w:pStyle w:val="Normal"/>
+              <w:bidi w:val="0"/>
+              <w:jc w:val="start"/>
+              <w:rPr>
+                <w:rFonts w:ascii="Arial" w:hAnsi="Arial" w:eastAsia="Arial" w:cs="Arial"/>
+                <w:sz w:val="20"/>
+                <w:szCs w:val="20"/>
+              </w:rPr>
+            </w:pPr>
+            <w:r>
+              <w:rPr>
+                <w:rFonts w:eastAsia="Arial" w:cs="Arial"/>
+                <w:sz w:val="20"/>
+                <w:szCs w:val="20"/>
+              </w:rPr>
+              <w:t xml:space="preserve">Forces the web app’s cached permission flags to match the actual Android state, preventing ‘not supported’ banners from appearing after the polyfill runs.</w:t>
+            </w:r>
+          </w:p>
+        </w:tc>
+      </w:tr>
+      <w:tr>
+        <w:trPr/>
+        <w:tc>
+          <w:tcPr>
+            <w:tcW w:w="2800" w:type="dxa"/>
+            <w:tcBorders>
+              <w:top w:val="single" w:sz="2" w:space="0" w:color="CCCCCC"/>
+              <w:start w:val="single" w:sz="2" w:space="0" w:color="CCCCCC"/>
+              <w:bottom w:val="single" w:sz="2" w:space="0" w:color="CCCCCC"/>
+              <w:end w:val="single" w:sz="2" w:space="0" w:color="CCCCCC"/>
+            </w:tcBorders>
+            <w:shd w:fill="EFF6FF" w:val="clear"/>
+          </w:tcPr>
+          <w:p>
+            <w:pPr>
+              <w:pStyle w:val="Normal"/>
+              <w:bidi w:val="0"/>
+              <w:jc w:val="start"/>
+              <w:rPr>
+                <w:rFonts w:ascii="Arial" w:hAnsi="Arial" w:eastAsia="Arial" w:cs="Arial"/>
+                <w:sz w:val="20"/>
+                <w:szCs w:val="20"/>
+              </w:rPr>
+            </w:pPr>
+            <w:r>
+              <w:rPr>
+                <w:rFonts w:eastAsia="Arial" w:cs="Arial"/>
+                <w:sz w:val="20"/>
+                <w:szCs w:val="20"/>
+              </w:rPr>
+              <w:t xml:space="preserve">banner / perm-btn dismissal</w:t>
+            </w:r>
+          </w:p>
+        </w:tc>
+        <w:tc>
+          <w:tcPr>
+            <w:tcW w:w="6560" w:type="dxa"/>
+            <w:tcBorders>
+              <w:top w:val="single" w:sz="2" w:space="0" w:color="CCCCCC"/>
+              <w:start w:val="single" w:sz="2" w:space="0" w:color="CCCCCC"/>
+              <w:bottom w:val="single" w:sz="2" w:space="0" w:color="CCCCCC"/>
+              <w:end w:val="single" w:sz="2" w:space="0" w:color="CCCCCC"/>
+            </w:tcBorders>
+            <w:shd w:fill="EFF6FF" w:val="clear"/>
+          </w:tcPr>
+          <w:p>
+            <w:pPr>
+              <w:pStyle w:val="Normal"/>
+              <w:bidi w:val="0"/>
+              <w:jc w:val="start"/>
+              <w:rPr>
+                <w:rFonts w:ascii="Arial" w:hAnsi="Arial" w:eastAsia="Arial" w:cs="Arial"/>
+                <w:sz w:val="20"/>
+                <w:szCs w:val="20"/>
+              </w:rPr>
+            </w:pPr>
+            <w:r>
+              <w:rPr>
+                <w:rFonts w:eastAsia="Arial" w:cs="Arial"/>
+                <w:sz w:val="20"/>
+                <w:szCs w:val="20"/>
+              </w:rPr>
+              <w:t xml:space="preserve">Removes any ‘Mic blocked’ or ‘Speech recognition not supported’ banners that may have been rendered at DOMContentLoaded before the polyfill applied.</w:t>
+            </w:r>
+          </w:p>
+        </w:tc>
+      </w:tr>
+      <w:tr>
+        <w:trPr/>
+        <w:tc>
+          <w:tcPr>
+            <w:tcW w:w="2800" w:type="dxa"/>
+            <w:tcBorders>
+              <w:top w:val="single" w:sz="2" w:space="0" w:color="CCCCCC"/>
+              <w:start w:val="single" w:sz="2" w:space="0" w:color="CCCCCC"/>
+              <w:bottom w:val="single" w:sz="2" w:space="0" w:color="CCCCCC"/>
+              <w:end w:val="single" w:sz="2" w:space="0" w:color="CCCCCC"/>
+            </w:tcBorders>
+            <w:shd w:fill="F8FAFC" w:val="clear"/>
+          </w:tcPr>
+          <w:p>
+            <w:pPr>
+              <w:pStyle w:val="Normal"/>
+              <w:bidi w:val="0"/>
+              <w:jc w:val="start"/>
+              <w:rPr>
+                <w:rFonts w:ascii="Arial" w:hAnsi="Arial" w:eastAsia="Arial" w:cs="Arial"/>
+                <w:sz w:val="20"/>
+                <w:szCs w:val="20"/>
+              </w:rPr>
+            </w:pPr>
+            <w:r>
+              <w:rPr>
+                <w:rFonts w:eastAsia="Arial" w:cs="Arial"/>
+                <w:sz w:val="20"/>
+                <w:szCs w:val="20"/>
+              </w:rPr>
+              <w:t xml:space="preserve">getUrduVoice() patch</w:t>
+            </w:r>
+          </w:p>
+        </w:tc>
+        <w:tc>
+          <w:tcPr>
+            <w:tcW w:w="6560" w:type="dxa"/>
+            <w:tcBorders>
+              <w:top w:val="single" w:sz="2" w:space="0" w:color="CCCCCC"/>
+              <w:start w:val="single" w:sz="2" w:space="0" w:color="CCCCCC"/>
+              <w:bottom w:val="single" w:sz="2" w:space="0" w:color="CCCCCC"/>
+              <w:end w:val="single" w:sz="2" w:space="0" w:color="CCCCCC"/>
+            </w:tcBorders>
+            <w:shd w:fill="F8FAFC" w:val="clear"/>
+          </w:tcPr>
+          <w:p>
+            <w:pPr>
+              <w:pStyle w:val="Normal"/>
+              <w:bidi w:val="0"/>
+              <w:jc w:val="start"/>
+              <w:rPr>
+                <w:rFonts w:ascii="Arial" w:hAnsi="Arial" w:eastAsia="Arial" w:cs="Arial"/>
+                <w:sz w:val="20"/>
+                <w:szCs w:val="20"/>
+              </w:rPr>
+            </w:pPr>
+            <w:r>
+              <w:rPr>
+                <w:rFonts w:eastAsia="Arial" w:cs="Arial"/>
+                <w:sz w:val="20"/>
+                <w:szCs w:val="20"/>
+              </w:rPr>
+              <w:t xml:space="preserve">Wraps window.speechSynthesis.getVoices() in a null-safe try/catch. If speechSynthesis is absent in the WebView, the original call throws and crashes renderSettingsPanel(), leaving the Settings panel blank.</w:t>
+            </w:r>
+          </w:p>
+        </w:tc>
+      </w:tr>
+      <w:tr>
+        <w:trPr/>
+        <w:tc>
+          <w:tcPr>
+            <w:tcW w:w="2800" w:type="dxa"/>
+            <w:tcBorders>
+              <w:top w:val="single" w:sz="2" w:space="0" w:color="CCCCCC"/>
+              <w:start w:val="single" w:sz="2" w:space="0" w:color="CCCCCC"/>
+              <w:bottom w:val="single" w:sz="2" w:space="0" w:color="CCCCCC"/>
+              <w:end w:val="single" w:sz="2" w:space="0" w:color="CCCCCC"/>
+            </w:tcBorders>
+            <w:shd w:fill="EFF6FF" w:val="clear"/>
+          </w:tcPr>
+          <w:p>
+            <w:pPr>
+              <w:pStyle w:val="Normal"/>
+              <w:bidi w:val="0"/>
+              <w:jc w:val="start"/>
+              <w:rPr>
+                <w:rFonts w:ascii="Arial" w:hAnsi="Arial" w:eastAsia="Arial" w:cs="Arial"/>
+                <w:sz w:val="20"/>
+                <w:szCs w:val="20"/>
+              </w:rPr>
+            </w:pPr>
+            <w:r>
+              <w:rPr>
+                <w:rFonts w:eastAsia="Arial" w:cs="Arial"/>
+                <w:sz w:val="20"/>
+                <w:szCs w:val="20"/>
+              </w:rPr>
+              <w:t xml:space="preserve">renderSettingsPanel() patch</w:t>
+            </w:r>
+          </w:p>
+        </w:tc>
+        <w:tc>
+          <w:tcPr>
+            <w:tcW w:w="6560" w:type="dxa"/>
+            <w:tcBorders>
+              <w:top w:val="single" w:sz="2" w:space="0" w:color="CCCCCC"/>
+              <w:start w:val="single" w:sz="2" w:space="0" w:color="CCCCCC"/>
+              <w:bottom w:val="single" w:sz="2" w:space="0" w:color="CCCCCC"/>
+              <w:end w:val="single" w:sz="2" w:space="0" w:color="CCCCCC"/>
+            </w:tcBorders>
+            <w:shd w:fill="EFF6FF" w:val="clear"/>
+          </w:tcPr>
+          <w:p>
+            <w:pPr>
+              <w:pStyle w:val="Normal"/>
+              <w:bidi w:val="0"/>
+              <w:jc w:val="start"/>
+              <w:rPr>
+                <w:rFonts w:ascii="Arial" w:hAnsi="Arial" w:eastAsia="Arial" w:cs="Arial"/>
+                <w:sz w:val="20"/>
+                <w:szCs w:val="20"/>
+              </w:rPr>
+            </w:pPr>
+            <w:r>
+              <w:rPr>
+                <w:rFonts w:eastAsia="Arial" w:cs="Arial"/>
+                <w:sz w:val="20"/>
+                <w:szCs w:val="20"/>
+              </w:rPr>
+              <w:t xml:space="preserve">Wraps the function in a try/catch with a functional fallback panel, ensuring settings always renders even if an unhandled exception occurs inside the template literal.</w:t>
+            </w:r>
+          </w:p>
+        </w:tc>
+      </w:tr>
+      <w:tr>
+        <w:trPr/>
+        <w:tc>
+          <w:tcPr>
+            <w:tcW w:w="2800" w:type="dxa"/>
+            <w:tcBorders>
+              <w:top w:val="single" w:sz="2" w:space="0" w:color="CCCCCC"/>
+              <w:start w:val="single" w:sz="2" w:space="0" w:color="CCCCCC"/>
+              <w:bottom w:val="single" w:sz="2" w:space="0" w:color="CCCCCC"/>
+              <w:end w:val="single" w:sz="2" w:space="0" w:color="CCCCCC"/>
+            </w:tcBorders>
+            <w:shd w:fill="F8FAFC" w:val="clear"/>
+          </w:tcPr>
+          <w:p>
+            <w:pPr>
+              <w:pStyle w:val="Normal"/>
+              <w:bidi w:val="0"/>
+              <w:jc w:val="start"/>
+              <w:rPr>
+                <w:rFonts w:ascii="Arial" w:hAnsi="Arial" w:eastAsia="Arial" w:cs="Arial"/>
+                <w:sz w:val="20"/>
+                <w:szCs w:val="20"/>
+              </w:rPr>
+            </w:pPr>
+            <w:r>
+              <w:rPr>
+                <w:rFonts w:eastAsia="Arial" w:cs="Arial"/>
+                <w:sz w:val="20"/>
+                <w:szCs w:val="20"/>
+              </w:rPr>
+              <w:t xml:space="preserve">CSS translateZ(0) on modals</w:t>
+            </w:r>
+          </w:p>
+        </w:tc>
+        <w:tc>
+          <w:tcPr>
+            <w:tcW w:w="6560" w:type="dxa"/>
+            <w:tcBorders>
+              <w:top w:val="single" w:sz="2" w:space="0" w:color="CCCCCC"/>
+              <w:start w:val="single" w:sz="2" w:space="0" w:color="CCCCCC"/>
+              <w:bottom w:val="single" w:sz="2" w:space="0" w:color="CCCCCC"/>
+              <w:end w:val="single" w:sz="2" w:space="0" w:color="CCCCCC"/>
+            </w:tcBorders>
+            <w:shd w:fill="F8FAFC" w:val="clear"/>
+          </w:tcPr>
+          <w:p>
+            <w:pPr>
+              <w:pStyle w:val="Normal"/>
+              <w:bidi w:val="0"/>
+              <w:jc w:val="start"/>
+              <w:rPr>
+                <w:rFonts w:ascii="Arial" w:hAnsi="Arial" w:eastAsia="Arial" w:cs="Arial"/>
+                <w:sz w:val="20"/>
+                <w:szCs w:val="20"/>
+              </w:rPr>
+            </w:pPr>
+            <w:r>
+              <w:rPr>
+                <w:rFonts w:eastAsia="Arial" w:cs="Arial"/>
+                <w:sz w:val="20"/>
+                <w:szCs w:val="20"/>
+              </w:rPr>
+              <w:t xml:space="preserve">Forces GPU compositing on the settings drawer and modal elements to fix a WebView stacking-context rendering bug that causes overlay panels to appear blank.</w:t>
+            </w:r>
+          </w:p>
+        </w:tc>
+      </w:tr>
+    </w:tbl>
+    <w:p>
+      <w:pPr>
+        <w:pStyle w:val="Normal"/>
+        <w:bidi w:val="0"/>
+        <w:spacing w:before="0" w:after="0"/>
+        <w:rPr/>
+      </w:pPr>
+      <w:r>
+        <w:rPr/>
+      </w:r>
+    </w:p>
+    <w:p>
+      <w:pPr>
+        <w:pStyle w:val="Heading2"/>
+        <w:bidi w:val="0"/>
+        <w:spacing w:before="280" w:after="120"/>
+        <w:jc w:val="start"/>
+        <w:rPr>
+          <w:rFonts w:ascii="Arial" w:hAnsi="Arial" w:eastAsia="Arial" w:cs="Arial"/>
+          <w:b/>
+          <w:bCs/>
+          <w:color w:val="1E3A6E"/>
+          <w:sz w:val="26"/>
+          <w:szCs w:val="26"/>
+        </w:rPr>
+      </w:pPr>
+      <w:r>
+        <w:rPr>
+          <w:rFonts w:ascii="Arial" w:hAnsi="Arial" w:eastAsia="Arial" w:cs="Arial"/>
+          <w:b/>
+          <w:bCs/>
+          <w:color w:val="1E3A6E"/>
+          <w:sz w:val="26"/>
+          <w:szCs w:val="26"/>
+        </w:rPr>
+        <w:t>11.6 Build Instructions</w:t>
+      </w:r>
+    </w:p>
+    <w:p>
+      <w:pPr>
+        <w:pStyle w:val="Normal"/>
+        <w:bidi w:val="0"/>
+        <w:spacing w:before="60" w:after="60"/>
+        <w:jc w:val="start"/>
+        <w:rPr>
+          <w:rFonts w:ascii="Arial" w:hAnsi="Arial" w:eastAsia="Arial" w:cs="Arial"/>
+          <w:sz w:val="22"/>
+          <w:szCs w:val="22"/>
+        </w:rPr>
+      </w:pPr>
+      <w:r>
+        <w:rPr>
+          <w:rFonts w:eastAsia="Arial" w:cs="Arial"/>
+          <w:sz w:val="22"/>
+          <w:szCs w:val="22"/>
+        </w:rPr>
+        <w:t xml:space="preserve">Prerequisites: Android Studio Hedgehog (2023.1.1) or newer; JDK 17 (bundled with Android Studio).</w:t>
+      </w:r>
+    </w:p>
+    <w:p>
+      <w:pPr>
+        <w:pStyle w:val="ListParagraph"/>
+        <w:numPr>
+          <w:ilvl w:val="0"/>
+          <w:numId w:val="4"/>
+        </w:numPr>
+        <w:bidi w:val="0"/>
+        <w:spacing w:before="40" w:after="40"/>
+        <w:jc w:val="start"/>
+        <w:rPr>
+          <w:rFonts w:ascii="Arial" w:hAnsi="Arial" w:eastAsia="Arial" w:cs="Arial"/>
+          <w:sz w:val="22"/>
+          <w:szCs w:val="22"/>
+        </w:rPr>
+      </w:pPr>
+      <w:r>
+        <w:rPr>
+          <w:rFonts w:eastAsia="Arial" w:cs="Arial"/>
+          <w:sz w:val="22"/>
+          <w:szCs w:val="22"/>
+        </w:rPr>
+        <w:t xml:space="preserve">Extract the project ZIP and open the VoiceCoder folder in Android Studio via File → Open</w:t>
+      </w:r>
+    </w:p>
+    <w:p>
+      <w:pPr>
+        <w:pStyle w:val="ListParagraph"/>
+        <w:numPr>
+          <w:ilvl w:val="0"/>
+          <w:numId w:val="4"/>
+        </w:numPr>
+        <w:bidi w:val="0"/>
+        <w:spacing w:before="40" w:after="40"/>
+        <w:jc w:val="start"/>
+        <w:rPr>
+          <w:rFonts w:ascii="Arial" w:hAnsi="Arial" w:eastAsia="Arial" w:cs="Arial"/>
+          <w:sz w:val="22"/>
+          <w:szCs w:val="22"/>
+        </w:rPr>
+      </w:pPr>
+      <w:r>
+        <w:rPr>
+          <w:rFonts w:eastAsia="Arial" w:cs="Arial"/>
+          <w:sz w:val="22"/>
+          <w:szCs w:val="22"/>
+        </w:rPr>
+        <w:t xml:space="preserve">Wait for Gradle sync to complete (approximately 2 minutes on first run while dependencies download)</w:t>
+      </w:r>
+    </w:p>
+    <w:p>
+      <w:pPr>
+        <w:pStyle w:val="ListParagraph"/>
+        <w:numPr>
+          <w:ilvl w:val="0"/>
+          <w:numId w:val="4"/>
+        </w:numPr>
+        <w:bidi w:val="0"/>
+        <w:spacing w:before="40" w:after="40"/>
+        <w:jc w:val="start"/>
+        <w:rPr>
+          <w:rFonts w:ascii="Arial" w:hAnsi="Arial" w:eastAsia="Arial" w:cs="Arial"/>
+          <w:sz w:val="22"/>
+          <w:szCs w:val="22"/>
+        </w:rPr>
+      </w:pPr>
+      <w:r>
+        <w:rPr>
+          <w:rFonts w:eastAsia="Arial" w:cs="Arial"/>
+          <w:sz w:val="22"/>
+          <w:szCs w:val="22"/>
+        </w:rPr>
+        <w:t xml:space="preserve">Debug APK: Build → Build Bundle(s) / APK(s) → Build APK(s) — output at app/build/outputs/apk/debug/app-debug.apk</w:t>
+      </w:r>
+    </w:p>
+    <w:p>
+      <w:pPr>
+        <w:pStyle w:val="ListParagraph"/>
+        <w:numPr>
+          <w:ilvl w:val="0"/>
+          <w:numId w:val="4"/>
+        </w:numPr>
+        <w:bidi w:val="0"/>
+        <w:spacing w:before="40" w:after="40"/>
+        <w:jc w:val="start"/>
+        <w:rPr>
+          <w:rFonts w:ascii="Arial" w:hAnsi="Arial" w:eastAsia="Arial" w:cs="Arial"/>
+          <w:sz w:val="22"/>
+          <w:szCs w:val="22"/>
+        </w:rPr>
+      </w:pPr>
+      <w:r>
+        <w:rPr>
+          <w:rFonts w:eastAsia="Arial" w:cs="Arial"/>
+          <w:sz w:val="22"/>
+          <w:szCs w:val="22"/>
+        </w:rPr>
+        <w:t xml:space="preserve">Release APK: Build → Generate Signed Bundle / APK → APK, then create or select a keystore file</w:t>
+      </w:r>
+    </w:p>
+    <w:p>
+      <w:pPr>
+        <w:pStyle w:val="ListParagraph"/>
+        <w:numPr>
+          <w:ilvl w:val="0"/>
+          <w:numId w:val="4"/>
+        </w:numPr>
+        <w:bidi w:val="0"/>
+        <w:spacing w:before="40" w:after="40"/>
+        <w:jc w:val="start"/>
+        <w:rPr>
+          <w:rFonts w:ascii="Arial" w:hAnsi="Arial" w:eastAsia="Arial" w:cs="Arial"/>
+          <w:sz w:val="22"/>
+          <w:szCs w:val="22"/>
+        </w:rPr>
+      </w:pPr>
+      <w:r>
+        <w:rPr>
+          <w:rFonts w:eastAsia="Arial" w:cs="Arial"/>
+          <w:sz w:val="22"/>
+          <w:szCs w:val="22"/>
+        </w:rPr>
+        <w:t xml:space="preserve">To install directly on a connected device, enable USB Debugging in Android Developer Options and press the Run button in Android Studio</w:t>
+      </w:r>
+    </w:p>
+    <w:p>
+      <w:pPr>
+        <w:pStyle w:val="ListParagraph"/>
+        <w:numPr>
+          <w:ilvl w:val="0"/>
+          <w:numId w:val="4"/>
+        </w:numPr>
+        <w:bidi w:val="0"/>
+        <w:spacing w:before="40" w:after="40"/>
+        <w:jc w:val="start"/>
+        <w:rPr>
+          <w:rFonts w:ascii="Arial" w:hAnsi="Arial" w:eastAsia="Arial" w:cs="Arial"/>
+          <w:sz w:val="22"/>
+          <w:szCs w:val="22"/>
+        </w:rPr>
+      </w:pPr>
+      <w:r>
+        <w:rPr>
+          <w:rFonts w:eastAsia="Arial" w:cs="Arial"/>
+          <w:sz w:val="22"/>
+          <w:szCs w:val="22"/>
+        </w:rPr>
+        <w:t xml:space="preserve">To install via file transfer: copy the APK to the device and tap it (allow ‘Install from unknown sources’ if prompted)</w:t>
+      </w:r>
+    </w:p>
+    <w:p>
+      <w:pPr>
+        <w:pStyle w:val="Normal"/>
+        <w:bidi w:val="0"/>
+        <w:spacing w:before="0" w:after="0"/>
+        <w:rPr/>
+      </w:pPr>
+      <w:r>
+        <w:rPr/>
+      </w:r>
+    </w:p>
+    <w:p>
+      <w:pPr>
+        <w:pStyle w:val="Heading2"/>
+        <w:bidi w:val="0"/>
+        <w:spacing w:before="280" w:after="120"/>
+        <w:jc w:val="start"/>
+        <w:rPr>
+          <w:rFonts w:ascii="Arial" w:hAnsi="Arial" w:eastAsia="Arial" w:cs="Arial"/>
+          <w:b/>
+          <w:bCs/>
+          <w:color w:val="1E3A6E"/>
+          <w:sz w:val="26"/>
+          <w:szCs w:val="26"/>
+        </w:rPr>
+      </w:pPr>
+      <w:r>
+        <w:rPr>
+          <w:rFonts w:ascii="Arial" w:hAnsi="Arial" w:eastAsia="Arial" w:cs="Arial"/>
+          <w:b/>
+          <w:bCs/>
+          <w:color w:val="1E3A6E"/>
+          <w:sz w:val="26"/>
+          <w:szCs w:val="26"/>
+        </w:rPr>
+        <w:t>11.7 Environment &amp; Configuration</w:t>
+      </w:r>
+    </w:p>
+    <w:p>
+      <w:pPr>
+        <w:pStyle w:val="Normal"/>
+        <w:bidi w:val="0"/>
+        <w:spacing w:before="60" w:after="60"/>
+        <w:jc w:val="start"/>
+        <w:rPr>
+          <w:rFonts w:ascii="Arial" w:hAnsi="Arial" w:eastAsia="Arial" w:cs="Arial"/>
+          <w:sz w:val="22"/>
+          <w:szCs w:val="22"/>
+        </w:rPr>
+      </w:pPr>
+      <w:r>
+        <w:rPr>
+          <w:rFonts w:eastAsia="Arial" w:cs="Arial"/>
+          <w:sz w:val="22"/>
+          <w:szCs w:val="22"/>
+        </w:rPr>
+        <w:t xml:space="preserve">No Android-side environment variables are required. The production URL is hardcoded as a companion constant in MainActivity.kt:</w:t>
+      </w:r>
+    </w:p>
+    <w:tbl>
+      <w:tblPr>
+        <w:tblW w:w="9360" w:type="dxa"/>
+        <w:jc w:val="start"/>
+        <w:tblInd w:w="0" w:type="dxa"/>
+        <w:tblLayout w:type="fixed"/>
+        <w:tblCellMar>
+          <w:top w:w="80" w:type="dxa"/>
+          <w:start w:w="120" w:type="dxa"/>
+          <w:bottom w:w="80" w:type="dxa"/>
+          <w:end w:w="120" w:type="dxa"/>
+        </w:tblCellMar>
+      </w:tblPr>
+      <w:tblGrid>
+        <w:gridCol w:w="3120"/>
+        <w:gridCol w:w="6240"/>
+      </w:tblGrid>
+      <w:tr>
+        <w:trPr>
+          <w:tblHeader w:val="true"/>
+        </w:trPr>
+        <w:tc>
+          <w:tcPr>
+            <w:tcW w:w="3120" w:type="dxa"/>
+            <w:tcBorders>
+              <w:top w:val="single" w:sz="2" w:space="0" w:color="1E40AF"/>
+              <w:start w:val="single" w:sz="2" w:space="0" w:color="1E40AF"/>
+              <w:bottom w:val="single" w:sz="2" w:space="0" w:color="1E40AF"/>
+              <w:end w:val="single" w:sz="2" w:space="0" w:color="1E40AF"/>
+            </w:tcBorders>
+            <w:shd w:fill="1E40AF" w:val="clear"/>
+          </w:tcPr>
+          <w:p>
+            <w:pPr>
+              <w:pStyle w:val="Normal"/>
+              <w:bidi w:val="0"/>
+              <w:jc w:val="start"/>
+              <w:rPr>
+                <w:rFonts w:ascii="Arial" w:hAnsi="Arial" w:eastAsia="Arial" w:cs="Arial"/>
+                <w:b/>
+                <w:bCs/>
+                <w:color w:val="FFFFFF"/>
+                <w:sz w:val="20"/>
+                <w:szCs w:val="20"/>
+              </w:rPr>
+            </w:pPr>
+            <w:r>
+              <w:rPr>
+                <w:rFonts w:eastAsia="Arial" w:cs="Arial"/>
+                <w:b/>
+                <w:bCs/>
+                <w:color w:val="FFFFFF"/>
+                <w:sz w:val="20"/>
+                <w:szCs w:val="20"/>
+              </w:rPr>
+              <w:t>Constant / Setting</w:t>
+            </w:r>
+          </w:p>
+        </w:tc>
+        <w:tc>
+          <w:tcPr>
+            <w:tcW w:w="6240" w:type="dxa"/>
+            <w:tcBorders>
+              <w:top w:val="single" w:sz="2" w:space="0" w:color="1E40AF"/>
+              <w:start w:val="single" w:sz="2" w:space="0" w:color="1E40AF"/>
+              <w:bottom w:val="single" w:sz="2" w:space="0" w:color="1E40AF"/>
+              <w:end w:val="single" w:sz="2" w:space="0" w:color="1E40AF"/>
+            </w:tcBorders>
+            <w:shd w:fill="1E40AF" w:val="clear"/>
+          </w:tcPr>
+          <w:p>
+            <w:pPr>
+              <w:pStyle w:val="Normal"/>
+              <w:bidi w:val="0"/>
+              <w:jc w:val="start"/>
+              <w:rPr>
+                <w:rFonts w:ascii="Arial" w:hAnsi="Arial" w:eastAsia="Arial" w:cs="Arial"/>
+                <w:b/>
+                <w:bCs/>
+                <w:color w:val="FFFFFF"/>
+                <w:sz w:val="20"/>
+                <w:szCs w:val="20"/>
+              </w:rPr>
+            </w:pPr>
+            <w:r>
+              <w:rPr>
+                <w:rFonts w:eastAsia="Arial" w:cs="Arial"/>
+                <w:b/>
+                <w:bCs/>
+                <w:color w:val="FFFFFF"/>
+                <w:sz w:val="20"/>
+                <w:szCs w:val="20"/>
+              </w:rPr>
+              <w:t>Value / Location</w:t>
+            </w:r>
+          </w:p>
+        </w:tc>
+      </w:tr>
+      <w:tr>
+        <w:trPr/>
+        <w:tc>
+          <w:tcPr>
+            <w:tcW w:w="3120" w:type="dxa"/>
+            <w:tcBorders>
+              <w:top w:val="single" w:sz="2" w:space="0" w:color="CCCCCC"/>
+              <w:start w:val="single" w:sz="2" w:space="0" w:color="CCCCCC"/>
+              <w:bottom w:val="single" w:sz="2" w:space="0" w:color="CCCCCC"/>
+              <w:end w:val="single" w:sz="2" w:space="0" w:color="CCCCCC"/>
+            </w:tcBorders>
+            <w:shd w:fill="F8FAFC" w:val="clear"/>
+          </w:tcPr>
+          <w:p>
+            <w:pPr>
+              <w:pStyle w:val="Normal"/>
+              <w:bidi w:val="0"/>
+              <w:jc w:val="start"/>
+              <w:rPr>
+                <w:rFonts w:ascii="Arial" w:hAnsi="Arial" w:eastAsia="Arial" w:cs="Arial"/>
+                <w:sz w:val="20"/>
+                <w:szCs w:val="20"/>
+              </w:rPr>
+            </w:pPr>
+            <w:r>
+              <w:rPr>
+                <w:rFonts w:eastAsia="Arial" w:cs="Arial"/>
+                <w:sz w:val="20"/>
+                <w:szCs w:val="20"/>
+              </w:rPr>
+              <w:t xml:space="preserve">Production URL</w:t>
+            </w:r>
+          </w:p>
+        </w:tc>
+        <w:tc>
+          <w:tcPr>
+            <w:tcW w:w="6240" w:type="dxa"/>
+            <w:tcBorders>
+              <w:top w:val="single" w:sz="2" w:space="0" w:color="CCCCCC"/>
+              <w:start w:val="single" w:sz="2" w:space="0" w:color="CCCCCC"/>
+              <w:bottom w:val="single" w:sz="2" w:space="0" w:color="CCCCCC"/>
+              <w:end w:val="single" w:sz="2" w:space="0" w:color="CCCCCC"/>
+            </w:tcBorders>
+            <w:shd w:fill="F8FAFC" w:val="clear"/>
+          </w:tcPr>
+          <w:p>
+            <w:pPr>
+              <w:pStyle w:val="Normal"/>
+              <w:bidi w:val="0"/>
+              <w:jc w:val="start"/>
+              <w:rPr>
+                <w:rFonts w:ascii="Arial" w:hAnsi="Arial" w:eastAsia="Arial" w:cs="Arial"/>
+                <w:sz w:val="20"/>
+                <w:szCs w:val="20"/>
+              </w:rPr>
+            </w:pPr>
+            <w:r>
+              <w:rPr>
+                <w:rFonts w:eastAsia="Arial" w:cs="Arial"/>
+                <w:sz w:val="20"/>
+                <w:szCs w:val="20"/>
+              </w:rPr>
+              <w:t xml:space="preserve">MainActivity.kt — companion object URL constant</w:t>
+            </w:r>
+          </w:p>
+        </w:tc>
+      </w:tr>
+      <w:tr>
+        <w:trPr/>
+        <w:tc>
+          <w:tcPr>
+            <w:tcW w:w="3120" w:type="dxa"/>
+            <w:tcBorders>
+              <w:top w:val="single" w:sz="2" w:space="0" w:color="CCCCCC"/>
+              <w:start w:val="single" w:sz="2" w:space="0" w:color="CCCCCC"/>
+              <w:bottom w:val="single" w:sz="2" w:space="0" w:color="CCCCCC"/>
+              <w:end w:val="single" w:sz="2" w:space="0" w:color="CCCCCC"/>
+            </w:tcBorders>
+            <w:shd w:fill="EFF6FF" w:val="clear"/>
+          </w:tcPr>
+          <w:p>
+            <w:pPr>
+              <w:pStyle w:val="Normal"/>
+              <w:bidi w:val="0"/>
+              <w:jc w:val="start"/>
+              <w:rPr>
+                <w:rFonts w:ascii="Arial" w:hAnsi="Arial" w:eastAsia="Arial" w:cs="Arial"/>
+                <w:sz w:val="20"/>
+                <w:szCs w:val="20"/>
+              </w:rPr>
+            </w:pPr>
+            <w:r>
+              <w:rPr>
+                <w:rFonts w:eastAsia="Arial" w:cs="Arial"/>
+                <w:sz w:val="20"/>
+                <w:szCs w:val="20"/>
+              </w:rPr>
+              <w:t xml:space="preserve">Splash delay</w:t>
+            </w:r>
+          </w:p>
+        </w:tc>
+        <w:tc>
+          <w:tcPr>
+            <w:tcW w:w="6240" w:type="dxa"/>
+            <w:tcBorders>
+              <w:top w:val="single" w:sz="2" w:space="0" w:color="CCCCCC"/>
+              <w:start w:val="single" w:sz="2" w:space="0" w:color="CCCCCC"/>
+              <w:bottom w:val="single" w:sz="2" w:space="0" w:color="CCCCCC"/>
+              <w:end w:val="single" w:sz="2" w:space="0" w:color="CCCCCC"/>
+            </w:tcBorders>
+            <w:shd w:fill="EFF6FF" w:val="clear"/>
+          </w:tcPr>
+          <w:p>
+            <w:pPr>
+              <w:pStyle w:val="Normal"/>
+              <w:bidi w:val="0"/>
+              <w:jc w:val="start"/>
+              <w:rPr>
+                <w:rFonts w:ascii="Arial" w:hAnsi="Arial" w:eastAsia="Arial" w:cs="Arial"/>
+                <w:sz w:val="20"/>
+                <w:szCs w:val="20"/>
+              </w:rPr>
+            </w:pPr>
+            <w:r>
+              <w:rPr>
+                <w:rFonts w:eastAsia="Arial" w:cs="Arial"/>
+                <w:sz w:val="20"/>
+                <w:szCs w:val="20"/>
+              </w:rPr>
+              <w:t xml:space="preserve">1600 ms — SplashActivity.kt Handler postDelayed</w:t>
+            </w:r>
+          </w:p>
+        </w:tc>
+      </w:tr>
+      <w:tr>
+        <w:trPr/>
+        <w:tc>
+          <w:tcPr>
+            <w:tcW w:w="3120" w:type="dxa"/>
+            <w:tcBorders>
+              <w:top w:val="single" w:sz="2" w:space="0" w:color="CCCCCC"/>
+              <w:start w:val="single" w:sz="2" w:space="0" w:color="CCCCCC"/>
+              <w:bottom w:val="single" w:sz="2" w:space="0" w:color="CCCCCC"/>
+              <w:end w:val="single" w:sz="2" w:space="0" w:color="CCCCCC"/>
+            </w:tcBorders>
+            <w:shd w:fill="F8FAFC" w:val="clear"/>
+          </w:tcPr>
+          <w:p>
+            <w:pPr>
+              <w:pStyle w:val="Normal"/>
+              <w:bidi w:val="0"/>
+              <w:jc w:val="start"/>
+              <w:rPr>
+                <w:rFonts w:ascii="Arial" w:hAnsi="Arial" w:eastAsia="Arial" w:cs="Arial"/>
+                <w:sz w:val="20"/>
+                <w:szCs w:val="20"/>
+              </w:rPr>
+            </w:pPr>
+            <w:r>
+              <w:rPr>
+                <w:rFonts w:eastAsia="Arial" w:cs="Arial"/>
+                <w:sz w:val="20"/>
+                <w:szCs w:val="20"/>
+              </w:rPr>
+              <w:t xml:space="preserve">HTTP connect timeout</w:t>
+            </w:r>
+          </w:p>
+        </w:tc>
+        <w:tc>
+          <w:tcPr>
+            <w:tcW w:w="6240" w:type="dxa"/>
+            <w:tcBorders>
+              <w:top w:val="single" w:sz="2" w:space="0" w:color="CCCCCC"/>
+              <w:start w:val="single" w:sz="2" w:space="0" w:color="CCCCCC"/>
+              <w:bottom w:val="single" w:sz="2" w:space="0" w:color="CCCCCC"/>
+              <w:end w:val="single" w:sz="2" w:space="0" w:color="CCCCCC"/>
+            </w:tcBorders>
+            <w:shd w:fill="F8FAFC" w:val="clear"/>
+          </w:tcPr>
+          <w:p>
+            <w:pPr>
+              <w:pStyle w:val="Normal"/>
+              <w:bidi w:val="0"/>
+              <w:jc w:val="start"/>
+              <w:rPr>
+                <w:rFonts w:ascii="Arial" w:hAnsi="Arial" w:eastAsia="Arial" w:cs="Arial"/>
+                <w:sz w:val="20"/>
+                <w:szCs w:val="20"/>
+              </w:rPr>
+            </w:pPr>
+            <w:r>
+              <w:rPr>
+                <w:rFonts w:eastAsia="Arial" w:cs="Arial"/>
+                <w:sz w:val="20"/>
+                <w:szCs w:val="20"/>
+              </w:rPr>
+              <w:t xml:space="preserve">15 000 ms — shouldInterceptRequest</w:t>
+            </w:r>
+          </w:p>
+        </w:tc>
+      </w:tr>
+      <w:tr>
+        <w:trPr/>
+        <w:tc>
+          <w:tcPr>
+            <w:tcW w:w="3120" w:type="dxa"/>
+            <w:tcBorders>
+              <w:top w:val="single" w:sz="2" w:space="0" w:color="CCCCCC"/>
+              <w:start w:val="single" w:sz="2" w:space="0" w:color="CCCCCC"/>
+              <w:bottom w:val="single" w:sz="2" w:space="0" w:color="CCCCCC"/>
+              <w:end w:val="single" w:sz="2" w:space="0" w:color="CCCCCC"/>
+            </w:tcBorders>
+            <w:shd w:fill="EFF6FF" w:val="clear"/>
+          </w:tcPr>
+          <w:p>
+            <w:pPr>
+              <w:pStyle w:val="Normal"/>
+              <w:bidi w:val="0"/>
+              <w:jc w:val="start"/>
+              <w:rPr>
+                <w:rFonts w:ascii="Arial" w:hAnsi="Arial" w:eastAsia="Arial" w:cs="Arial"/>
+                <w:sz w:val="20"/>
+                <w:szCs w:val="20"/>
+              </w:rPr>
+            </w:pPr>
+            <w:r>
+              <w:rPr>
+                <w:rFonts w:eastAsia="Arial" w:cs="Arial"/>
+                <w:sz w:val="20"/>
+                <w:szCs w:val="20"/>
+              </w:rPr>
+              <w:t xml:space="preserve">HTTP read timeout</w:t>
+            </w:r>
+          </w:p>
+        </w:tc>
+        <w:tc>
+          <w:tcPr>
+            <w:tcW w:w="6240" w:type="dxa"/>
+            <w:tcBorders>
+              <w:top w:val="single" w:sz="2" w:space="0" w:color="CCCCCC"/>
+              <w:start w:val="single" w:sz="2" w:space="0" w:color="CCCCCC"/>
+              <w:bottom w:val="single" w:sz="2" w:space="0" w:color="CCCCCC"/>
+              <w:end w:val="single" w:sz="2" w:space="0" w:color="CCCCCC"/>
+            </w:tcBorders>
+            <w:shd w:fill="EFF6FF" w:val="clear"/>
+          </w:tcPr>
+          <w:p>
+            <w:pPr>
+              <w:pStyle w:val="Normal"/>
+              <w:bidi w:val="0"/>
+              <w:jc w:val="start"/>
+              <w:rPr>
+                <w:rFonts w:ascii="Arial" w:hAnsi="Arial" w:eastAsia="Arial" w:cs="Arial"/>
+                <w:sz w:val="20"/>
+                <w:szCs w:val="20"/>
+              </w:rPr>
+            </w:pPr>
+            <w:r>
+              <w:rPr>
+                <w:rFonts w:eastAsia="Arial" w:cs="Arial"/>
+                <w:sz w:val="20"/>
+                <w:szCs w:val="20"/>
+              </w:rPr>
+              <w:t xml:space="preserve">30 000 ms — shouldInterceptRequest</w:t>
+            </w:r>
+          </w:p>
+        </w:tc>
+      </w:tr>
+      <w:tr>
+        <w:trPr/>
+        <w:tc>
+          <w:tcPr>
+            <w:tcW w:w="3120" w:type="dxa"/>
+            <w:tcBorders>
+              <w:top w:val="single" w:sz="2" w:space="0" w:color="CCCCCC"/>
+              <w:start w:val="single" w:sz="2" w:space="0" w:color="CCCCCC"/>
+              <w:bottom w:val="single" w:sz="2" w:space="0" w:color="CCCCCC"/>
+              <w:end w:val="single" w:sz="2" w:space="0" w:color="CCCCCC"/>
+            </w:tcBorders>
+            <w:shd w:fill="F8FAFC" w:val="clear"/>
+          </w:tcPr>
+          <w:p>
+            <w:pPr>
+              <w:pStyle w:val="Normal"/>
+              <w:bidi w:val="0"/>
+              <w:jc w:val="start"/>
+              <w:rPr>
+                <w:rFonts w:ascii="Arial" w:hAnsi="Arial" w:eastAsia="Arial" w:cs="Arial"/>
+                <w:sz w:val="20"/>
+                <w:szCs w:val="20"/>
+              </w:rPr>
+            </w:pPr>
+            <w:r>
+              <w:rPr>
+                <w:rFonts w:eastAsia="Arial" w:cs="Arial"/>
+                <w:sz w:val="20"/>
+                <w:szCs w:val="20"/>
+              </w:rPr>
+              <w:t xml:space="preserve">Accept-Encoding</w:t>
+            </w:r>
+          </w:p>
+        </w:tc>
+        <w:tc>
+          <w:tcPr>
+            <w:tcW w:w="6240" w:type="dxa"/>
+            <w:tcBorders>
+              <w:top w:val="single" w:sz="2" w:space="0" w:color="CCCCCC"/>
+              <w:start w:val="single" w:sz="2" w:space="0" w:color="CCCCCC"/>
+              <w:bottom w:val="single" w:sz="2" w:space="0" w:color="CCCCCC"/>
+              <w:end w:val="single" w:sz="2" w:space="0" w:color="CCCCCC"/>
+            </w:tcBorders>
+            <w:shd w:fill="F8FAFC" w:val="clear"/>
+          </w:tcPr>
+          <w:p>
+            <w:pPr>
+              <w:pStyle w:val="Normal"/>
+              <w:bidi w:val="0"/>
+              <w:jc w:val="start"/>
+              <w:rPr>
+                <w:rFonts w:ascii="Arial" w:hAnsi="Arial" w:eastAsia="Arial" w:cs="Arial"/>
+                <w:sz w:val="20"/>
+                <w:szCs w:val="20"/>
+              </w:rPr>
+            </w:pPr>
+            <w:r>
+              <w:rPr>
+                <w:rFonts w:eastAsia="Arial" w:cs="Arial"/>
+                <w:sz w:val="20"/>
+                <w:szCs w:val="20"/>
+              </w:rPr>
+              <w:t xml:space="preserve">identity (gzip disabled) — prevents decompression errors during HTML injection</w:t>
+            </w:r>
+          </w:p>
+        </w:tc>
+      </w:tr>
+      <w:tr>
+        <w:trPr/>
+        <w:tc>
+          <w:tcPr>
+            <w:tcW w:w="3120" w:type="dxa"/>
+            <w:tcBorders>
+              <w:top w:val="single" w:sz="2" w:space="0" w:color="CCCCCC"/>
+              <w:start w:val="single" w:sz="2" w:space="0" w:color="CCCCCC"/>
+              <w:bottom w:val="single" w:sz="2" w:space="0" w:color="CCCCCC"/>
+              <w:end w:val="single" w:sz="2" w:space="0" w:color="CCCCCC"/>
+            </w:tcBorders>
+            <w:shd w:fill="EFF6FF" w:val="clear"/>
+          </w:tcPr>
+          <w:p>
+            <w:pPr>
+              <w:pStyle w:val="Normal"/>
+              <w:bidi w:val="0"/>
+              <w:jc w:val="start"/>
+              <w:rPr>
+                <w:rFonts w:ascii="Arial" w:hAnsi="Arial" w:eastAsia="Arial" w:cs="Arial"/>
+                <w:sz w:val="20"/>
+                <w:szCs w:val="20"/>
+              </w:rPr>
+            </w:pPr>
+            <w:r>
+              <w:rPr>
+                <w:rFonts w:eastAsia="Arial" w:cs="Arial"/>
+                <w:sz w:val="20"/>
+                <w:szCs w:val="20"/>
+              </w:rPr>
+              <w:t xml:space="preserve">Mic permission code</w:t>
+            </w:r>
+          </w:p>
+        </w:tc>
+        <w:tc>
+          <w:tcPr>
+            <w:tcW w:w="6240" w:type="dxa"/>
+            <w:tcBorders>
+              <w:top w:val="single" w:sz="2" w:space="0" w:color="CCCCCC"/>
+              <w:start w:val="single" w:sz="2" w:space="0" w:color="CCCCCC"/>
+              <w:bottom w:val="single" w:sz="2" w:space="0" w:color="CCCCCC"/>
+              <w:end w:val="single" w:sz="2" w:space="0" w:color="CCCCCC"/>
+            </w:tcBorders>
+            <w:shd w:fill="EFF6FF" w:val="clear"/>
+          </w:tcPr>
+          <w:p>
+            <w:pPr>
+              <w:pStyle w:val="Normal"/>
+              <w:bidi w:val="0"/>
+              <w:jc w:val="start"/>
+              <w:rPr>
+                <w:rFonts w:ascii="Arial" w:hAnsi="Arial" w:eastAsia="Arial" w:cs="Arial"/>
+                <w:sz w:val="20"/>
+                <w:szCs w:val="20"/>
+              </w:rPr>
+            </w:pPr>
+            <w:r>
+              <w:rPr>
+                <w:rFonts w:eastAsia="Arial" w:cs="Arial"/>
+                <w:sz w:val="20"/>
+                <w:szCs w:val="20"/>
+              </w:rPr>
+              <w:t xml:space="preserve">1001 — MIC_PERMISSION_CODE constant in MainActivity.kt</w:t>
+            </w:r>
+          </w:p>
+        </w:tc>
+      </w:tr>
+    </w:tbl>
+    <w:p>
+      <w:pPr>
+        <w:pStyle w:val="Normal"/>
+        <w:bidi w:val="0"/>
+        <w:spacing w:before="60" w:after="60"/>
+        <w:jc w:val="start"/>
+        <w:rPr>
+          <w:rFonts w:ascii="Arial" w:hAnsi="Arial" w:eastAsia="Arial" w:cs="Arial"/>
+          <w:sz w:val="22"/>
+          <w:szCs w:val="22"/>
+        </w:rPr>
+      </w:pPr>
+      <w:r>
+        <w:rPr>
+          <w:rFonts w:eastAsia="Arial" w:cs="Arial"/>
+          <w:sz w:val="22"/>
+          <w:szCs w:val="22"/>
+        </w:rPr>
+        <w:t xml:space="preserve">To point the app at a different deployment, change the URL constant in MainActivity.kt and rebuild. No other files require modification.</w:t>
+      </w:r>
+    </w:p>
+    <w:p>
+      <w:pPr>
+        <w:pStyle w:val="Normal"/>
+        <w:bidi w:val="0"/>
+        <w:spacing w:before="0" w:after="0"/>
+        <w:rPr/>
+      </w:pPr>
+      <w:r>
+        <w:rPr/>
+      </w:r>
+    </w:p>
+    <w:p>
+      <w:pPr>
+        <w:pStyle w:val="Heading2"/>
+        <w:bidi w:val="0"/>
+        <w:spacing w:before="280" w:after="120"/>
+        <w:jc w:val="start"/>
+        <w:rPr>
+          <w:rFonts w:ascii="Arial" w:hAnsi="Arial" w:eastAsia="Arial" w:cs="Arial"/>
+          <w:b/>
+          <w:bCs/>
+          <w:color w:val="1E3A6E"/>
+          <w:sz w:val="26"/>
+          <w:szCs w:val="26"/>
+        </w:rPr>
+      </w:pPr>
+      <w:r>
+        <w:rPr>
+          <w:rFonts w:ascii="Arial" w:hAnsi="Arial" w:eastAsia="Arial" w:cs="Arial"/>
+          <w:b/>
+          <w:bCs/>
+          <w:color w:val="1E3A6E"/>
+          <w:sz w:val="26"/>
+          <w:szCs w:val="26"/>
+        </w:rPr>
+        <w:t>11.8 Dependencies</w:t>
+      </w:r>
+    </w:p>
+    <w:tbl>
+      <w:tblPr>
+        <w:tblW w:w="9360" w:type="dxa"/>
+        <w:jc w:val="start"/>
+        <w:tblInd w:w="0" w:type="dxa"/>
+        <w:tblLayout w:type="fixed"/>
+        <w:tblCellMar>
+          <w:top w:w="80" w:type="dxa"/>
+          <w:start w:w="120" w:type="dxa"/>
+          <w:bottom w:w="80" w:type="dxa"/>
+          <w:end w:w="120" w:type="dxa"/>
+        </w:tblCellMar>
+      </w:tblPr>
+      <w:tblGrid>
+        <w:gridCol w:w="3120"/>
+        <w:gridCol w:w="1560"/>
+        <w:gridCol w:w="4680"/>
+      </w:tblGrid>
+      <w:tr>
+        <w:trPr>
+          <w:tblHeader w:val="true"/>
+        </w:trPr>
+        <w:tc>
+          <w:tcPr>
+            <w:tcW w:w="3120" w:type="dxa"/>
+            <w:tcBorders>
+              <w:top w:val="single" w:sz="2" w:space="0" w:color="1E40AF"/>
+              <w:start w:val="single" w:sz="2" w:space="0" w:color="1E40AF"/>
+              <w:bottom w:val="single" w:sz="2" w:space="0" w:color="1E40AF"/>
+              <w:end w:val="single" w:sz="2" w:space="0" w:color="1E40AF"/>
+            </w:tcBorders>
+            <w:shd w:fill="1E40AF" w:val="clear"/>
+          </w:tcPr>
+          <w:p>
+            <w:pPr>
+              <w:pStyle w:val="Normal"/>
+              <w:bidi w:val="0"/>
+              <w:jc w:val="start"/>
+              <w:rPr>
+                <w:rFonts w:ascii="Arial" w:hAnsi="Arial" w:eastAsia="Arial" w:cs="Arial"/>
+                <w:b/>
+                <w:bCs/>
+                <w:color w:val="FFFFFF"/>
+                <w:sz w:val="20"/>
+                <w:szCs w:val="20"/>
+              </w:rPr>
+            </w:pPr>
+            <w:r>
+              <w:rPr>
+                <w:rFonts w:eastAsia="Arial" w:cs="Arial"/>
+                <w:b/>
+                <w:bCs/>
+                <w:color w:val="FFFFFF"/>
+                <w:sz w:val="20"/>
+                <w:szCs w:val="20"/>
+              </w:rPr>
+              <w:t>Library</w:t>
+            </w:r>
+          </w:p>
+        </w:tc>
+        <w:tc>
+          <w:tcPr>
+            <w:tcW w:w="1560" w:type="dxa"/>
+            <w:tcBorders>
+              <w:top w:val="single" w:sz="2" w:space="0" w:color="1E40AF"/>
+              <w:start w:val="single" w:sz="2" w:space="0" w:color="1E40AF"/>
+              <w:bottom w:val="single" w:sz="2" w:space="0" w:color="1E40AF"/>
+              <w:end w:val="single" w:sz="2" w:space="0" w:color="1E40AF"/>
+            </w:tcBorders>
+            <w:shd w:fill="1E40AF" w:val="clear"/>
+          </w:tcPr>
+          <w:p>
+            <w:pPr>
+              <w:pStyle w:val="Normal"/>
+              <w:bidi w:val="0"/>
+              <w:jc w:val="start"/>
+              <w:rPr>
+                <w:rFonts w:ascii="Arial" w:hAnsi="Arial" w:eastAsia="Arial" w:cs="Arial"/>
+                <w:b/>
+                <w:bCs/>
+                <w:color w:val="FFFFFF"/>
+                <w:sz w:val="20"/>
+                <w:szCs w:val="20"/>
+              </w:rPr>
+            </w:pPr>
+            <w:r>
+              <w:rPr>
+                <w:rFonts w:eastAsia="Arial" w:cs="Arial"/>
+                <w:b/>
+                <w:bCs/>
+                <w:color w:val="FFFFFF"/>
+                <w:sz w:val="20"/>
+                <w:szCs w:val="20"/>
+              </w:rPr>
+              <w:t>Version</w:t>
+            </w:r>
+          </w:p>
+        </w:tc>
+        <w:tc>
+          <w:tcPr>
+            <w:tcW w:w="4680" w:type="dxa"/>
+            <w:tcBorders>
+              <w:top w:val="single" w:sz="2" w:space="0" w:color="1E40AF"/>
+              <w:start w:val="single" w:sz="2" w:space="0" w:color="1E40AF"/>
+              <w:bottom w:val="single" w:sz="2" w:space="0" w:color="1E40AF"/>
+              <w:end w:val="single" w:sz="2" w:space="0" w:color="1E40AF"/>
+            </w:tcBorders>
+            <w:shd w:fill="1E40AF" w:val="clear"/>
+          </w:tcPr>
+          <w:p>
+            <w:pPr>
+              <w:pStyle w:val="Normal"/>
+              <w:bidi w:val="0"/>
+              <w:jc w:val="start"/>
+              <w:rPr>
+                <w:rFonts w:ascii="Arial" w:hAnsi="Arial" w:eastAsia="Arial" w:cs="Arial"/>
+                <w:b/>
+                <w:bCs/>
+                <w:color w:val="FFFFFF"/>
+                <w:sz w:val="20"/>
+                <w:szCs w:val="20"/>
+              </w:rPr>
+            </w:pPr>
+            <w:r>
+              <w:rPr>
+                <w:rFonts w:eastAsia="Arial" w:cs="Arial"/>
+                <w:b/>
+                <w:bCs/>
+                <w:color w:val="FFFFFF"/>
+                <w:sz w:val="20"/>
+                <w:szCs w:val="20"/>
+              </w:rPr>
+              <w:t>Purpose</w:t>
+            </w:r>
+          </w:p>
+        </w:tc>
+      </w:tr>
+      <w:tr>
+        <w:trPr/>
+        <w:tc>
+          <w:tcPr>
+            <w:tcW w:w="3120" w:type="dxa"/>
+            <w:tcBorders>
+              <w:top w:val="single" w:sz="2" w:space="0" w:color="CCCCCC"/>
+              <w:start w:val="single" w:sz="2" w:space="0" w:color="CCCCCC"/>
+              <w:bottom w:val="single" w:sz="2" w:space="0" w:color="CCCCCC"/>
+              <w:end w:val="single" w:sz="2" w:space="0" w:color="CCCCCC"/>
+            </w:tcBorders>
+            <w:shd w:fill="F8FAFC" w:val="clear"/>
+          </w:tcPr>
+          <w:p>
+            <w:pPr>
+              <w:pStyle w:val="Normal"/>
+              <w:bidi w:val="0"/>
+              <w:jc w:val="start"/>
+              <w:rPr>
+                <w:rFonts w:ascii="Arial" w:hAnsi="Arial" w:eastAsia="Arial" w:cs="Arial"/>
+                <w:sz w:val="20"/>
+                <w:szCs w:val="20"/>
+              </w:rPr>
+            </w:pPr>
+            <w:r>
+              <w:rPr>
+                <w:rFonts w:eastAsia="Arial" w:cs="Arial"/>
+                <w:sz w:val="20"/>
+                <w:szCs w:val="20"/>
+              </w:rPr>
+              <w:t xml:space="preserve">androidx.core:core-ktx</w:t>
+            </w:r>
+          </w:p>
+        </w:tc>
+        <w:tc>
+          <w:tcPr>
+            <w:tcW w:w="1560" w:type="dxa"/>
+            <w:tcBorders>
+              <w:top w:val="single" w:sz="2" w:space="0" w:color="CCCCCC"/>
+              <w:start w:val="single" w:sz="2" w:space="0" w:color="CCCCCC"/>
+              <w:bottom w:val="single" w:sz="2" w:space="0" w:color="CCCCCC"/>
+              <w:end w:val="single" w:sz="2" w:space="0" w:color="CCCCCC"/>
+            </w:tcBorders>
+            <w:shd w:fill="F8FAFC" w:val="clear"/>
+          </w:tcPr>
+          <w:p>
+            <w:pPr>
+              <w:pStyle w:val="Normal"/>
+              <w:bidi w:val="0"/>
+              <w:jc w:val="start"/>
+              <w:rPr>
+                <w:rFonts w:ascii="Arial" w:hAnsi="Arial" w:eastAsia="Arial" w:cs="Arial"/>
+                <w:sz w:val="20"/>
+                <w:szCs w:val="20"/>
+              </w:rPr>
+            </w:pPr>
+            <w:r>
+              <w:rPr>
+                <w:rFonts w:eastAsia="Arial" w:cs="Arial"/>
+                <w:sz w:val="20"/>
+                <w:szCs w:val="20"/>
+              </w:rPr>
+              <w:t xml:space="preserve">1.12.0</w:t>
+            </w:r>
+          </w:p>
+        </w:tc>
+        <w:tc>
+          <w:tcPr>
+            <w:tcW w:w="4680" w:type="dxa"/>
+            <w:tcBorders>
+              <w:top w:val="single" w:sz="2" w:space="0" w:color="CCCCCC"/>
+              <w:start w:val="single" w:sz="2" w:space="0" w:color="CCCCCC"/>
+              <w:bottom w:val="single" w:sz="2" w:space="0" w:color="CCCCCC"/>
+              <w:end w:val="single" w:sz="2" w:space="0" w:color="CCCCCC"/>
+            </w:tcBorders>
+            <w:shd w:fill="F8FAFC" w:val="clear"/>
+          </w:tcPr>
+          <w:p>
+            <w:pPr>
+              <w:pStyle w:val="Normal"/>
+              <w:bidi w:val="0"/>
+              <w:jc w:val="start"/>
+              <w:rPr>
+                <w:rFonts w:ascii="Arial" w:hAnsi="Arial" w:eastAsia="Arial" w:cs="Arial"/>
+                <w:sz w:val="20"/>
+                <w:szCs w:val="20"/>
+              </w:rPr>
+            </w:pPr>
+            <w:r>
+              <w:rPr>
+                <w:rFonts w:eastAsia="Arial" w:cs="Arial"/>
+                <w:sz w:val="20"/>
+                <w:szCs w:val="20"/>
+              </w:rPr>
+              <w:t xml:space="preserve">Kotlin extensions for Android core APIs</w:t>
+            </w:r>
+          </w:p>
+        </w:tc>
+      </w:tr>
+      <w:tr>
+        <w:trPr/>
+        <w:tc>
+          <w:tcPr>
+            <w:tcW w:w="3120" w:type="dxa"/>
+            <w:tcBorders>
+              <w:top w:val="single" w:sz="2" w:space="0" w:color="CCCCCC"/>
+              <w:start w:val="single" w:sz="2" w:space="0" w:color="CCCCCC"/>
+              <w:bottom w:val="single" w:sz="2" w:space="0" w:color="CCCCCC"/>
+              <w:end w:val="single" w:sz="2" w:space="0" w:color="CCCCCC"/>
+            </w:tcBorders>
+            <w:shd w:fill="EFF6FF" w:val="clear"/>
+          </w:tcPr>
+          <w:p>
+            <w:pPr>
+              <w:pStyle w:val="Normal"/>
+              <w:bidi w:val="0"/>
+              <w:jc w:val="start"/>
+              <w:rPr>
+                <w:rFonts w:ascii="Arial" w:hAnsi="Arial" w:eastAsia="Arial" w:cs="Arial"/>
+                <w:sz w:val="20"/>
+                <w:szCs w:val="20"/>
+              </w:rPr>
+            </w:pPr>
+            <w:r>
+              <w:rPr>
+                <w:rFonts w:eastAsia="Arial" w:cs="Arial"/>
+                <w:sz w:val="20"/>
+                <w:szCs w:val="20"/>
+              </w:rPr>
+              <w:t xml:space="preserve">androidx.appcompat:appcompat</w:t>
+            </w:r>
+          </w:p>
+        </w:tc>
+        <w:tc>
+          <w:tcPr>
+            <w:tcW w:w="1560" w:type="dxa"/>
+            <w:tcBorders>
+              <w:top w:val="single" w:sz="2" w:space="0" w:color="CCCCCC"/>
+              <w:start w:val="single" w:sz="2" w:space="0" w:color="CCCCCC"/>
+              <w:bottom w:val="single" w:sz="2" w:space="0" w:color="CCCCCC"/>
+              <w:end w:val="single" w:sz="2" w:space="0" w:color="CCCCCC"/>
+            </w:tcBorders>
+            <w:shd w:fill="EFF6FF" w:val="clear"/>
+          </w:tcPr>
+          <w:p>
+            <w:pPr>
+              <w:pStyle w:val="Normal"/>
+              <w:bidi w:val="0"/>
+              <w:jc w:val="start"/>
+              <w:rPr>
+                <w:rFonts w:ascii="Arial" w:hAnsi="Arial" w:eastAsia="Arial" w:cs="Arial"/>
+                <w:sz w:val="20"/>
+                <w:szCs w:val="20"/>
+              </w:rPr>
+            </w:pPr>
+            <w:r>
+              <w:rPr>
+                <w:rFonts w:eastAsia="Arial" w:cs="Arial"/>
+                <w:sz w:val="20"/>
+                <w:szCs w:val="20"/>
+              </w:rPr>
+              <w:t xml:space="preserve">1.6.1</w:t>
+            </w:r>
+          </w:p>
+        </w:tc>
+        <w:tc>
+          <w:tcPr>
+            <w:tcW w:w="4680" w:type="dxa"/>
+            <w:tcBorders>
+              <w:top w:val="single" w:sz="2" w:space="0" w:color="CCCCCC"/>
+              <w:start w:val="single" w:sz="2" w:space="0" w:color="CCCCCC"/>
+              <w:bottom w:val="single" w:sz="2" w:space="0" w:color="CCCCCC"/>
+              <w:end w:val="single" w:sz="2" w:space="0" w:color="CCCCCC"/>
+            </w:tcBorders>
+            <w:shd w:fill="EFF6FF" w:val="clear"/>
+          </w:tcPr>
+          <w:p>
+            <w:pPr>
+              <w:pStyle w:val="Normal"/>
+              <w:bidi w:val="0"/>
+              <w:jc w:val="start"/>
+              <w:rPr>
+                <w:rFonts w:ascii="Arial" w:hAnsi="Arial" w:eastAsia="Arial" w:cs="Arial"/>
+                <w:sz w:val="20"/>
+                <w:szCs w:val="20"/>
+              </w:rPr>
+            </w:pPr>
+            <w:r>
+              <w:rPr>
+                <w:rFonts w:eastAsia="Arial" w:cs="Arial"/>
+                <w:sz w:val="20"/>
+                <w:szCs w:val="20"/>
+              </w:rPr>
+              <w:t xml:space="preserve">AppCompatActivity, backwards-compatible UI components</w:t>
+            </w:r>
+          </w:p>
+        </w:tc>
+      </w:tr>
+      <w:tr>
+        <w:trPr/>
+        <w:tc>
+          <w:tcPr>
+            <w:tcW w:w="3120" w:type="dxa"/>
+            <w:tcBorders>
+              <w:top w:val="single" w:sz="2" w:space="0" w:color="CCCCCC"/>
+              <w:start w:val="single" w:sz="2" w:space="0" w:color="CCCCCC"/>
+              <w:bottom w:val="single" w:sz="2" w:space="0" w:color="CCCCCC"/>
+              <w:end w:val="single" w:sz="2" w:space="0" w:color="CCCCCC"/>
+            </w:tcBorders>
+            <w:shd w:fill="F8FAFC" w:val="clear"/>
+          </w:tcPr>
+          <w:p>
+            <w:pPr>
+              <w:pStyle w:val="Normal"/>
+              <w:bidi w:val="0"/>
+              <w:jc w:val="start"/>
+              <w:rPr>
+                <w:rFonts w:ascii="Arial" w:hAnsi="Arial" w:eastAsia="Arial" w:cs="Arial"/>
+                <w:sz w:val="20"/>
+                <w:szCs w:val="20"/>
+              </w:rPr>
+            </w:pPr>
+            <w:r>
+              <w:rPr>
+                <w:rFonts w:eastAsia="Arial" w:cs="Arial"/>
+                <w:sz w:val="20"/>
+                <w:szCs w:val="20"/>
+              </w:rPr>
+              <w:t xml:space="preserve">com.google.android.material:material</w:t>
+            </w:r>
+          </w:p>
+        </w:tc>
+        <w:tc>
+          <w:tcPr>
+            <w:tcW w:w="1560" w:type="dxa"/>
+            <w:tcBorders>
+              <w:top w:val="single" w:sz="2" w:space="0" w:color="CCCCCC"/>
+              <w:start w:val="single" w:sz="2" w:space="0" w:color="CCCCCC"/>
+              <w:bottom w:val="single" w:sz="2" w:space="0" w:color="CCCCCC"/>
+              <w:end w:val="single" w:sz="2" w:space="0" w:color="CCCCCC"/>
+            </w:tcBorders>
+            <w:shd w:fill="F8FAFC" w:val="clear"/>
+          </w:tcPr>
+          <w:p>
+            <w:pPr>
+              <w:pStyle w:val="Normal"/>
+              <w:bidi w:val="0"/>
+              <w:jc w:val="start"/>
+              <w:rPr>
+                <w:rFonts w:ascii="Arial" w:hAnsi="Arial" w:eastAsia="Arial" w:cs="Arial"/>
+                <w:sz w:val="20"/>
+                <w:szCs w:val="20"/>
+              </w:rPr>
+            </w:pPr>
+            <w:r>
+              <w:rPr>
+                <w:rFonts w:eastAsia="Arial" w:cs="Arial"/>
+                <w:sz w:val="20"/>
+                <w:szCs w:val="20"/>
+              </w:rPr>
+              <w:t xml:space="preserve">1.11.0</w:t>
+            </w:r>
+          </w:p>
+        </w:tc>
+        <w:tc>
+          <w:tcPr>
+            <w:tcW w:w="4680" w:type="dxa"/>
+            <w:tcBorders>
+              <w:top w:val="single" w:sz="2" w:space="0" w:color="CCCCCC"/>
+              <w:start w:val="single" w:sz="2" w:space="0" w:color="CCCCCC"/>
+              <w:bottom w:val="single" w:sz="2" w:space="0" w:color="CCCCCC"/>
+              <w:end w:val="single" w:sz="2" w:space="0" w:color="CCCCCC"/>
+            </w:tcBorders>
+            <w:shd w:fill="F8FAFC" w:val="clear"/>
+          </w:tcPr>
+          <w:p>
+            <w:pPr>
+              <w:pStyle w:val="Normal"/>
+              <w:bidi w:val="0"/>
+              <w:jc w:val="start"/>
+              <w:rPr>
+                <w:rFonts w:ascii="Arial" w:hAnsi="Arial" w:eastAsia="Arial" w:cs="Arial"/>
+                <w:sz w:val="20"/>
+                <w:szCs w:val="20"/>
+              </w:rPr>
+            </w:pPr>
+            <w:r>
+              <w:rPr>
+                <w:rFonts w:eastAsia="Arial" w:cs="Arial"/>
+                <w:sz w:val="20"/>
+                <w:szCs w:val="20"/>
+              </w:rPr>
+              <w:t xml:space="preserve">Material Design components and theming</w:t>
+            </w:r>
+          </w:p>
+        </w:tc>
+      </w:tr>
+      <w:tr>
+        <w:trPr/>
+        <w:tc>
+          <w:tcPr>
+            <w:tcW w:w="3120" w:type="dxa"/>
+            <w:tcBorders>
+              <w:top w:val="single" w:sz="2" w:space="0" w:color="CCCCCC"/>
+              <w:start w:val="single" w:sz="2" w:space="0" w:color="CCCCCC"/>
+              <w:bottom w:val="single" w:sz="2" w:space="0" w:color="CCCCCC"/>
+              <w:end w:val="single" w:sz="2" w:space="0" w:color="CCCCCC"/>
+            </w:tcBorders>
+            <w:shd w:fill="EFF6FF" w:val="clear"/>
+          </w:tcPr>
+          <w:p>
+            <w:pPr>
+              <w:pStyle w:val="Normal"/>
+              <w:bidi w:val="0"/>
+              <w:jc w:val="start"/>
+              <w:rPr>
+                <w:rFonts w:ascii="Arial" w:hAnsi="Arial" w:eastAsia="Arial" w:cs="Arial"/>
+                <w:sz w:val="20"/>
+                <w:szCs w:val="20"/>
+              </w:rPr>
+            </w:pPr>
+            <w:r>
+              <w:rPr>
+                <w:rFonts w:eastAsia="Arial" w:cs="Arial"/>
+                <w:sz w:val="20"/>
+                <w:szCs w:val="20"/>
+              </w:rPr>
+              <w:t xml:space="preserve">androidx.swiperefreshlayout:swiperefreshlayout</w:t>
+            </w:r>
+          </w:p>
+        </w:tc>
+        <w:tc>
+          <w:tcPr>
+            <w:tcW w:w="1560" w:type="dxa"/>
+            <w:tcBorders>
+              <w:top w:val="single" w:sz="2" w:space="0" w:color="CCCCCC"/>
+              <w:start w:val="single" w:sz="2" w:space="0" w:color="CCCCCC"/>
+              <w:bottom w:val="single" w:sz="2" w:space="0" w:color="CCCCCC"/>
+              <w:end w:val="single" w:sz="2" w:space="0" w:color="CCCCCC"/>
+            </w:tcBorders>
+            <w:shd w:fill="EFF6FF" w:val="clear"/>
+          </w:tcPr>
+          <w:p>
+            <w:pPr>
+              <w:pStyle w:val="Normal"/>
+              <w:bidi w:val="0"/>
+              <w:jc w:val="start"/>
+              <w:rPr>
+                <w:rFonts w:ascii="Arial" w:hAnsi="Arial" w:eastAsia="Arial" w:cs="Arial"/>
+                <w:sz w:val="20"/>
+                <w:szCs w:val="20"/>
+              </w:rPr>
+            </w:pPr>
+            <w:r>
+              <w:rPr>
+                <w:rFonts w:eastAsia="Arial" w:cs="Arial"/>
+                <w:sz w:val="20"/>
+                <w:szCs w:val="20"/>
+              </w:rPr>
+              <w:t xml:space="preserve">1.1.0</w:t>
+            </w:r>
+          </w:p>
+        </w:tc>
+        <w:tc>
+          <w:tcPr>
+            <w:tcW w:w="4680" w:type="dxa"/>
+            <w:tcBorders>
+              <w:top w:val="single" w:sz="2" w:space="0" w:color="CCCCCC"/>
+              <w:start w:val="single" w:sz="2" w:space="0" w:color="CCCCCC"/>
+              <w:bottom w:val="single" w:sz="2" w:space="0" w:color="CCCCCC"/>
+              <w:end w:val="single" w:sz="2" w:space="0" w:color="CCCCCC"/>
+            </w:tcBorders>
+            <w:shd w:fill="EFF6FF" w:val="clear"/>
+          </w:tcPr>
+          <w:p>
+            <w:pPr>
+              <w:pStyle w:val="Normal"/>
+              <w:bidi w:val="0"/>
+              <w:jc w:val="start"/>
+              <w:rPr>
+                <w:rFonts w:ascii="Arial" w:hAnsi="Arial" w:eastAsia="Arial" w:cs="Arial"/>
+                <w:sz w:val="20"/>
+                <w:szCs w:val="20"/>
+              </w:rPr>
+            </w:pPr>
+            <w:r>
+              <w:rPr>
+                <w:rFonts w:eastAsia="Arial" w:cs="Arial"/>
+                <w:sz w:val="20"/>
+                <w:szCs w:val="20"/>
+              </w:rPr>
+              <w:t xml:space="preserve">Pull-to-refresh wrapper around WebView</w:t>
+            </w:r>
+          </w:p>
+        </w:tc>
+      </w:tr>
+      <w:tr>
+        <w:trPr/>
+        <w:tc>
+          <w:tcPr>
+            <w:tcW w:w="3120" w:type="dxa"/>
+            <w:tcBorders>
+              <w:top w:val="single" w:sz="2" w:space="0" w:color="CCCCCC"/>
+              <w:start w:val="single" w:sz="2" w:space="0" w:color="CCCCCC"/>
+              <w:bottom w:val="single" w:sz="2" w:space="0" w:color="CCCCCC"/>
+              <w:end w:val="single" w:sz="2" w:space="0" w:color="CCCCCC"/>
+            </w:tcBorders>
+            <w:shd w:fill="F8FAFC" w:val="clear"/>
+          </w:tcPr>
+          <w:p>
+            <w:pPr>
+              <w:pStyle w:val="Normal"/>
+              <w:bidi w:val="0"/>
+              <w:jc w:val="start"/>
+              <w:rPr>
+                <w:rFonts w:ascii="Arial" w:hAnsi="Arial" w:eastAsia="Arial" w:cs="Arial"/>
+                <w:sz w:val="20"/>
+                <w:szCs w:val="20"/>
+              </w:rPr>
+            </w:pPr>
+            <w:r>
+              <w:rPr>
+                <w:rFonts w:eastAsia="Arial" w:cs="Arial"/>
+                <w:sz w:val="20"/>
+                <w:szCs w:val="20"/>
+              </w:rPr>
+              <w:t xml:space="preserve">androidx.webkit:webkit</w:t>
+            </w:r>
+          </w:p>
+        </w:tc>
+        <w:tc>
+          <w:tcPr>
+            <w:tcW w:w="1560" w:type="dxa"/>
+            <w:tcBorders>
+              <w:top w:val="single" w:sz="2" w:space="0" w:color="CCCCCC"/>
+              <w:start w:val="single" w:sz="2" w:space="0" w:color="CCCCCC"/>
+              <w:bottom w:val="single" w:sz="2" w:space="0" w:color="CCCCCC"/>
+              <w:end w:val="single" w:sz="2" w:space="0" w:color="CCCCCC"/>
+            </w:tcBorders>
+            <w:shd w:fill="F8FAFC" w:val="clear"/>
+          </w:tcPr>
+          <w:p>
+            <w:pPr>
+              <w:pStyle w:val="Normal"/>
+              <w:bidi w:val="0"/>
+              <w:jc w:val="start"/>
+              <w:rPr>
+                <w:rFonts w:ascii="Arial" w:hAnsi="Arial" w:eastAsia="Arial" w:cs="Arial"/>
+                <w:sz w:val="20"/>
+                <w:szCs w:val="20"/>
+              </w:rPr>
+            </w:pPr>
+            <w:r>
+              <w:rPr>
+                <w:rFonts w:eastAsia="Arial" w:cs="Arial"/>
+                <w:sz w:val="20"/>
+                <w:szCs w:val="20"/>
+              </w:rPr>
+              <w:t xml:space="preserve">1.10.0</w:t>
+            </w:r>
+          </w:p>
+        </w:tc>
+        <w:tc>
+          <w:tcPr>
+            <w:tcW w:w="4680" w:type="dxa"/>
+            <w:tcBorders>
+              <w:top w:val="single" w:sz="2" w:space="0" w:color="CCCCCC"/>
+              <w:start w:val="single" w:sz="2" w:space="0" w:color="CCCCCC"/>
+              <w:bottom w:val="single" w:sz="2" w:space="0" w:color="CCCCCC"/>
+              <w:end w:val="single" w:sz="2" w:space="0" w:color="CCCCCC"/>
+            </w:tcBorders>
+            <w:shd w:fill="F8FAFC" w:val="clear"/>
+          </w:tcPr>
+          <w:p>
+            <w:pPr>
+              <w:pStyle w:val="Normal"/>
+              <w:bidi w:val="0"/>
+              <w:jc w:val="start"/>
+              <w:rPr>
+                <w:rFonts w:ascii="Arial" w:hAnsi="Arial" w:eastAsia="Arial" w:cs="Arial"/>
+                <w:sz w:val="20"/>
+                <w:szCs w:val="20"/>
+              </w:rPr>
+            </w:pPr>
+            <w:r>
+              <w:rPr>
+                <w:rFonts w:eastAsia="Arial" w:cs="Arial"/>
+                <w:sz w:val="20"/>
+                <w:szCs w:val="20"/>
+              </w:rPr>
+              <w:t xml:space="preserve">WebKit extensions (WebViewAssetLoader etc.)</w:t>
+            </w:r>
+          </w:p>
+        </w:tc>
+      </w:tr>
+    </w:tbl>
+    <w:p>
+      <w:pPr>
+        <w:pStyle w:val="Normal"/>
+        <w:bidi w:val="0"/>
+        <w:spacing w:before="0" w:after="0"/>
+        <w:rPr/>
+      </w:pPr>
+      <w:r>
+        <w:rPr/>
+      </w:r>
+    </w:p>
+    <w:p>
+      <w:pPr>
+        <w:pStyle w:val="Heading2"/>
+        <w:bidi w:val="0"/>
+        <w:spacing w:before="280" w:after="120"/>
+        <w:jc w:val="start"/>
+        <w:rPr>
+          <w:rFonts w:ascii="Arial" w:hAnsi="Arial" w:eastAsia="Arial" w:cs="Arial"/>
+          <w:b/>
+          <w:bCs/>
+          <w:color w:val="1E3A6E"/>
+          <w:sz w:val="26"/>
+          <w:szCs w:val="26"/>
+        </w:rPr>
+      </w:pPr>
+      <w:r>
+        <w:rPr>
+          <w:rFonts w:ascii="Arial" w:hAnsi="Arial" w:eastAsia="Arial" w:cs="Arial"/>
+          <w:b/>
+          <w:bCs/>
+          <w:color w:val="1E3A6E"/>
+          <w:sz w:val="26"/>
+          <w:szCs w:val="26"/>
+        </w:rPr>
+        <w:t>11.9 Known Issues &amp; Limitations</w:t>
+      </w:r>
+    </w:p>
+    <w:p>
+      <w:pPr>
+        <w:pStyle w:val="ListParagraph"/>
+        <w:numPr>
+          <w:ilvl w:val="0"/>
+          <w:numId w:val="4"/>
+        </w:numPr>
+        <w:bidi w:val="0"/>
+        <w:spacing w:before="40" w:after="40"/>
+        <w:jc w:val="start"/>
+        <w:rPr>
+          <w:rFonts w:ascii="Arial" w:hAnsi="Arial" w:eastAsia="Arial" w:cs="Arial"/>
+          <w:sz w:val="22"/>
+          <w:szCs w:val="22"/>
+        </w:rPr>
+      </w:pPr>
+      <w:r>
+        <w:rPr>
+          <w:rFonts w:eastAsia="Arial" w:cs="Arial"/>
+          <w:sz w:val="22"/>
+          <w:szCs w:val="22"/>
+        </w:rPr>
+        <w:t xml:space="preserve">Web Speech API polyfill requires Google app or another speech recognition service installed on the device. SpeechRecognizer.isRecognitionAvailable() is checked before starting; an error toast is shown if unavailable.</w:t>
+      </w:r>
+    </w:p>
+    <w:p>
+      <w:pPr>
+        <w:pStyle w:val="ListParagraph"/>
+        <w:numPr>
+          <w:ilvl w:val="0"/>
+          <w:numId w:val="4"/>
+        </w:numPr>
+        <w:bidi w:val="0"/>
+        <w:spacing w:before="40" w:after="40"/>
+        <w:jc w:val="start"/>
+        <w:rPr>
+          <w:rFonts w:ascii="Arial" w:hAnsi="Arial" w:eastAsia="Arial" w:cs="Arial"/>
+          <w:sz w:val="22"/>
+          <w:szCs w:val="22"/>
+        </w:rPr>
+      </w:pPr>
+      <w:r>
+        <w:rPr>
+          <w:rFonts w:eastAsia="Arial" w:cs="Arial"/>
+          <w:sz w:val="22"/>
+          <w:szCs w:val="22"/>
+        </w:rPr>
+        <w:t xml:space="preserve">navigator.mediaDevices.getUserMedia is mocked to always succeed for audio. As a result, the waveform visualiser in the web app (which uses a real MediaStream) will not animate on Android — this is cosmetic only.</w:t>
+      </w:r>
+    </w:p>
+    <w:p>
+      <w:pPr>
+        <w:pStyle w:val="ListParagraph"/>
+        <w:numPr>
+          <w:ilvl w:val="0"/>
+          <w:numId w:val="4"/>
+        </w:numPr>
+        <w:bidi w:val="0"/>
+        <w:spacing w:before="40" w:after="40"/>
+        <w:jc w:val="start"/>
+        <w:rPr>
+          <w:rFonts w:ascii="Arial" w:hAnsi="Arial" w:eastAsia="Arial" w:cs="Arial"/>
+          <w:sz w:val="22"/>
+          <w:szCs w:val="22"/>
+        </w:rPr>
+      </w:pPr>
+      <w:r>
+        <w:rPr>
+          <w:rFonts w:eastAsia="Arial" w:cs="Arial"/>
+          <w:sz w:val="22"/>
+          <w:szCs w:val="22"/>
+        </w:rPr>
+        <w:t xml:space="preserve">shouldInterceptRequest fetches the page synchronously on a background thread. On very slow connections this adds a brief delay before the page renders. The 15-second connect timeout will fall back to the unmodified page if Railway is unreachable.</w:t>
+      </w:r>
+    </w:p>
+    <w:p>
+      <w:pPr>
+        <w:pStyle w:val="ListParagraph"/>
+        <w:numPr>
+          <w:ilvl w:val="0"/>
+          <w:numId w:val="4"/>
+        </w:numPr>
+        <w:bidi w:val="0"/>
+        <w:spacing w:before="40" w:after="40"/>
+        <w:jc w:val="start"/>
+        <w:rPr>
+          <w:rFonts w:ascii="Arial" w:hAnsi="Arial" w:eastAsia="Arial" w:cs="Arial"/>
+          <w:sz w:val="22"/>
+          <w:szCs w:val="22"/>
+        </w:rPr>
+      </w:pPr>
+      <w:r>
+        <w:rPr>
+          <w:rFonts w:eastAsia="Arial" w:cs="Arial"/>
+          <w:sz w:val="22"/>
+          <w:szCs w:val="22"/>
+        </w:rPr>
+        <w:t xml:space="preserve">The app does not cache the web application for offline use. An offline screen with a Retry button is shown when there is no network connection.</w:t>
+      </w:r>
+    </w:p>
+    <w:p>
+      <w:pPr>
+        <w:pStyle w:val="ListParagraph"/>
+        <w:numPr>
+          <w:ilvl w:val="0"/>
+          <w:numId w:val="4"/>
+        </w:numPr>
+        <w:bidi w:val="0"/>
+        <w:spacing w:before="40" w:after="40"/>
+        <w:jc w:val="start"/>
+        <w:rPr>
+          <w:rFonts w:ascii="Arial" w:hAnsi="Arial" w:eastAsia="Arial" w:cs="Arial"/>
+          <w:sz w:val="22"/>
+          <w:szCs w:val="22"/>
+        </w:rPr>
+      </w:pPr>
+      <w:r>
+        <w:rPr>
+          <w:rFonts w:eastAsia="Arial" w:cs="Arial"/>
+          <w:sz w:val="22"/>
+          <w:szCs w:val="22"/>
+        </w:rPr>
+        <w:t xml:space="preserve">Screen orientation is locked to portrait. Landscape mode may clip the editor toolbar on narrow devices.</w:t>
+      </w:r>
+    </w:p>
+    <w:p>
+      <w:pPr>
+        <w:pStyle w:val="ListParagraph"/>
+        <w:numPr>
+          <w:ilvl w:val="0"/>
+          <w:numId w:val="4"/>
+        </w:numPr>
+        <w:bidi w:val="0"/>
+        <w:spacing w:before="40" w:after="40"/>
+        <w:jc w:val="start"/>
+        <w:rPr>
+          <w:rFonts w:ascii="Arial" w:hAnsi="Arial" w:eastAsia="Arial" w:cs="Arial"/>
+          <w:sz w:val="22"/>
+          <w:szCs w:val="22"/>
+        </w:rPr>
+      </w:pPr>
+      <w:r>
+        <w:rPr>
+          <w:rFonts w:eastAsia="Arial" w:cs="Arial"/>
+          <w:sz w:val="22"/>
+          <w:szCs w:val="22"/>
+        </w:rPr>
+        <w:t xml:space="preserve">Code execution output relies on the server-side compile proxy endpoints. Judge0, Paiza.io, and JDoodle availability and rate limits are inherited from the web application.</w:t>
       </w:r>
     </w:p>
     <w:p>
